--- a/Документация/project.docx
+++ b/Документация/project.docx
@@ -1,6 +1,6 @@
 
 <file path=word/document.xml><?xml version="1.0" encoding="utf-8"?>
-<w:document xmlns:wpc="http://schemas.microsoft.com/office/word/2010/wordprocessingCanvas" xmlns:cx="http://schemas.microsoft.com/office/drawing/2014/chartex" xmlns:cx1="http://schemas.microsoft.com/office/drawing/2015/9/8/chartex" xmlns:mc="http://schemas.openxmlformats.org/markup-compatibility/2006" xmlns:o="urn:schemas-microsoft-com:office:office" xmlns:r="http://schemas.openxmlformats.org/officeDocument/2006/relationships" xmlns:m="http://schemas.openxmlformats.org/officeDocument/2006/math" xmlns:v="urn:schemas-microsoft-com:vml" xmlns:wp14="http://schemas.microsoft.com/office/word/2010/wordprocessingDrawing" xmlns:wp="http://schemas.openxmlformats.org/drawingml/2006/wordprocessingDrawing" xmlns:w10="urn:schemas-microsoft-com:office:word" xmlns:w="http://schemas.openxmlformats.org/wordprocessingml/2006/main" xmlns:w14="http://schemas.microsoft.com/office/word/2010/wordml" xmlns:w15="http://schemas.microsoft.com/office/word/2012/wordml" xmlns:w16se="http://schemas.microsoft.com/office/word/2015/wordml/symex" xmlns:wpg="http://schemas.microsoft.com/office/word/2010/wordprocessingGroup" xmlns:wpi="http://schemas.microsoft.com/office/word/2010/wordprocessingInk" xmlns:wne="http://schemas.microsoft.com/office/word/2006/wordml" xmlns:wps="http://schemas.microsoft.com/office/word/2010/wordprocessingShape" mc:Ignorable="w14 w15 w16se wp14">
+<w:document xmlns:wpc="http://schemas.microsoft.com/office/word/2010/wordprocessingCanvas" xmlns:cx="http://schemas.microsoft.com/office/drawing/2014/chartex" xmlns:cx1="http://schemas.microsoft.com/office/drawing/2015/9/8/chartex" xmlns:cx2="http://schemas.microsoft.com/office/drawing/2015/10/21/chartex" xmlns:cx3="http://schemas.microsoft.com/office/drawing/2016/5/9/chartex" xmlns:cx4="http://schemas.microsoft.com/office/drawing/2016/5/10/chartex" xmlns:cx5="http://schemas.microsoft.com/office/drawing/2016/5/11/chartex" xmlns:cx6="http://schemas.microsoft.com/office/drawing/2016/5/12/chartex" xmlns:cx7="http://schemas.microsoft.com/office/drawing/2016/5/13/chartex" xmlns:cx8="http://schemas.microsoft.com/office/drawing/2016/5/14/chartex" xmlns:mc="http://schemas.openxmlformats.org/markup-compatibility/2006" xmlns:aink="http://schemas.microsoft.com/office/drawing/2016/ink" xmlns:am3d="http://schemas.microsoft.com/office/drawing/2017/model3d" xmlns:o="urn:schemas-microsoft-com:office:office" xmlns:oel="http://schemas.microsoft.com/office/2019/extlst" xmlns:r="http://schemas.openxmlformats.org/officeDocument/2006/relationships" xmlns:m="http://schemas.openxmlformats.org/officeDocument/2006/math" xmlns:v="urn:schemas-microsoft-com:vml" xmlns:wp14="http://schemas.microsoft.com/office/word/2010/wordprocessingDrawing" xmlns:wp="http://schemas.openxmlformats.org/drawingml/2006/wordprocessingDrawing" xmlns:w10="urn:schemas-microsoft-com:office:word" xmlns:w="http://schemas.openxmlformats.org/wordprocessingml/2006/main" xmlns:w14="http://schemas.microsoft.com/office/word/2010/wordml" xmlns:w15="http://schemas.microsoft.com/office/word/2012/wordml" xmlns:w16cex="http://schemas.microsoft.com/office/word/2018/wordml/cex" xmlns:w16cid="http://schemas.microsoft.com/office/word/2016/wordml/cid" xmlns:w16="http://schemas.microsoft.com/office/word/2018/wordml" xmlns:w16du="http://schemas.microsoft.com/office/word/2023/wordml/word16du" xmlns:w16sdtdh="http://schemas.microsoft.com/office/word/2020/wordml/sdtdatahash" xmlns:w16sdtfl="http://schemas.microsoft.com/office/word/2024/wordml/sdtformatlock" xmlns:w16se="http://schemas.microsoft.com/office/word/2015/wordml/symex" xmlns:wpg="http://schemas.microsoft.com/office/word/2010/wordprocessingGroup" xmlns:wpi="http://schemas.microsoft.com/office/word/2010/wordprocessingInk" xmlns:wne="http://schemas.microsoft.com/office/word/2006/wordml" xmlns:wps="http://schemas.microsoft.com/office/word/2010/wordprocessingShape" mc:Ignorable="w14 w15 w16se w16cid w16 w16cex w16sdtdh w16sdtfl w16du wp14">
   <w:body>
     <w:p>
       <w:pPr>
@@ -3362,81 +3362,22 @@
     </w:p>
     <w:p>
       <w:r>
-        <w:t xml:space="preserve">При запуске игры происходит отрисовка главного меню. Далее игрок может попасть в настройки, нажав </w:t>
-      </w:r>
-      <w:r>
-        <w:t>соответствующую кнопку на главном меню</w:t>
-      </w:r>
-      <w:r>
-        <w:t xml:space="preserve">, начать </w:t>
-      </w:r>
-      <w:r>
-        <w:t xml:space="preserve">одиночную </w:t>
-      </w:r>
-      <w:r>
-        <w:t xml:space="preserve">игру, </w:t>
-      </w:r>
-      <w:r>
-        <w:t>нажав нужную кнопку на экране, или начать онлайн игру, выбрав это в главном меню. В одиночном режиме</w:t>
-      </w:r>
-      <w:r>
-        <w:t xml:space="preserve"> игрок пере</w:t>
-      </w:r>
-      <w:r>
-        <w:t>ходит</w:t>
-      </w:r>
-      <w:r>
-        <w:t xml:space="preserve"> на следующую картинку</w:t>
-      </w:r>
-      <w:r>
-        <w:t xml:space="preserve"> каждые 8 секунд</w:t>
-      </w:r>
-      <w:r>
-        <w:t xml:space="preserve">, нажав </w:t>
-      </w:r>
-      <w:r>
-        <w:rPr>
-          <w:lang w:val="en-US"/>
-        </w:rPr>
-        <w:t>esc</w:t>
-      </w:r>
-      <w:r>
-        <w:t xml:space="preserve"> можно поставить игру на паузу</w:t>
-      </w:r>
-      <w:r>
-        <w:t>, где можно либо открыть настройки, либо продолжить игру</w:t>
-      </w:r>
-      <w:r>
-        <w:t>.</w:t>
-      </w:r>
-      <w:r>
-        <w:t xml:space="preserve"> В </w:t>
-      </w:r>
-      <w:r>
-        <w:t>режиме онлайн игрок появляется на карте, может перемещаться по ней, уничтожать врагов, а также других игроков.</w:t>
-      </w:r>
-      <w:r>
-        <w:t xml:space="preserve"> </w:t>
-      </w:r>
-      <w:r>
-        <w:t>В настройках игрок может поменять язык, тему, а также включить фоновую музыку.</w:t>
-      </w:r>
-    </w:p>
-    <w:p>
-      <w:pPr>
-        <w:pStyle w:val="aa"/>
-        <w:spacing w:line="360" w:lineRule="auto"/>
-        <w:jc w:val="center"/>
-      </w:pPr>
-      <w:r>
         <w:rPr>
           <w:noProof/>
         </w:rPr>
         <w:drawing>
-          <wp:inline distT="0" distB="0" distL="0" distR="0" wp14:anchorId="6F7DACCC" wp14:editId="135B1DD2">
-            <wp:extent cx="5934075" cy="3781425"/>
-            <wp:effectExtent l="0" t="0" r="9525" b="9525"/>
-            <wp:docPr id="1321476144" name="Рисунок 2"/>
+          <wp:anchor distT="0" distB="0" distL="114300" distR="114300" simplePos="0" relativeHeight="251718656" behindDoc="0" locked="0" layoutInCell="1" allowOverlap="1" wp14:anchorId="69BB9363" wp14:editId="7FB2B5D1">
+            <wp:simplePos x="0" y="0"/>
+            <wp:positionH relativeFrom="margin">
+              <wp:align>right</wp:align>
+            </wp:positionH>
+            <wp:positionV relativeFrom="paragraph">
+              <wp:posOffset>2900680</wp:posOffset>
+            </wp:positionV>
+            <wp:extent cx="5934075" cy="3886200"/>
+            <wp:effectExtent l="0" t="0" r="9525" b="0"/>
+            <wp:wrapTopAndBottom/>
+            <wp:docPr id="1799261954" name="Рисунок 3"/>
             <wp:cNvGraphicFramePr>
               <a:graphicFrameLocks xmlns:a="http://schemas.openxmlformats.org/drawingml/2006/main" noChangeAspect="1"/>
             </wp:cNvGraphicFramePr>
@@ -3444,7 +3385,7 @@
               <a:graphicData uri="http://schemas.openxmlformats.org/drawingml/2006/picture">
                 <pic:pic xmlns:pic="http://schemas.openxmlformats.org/drawingml/2006/picture">
                   <pic:nvPicPr>
-                    <pic:cNvPr id="0" name="Picture 2"/>
+                    <pic:cNvPr id="0" name="Picture 4"/>
                     <pic:cNvPicPr>
                       <a:picLocks noChangeAspect="1" noChangeArrowheads="1"/>
                     </pic:cNvPicPr>
@@ -3465,7 +3406,7 @@
                   <pic:spPr bwMode="auto">
                     <a:xfrm>
                       <a:off x="0" y="0"/>
-                      <a:ext cx="5934075" cy="3781425"/>
+                      <a:ext cx="5934075" cy="3886200"/>
                     </a:xfrm>
                     <a:prstGeom prst="rect">
                       <a:avLst/>
@@ -3478,13 +3419,80 @@
                 </pic:pic>
               </a:graphicData>
             </a:graphic>
-          </wp:inline>
+            <wp14:sizeRelH relativeFrom="page">
+              <wp14:pctWidth>0</wp14:pctWidth>
+            </wp14:sizeRelH>
+            <wp14:sizeRelV relativeFrom="page">
+              <wp14:pctHeight>0</wp14:pctHeight>
+            </wp14:sizeRelV>
+          </wp:anchor>
         </w:drawing>
       </w:r>
-    </w:p>
-    <w:p>
-      <w:pPr>
-        <w:ind w:firstLine="708"/>
+      <w:r>
+        <w:t xml:space="preserve">При запуске игры происходит отрисовка главного меню. Далее игрок может попасть в настройки, нажав </w:t>
+      </w:r>
+      <w:r>
+        <w:t>соответствующую кнопку на главном меню</w:t>
+      </w:r>
+      <w:r>
+        <w:t xml:space="preserve">, начать </w:t>
+      </w:r>
+      <w:r>
+        <w:t xml:space="preserve">одиночную </w:t>
+      </w:r>
+      <w:r>
+        <w:t xml:space="preserve">игру, </w:t>
+      </w:r>
+      <w:r>
+        <w:t>нажав нужную кнопку на экране, или начать онлайн игру, выбрав это в главном меню. В одиночном режиме</w:t>
+      </w:r>
+      <w:r>
+        <w:t xml:space="preserve"> игрок пере</w:t>
+      </w:r>
+      <w:r>
+        <w:t>ходит</w:t>
+      </w:r>
+      <w:r>
+        <w:t xml:space="preserve"> на следующую картинку</w:t>
+      </w:r>
+      <w:r>
+        <w:t xml:space="preserve"> каждые 8 секунд</w:t>
+      </w:r>
+      <w:r>
+        <w:t xml:space="preserve">, нажав </w:t>
+      </w:r>
+      <w:r>
+        <w:rPr>
+          <w:lang w:val="en-US"/>
+        </w:rPr>
+        <w:t>esc</w:t>
+      </w:r>
+      <w:r>
+        <w:t xml:space="preserve"> можно поставить игру на паузу</w:t>
+      </w:r>
+      <w:r>
+        <w:t>, где можно либо открыть настройки, либо продолжить игру</w:t>
+      </w:r>
+      <w:r>
+        <w:t>.</w:t>
+      </w:r>
+      <w:r>
+        <w:t xml:space="preserve"> В </w:t>
+      </w:r>
+      <w:r>
+        <w:t>режиме онлайн игрок появляется на карте, может перемещаться по ней, уничтожать врагов, а также других игроков.</w:t>
+      </w:r>
+      <w:r>
+        <w:t xml:space="preserve"> </w:t>
+      </w:r>
+      <w:r>
+        <w:t>В настройках игрок может поменять язык, тему, а также включить фоновую музыку.</w:t>
+      </w:r>
+    </w:p>
+    <w:p>
+      <w:pPr>
+        <w:pStyle w:val="aa"/>
+        <w:spacing w:line="360" w:lineRule="auto"/>
         <w:jc w:val="center"/>
       </w:pPr>
       <w:r>
@@ -3624,7 +3632,7 @@
       </w:pPr>
       <w:r>
         <w:pict w14:anchorId="577E81B7">
-          <v:shape id="_x0000_i1025" type="#_x0000_t75" style="width:342.35pt;height:118.2pt">
+          <v:shape id="_x0000_i1025" type="#_x0000_t75" style="width:342.75pt;height:118.5pt">
             <v:imagedata r:id="rId16" o:title="Снимок экрана (29)"/>
           </v:shape>
         </w:pict>
@@ -3776,10 +3784,7 @@
         <w:t>Сюжет (</w:t>
       </w:r>
       <w:r>
-        <w:t>Первое изображение сюжета</w:t>
-      </w:r>
-      <w:r>
-        <w:t xml:space="preserve">): часть кода, отображающая </w:t>
+        <w:t xml:space="preserve">Первое изображение сюжета): часть кода, отображающая </w:t>
       </w:r>
     </w:p>
     <w:p>
@@ -3814,10 +3819,7 @@
         <w:jc w:val="center"/>
       </w:pPr>
       <w:r>
-        <w:t>Рисунок 14 – Часть кода, отображающая п</w:t>
-      </w:r>
-      <w:r>
-        <w:t>ервое изображение сюжета</w:t>
+        <w:t>Рисунок 14 – Часть кода, отображающая первое изображение сюжета</w:t>
       </w:r>
     </w:p>
     <w:p>
@@ -3950,9 +3952,6 @@
       <w:pPr>
         <w:ind w:firstLine="0"/>
         <w:jc w:val="center"/>
-        <w:rPr>
-          <w:lang w:val="en-US"/>
-        </w:rPr>
       </w:pPr>
       <w:r>
         <w:rPr>
@@ -3968,8 +3967,6 @@
       <w:r>
         <w:t>Рисунок 18 – часть кода, отображающая меню выхода</w:t>
       </w:r>
-      <w:bookmarkStart w:id="21" w:name="_GoBack"/>
-      <w:bookmarkEnd w:id="21"/>
     </w:p>
     <w:p>
       <w:pPr>
@@ -3980,7 +3977,7 @@
       <w:r>
         <w:br w:type="page"/>
       </w:r>
-      <w:bookmarkStart w:id="22" w:name="_Toc190539358"/>
+      <w:bookmarkStart w:id="21" w:name="_Toc190539358"/>
       <w:r>
         <w:rPr>
           <w:b/>
@@ -3989,7 +3986,7 @@
         <w:lastRenderedPageBreak/>
         <w:t>Результаты работы и их проверка</w:t>
       </w:r>
-      <w:bookmarkEnd w:id="22"/>
+      <w:bookmarkEnd w:id="21"/>
     </w:p>
     <w:p>
       <w:r>
@@ -4160,9 +4157,9 @@
           <w:bCs/>
         </w:rPr>
       </w:pPr>
-      <w:bookmarkStart w:id="23" w:name="_Toc190068885"/>
-      <w:bookmarkStart w:id="24" w:name="_Toc190068980"/>
-      <w:bookmarkStart w:id="25" w:name="_Toc190539359"/>
+      <w:bookmarkStart w:id="22" w:name="_Toc190068885"/>
+      <w:bookmarkStart w:id="23" w:name="_Toc190068980"/>
+      <w:bookmarkStart w:id="24" w:name="_Toc190539359"/>
       <w:r>
         <w:rPr>
           <w:b/>
@@ -4171,9 +4168,9 @@
         <w:lastRenderedPageBreak/>
         <w:t>Команда проекта</w:t>
       </w:r>
+      <w:bookmarkEnd w:id="22"/>
       <w:bookmarkEnd w:id="23"/>
       <w:bookmarkEnd w:id="24"/>
-      <w:bookmarkEnd w:id="25"/>
     </w:p>
     <w:tbl>
       <w:tblPr>
@@ -4797,7 +4794,7 @@
           <w:bCs/>
         </w:rPr>
       </w:pPr>
-      <w:bookmarkStart w:id="26" w:name="_Toc190539360"/>
+      <w:bookmarkStart w:id="25" w:name="_Toc190539360"/>
       <w:r>
         <w:rPr>
           <w:b/>
@@ -4806,7 +4803,7 @@
         <w:lastRenderedPageBreak/>
         <w:t>Список используемой литературы</w:t>
       </w:r>
-      <w:bookmarkEnd w:id="26"/>
+      <w:bookmarkEnd w:id="25"/>
     </w:p>
     <w:p>
       <w:pPr>
@@ -5009,7 +5006,7 @@
 </file>
 
 <file path=word/endnotes.xml><?xml version="1.0" encoding="utf-8"?>
-<w:endnotes xmlns:wpc="http://schemas.microsoft.com/office/word/2010/wordprocessingCanvas" xmlns:cx="http://schemas.microsoft.com/office/drawing/2014/chartex" xmlns:cx1="http://schemas.microsoft.com/office/drawing/2015/9/8/chartex" xmlns:mc="http://schemas.openxmlformats.org/markup-compatibility/2006" xmlns:o="urn:schemas-microsoft-com:office:office" xmlns:r="http://schemas.openxmlformats.org/officeDocument/2006/relationships" xmlns:m="http://schemas.openxmlformats.org/officeDocument/2006/math" xmlns:v="urn:schemas-microsoft-com:vml" xmlns:wp14="http://schemas.microsoft.com/office/word/2010/wordprocessingDrawing" xmlns:wp="http://schemas.openxmlformats.org/drawingml/2006/wordprocessingDrawing" xmlns:w10="urn:schemas-microsoft-com:office:word" xmlns:w="http://schemas.openxmlformats.org/wordprocessingml/2006/main" xmlns:w14="http://schemas.microsoft.com/office/word/2010/wordml" xmlns:w15="http://schemas.microsoft.com/office/word/2012/wordml" xmlns:w16se="http://schemas.microsoft.com/office/word/2015/wordml/symex" xmlns:wpg="http://schemas.microsoft.com/office/word/2010/wordprocessingGroup" xmlns:wpi="http://schemas.microsoft.com/office/word/2010/wordprocessingInk" xmlns:wne="http://schemas.microsoft.com/office/word/2006/wordml" xmlns:wps="http://schemas.microsoft.com/office/word/2010/wordprocessingShape" mc:Ignorable="w14 w15 w16se wp14">
+<w:endnotes xmlns:wpc="http://schemas.microsoft.com/office/word/2010/wordprocessingCanvas" xmlns:cx="http://schemas.microsoft.com/office/drawing/2014/chartex" xmlns:cx1="http://schemas.microsoft.com/office/drawing/2015/9/8/chartex" xmlns:cx2="http://schemas.microsoft.com/office/drawing/2015/10/21/chartex" xmlns:cx3="http://schemas.microsoft.com/office/drawing/2016/5/9/chartex" xmlns:cx4="http://schemas.microsoft.com/office/drawing/2016/5/10/chartex" xmlns:cx5="http://schemas.microsoft.com/office/drawing/2016/5/11/chartex" xmlns:cx6="http://schemas.microsoft.com/office/drawing/2016/5/12/chartex" xmlns:cx7="http://schemas.microsoft.com/office/drawing/2016/5/13/chartex" xmlns:cx8="http://schemas.microsoft.com/office/drawing/2016/5/14/chartex" xmlns:mc="http://schemas.openxmlformats.org/markup-compatibility/2006" xmlns:aink="http://schemas.microsoft.com/office/drawing/2016/ink" xmlns:am3d="http://schemas.microsoft.com/office/drawing/2017/model3d" xmlns:o="urn:schemas-microsoft-com:office:office" xmlns:oel="http://schemas.microsoft.com/office/2019/extlst" xmlns:r="http://schemas.openxmlformats.org/officeDocument/2006/relationships" xmlns:m="http://schemas.openxmlformats.org/officeDocument/2006/math" xmlns:v="urn:schemas-microsoft-com:vml" xmlns:wp14="http://schemas.microsoft.com/office/word/2010/wordprocessingDrawing" xmlns:wp="http://schemas.openxmlformats.org/drawingml/2006/wordprocessingDrawing" xmlns:w10="urn:schemas-microsoft-com:office:word" xmlns:w="http://schemas.openxmlformats.org/wordprocessingml/2006/main" xmlns:w14="http://schemas.microsoft.com/office/word/2010/wordml" xmlns:w15="http://schemas.microsoft.com/office/word/2012/wordml" xmlns:w16cex="http://schemas.microsoft.com/office/word/2018/wordml/cex" xmlns:w16cid="http://schemas.microsoft.com/office/word/2016/wordml/cid" xmlns:w16="http://schemas.microsoft.com/office/word/2018/wordml" xmlns:w16du="http://schemas.microsoft.com/office/word/2023/wordml/word16du" xmlns:w16sdtdh="http://schemas.microsoft.com/office/word/2020/wordml/sdtdatahash" xmlns:w16sdtfl="http://schemas.microsoft.com/office/word/2024/wordml/sdtformatlock" xmlns:w16se="http://schemas.microsoft.com/office/word/2015/wordml/symex" xmlns:wpg="http://schemas.microsoft.com/office/word/2010/wordprocessingGroup" xmlns:wpi="http://schemas.microsoft.com/office/word/2010/wordprocessingInk" xmlns:wne="http://schemas.microsoft.com/office/word/2006/wordml" xmlns:wps="http://schemas.microsoft.com/office/word/2010/wordprocessingShape" mc:Ignorable="w14 w15 w16se w16cid w16 w16cex w16sdtdh w16sdtfl w16du wp14">
   <w:endnote w:type="separator" w:id="-1">
     <w:p>
       <w:pPr>
@@ -5034,7 +5031,7 @@
 </file>
 
 <file path=word/footer1.xml><?xml version="1.0" encoding="utf-8"?>
-<w:ftr xmlns:wpc="http://schemas.microsoft.com/office/word/2010/wordprocessingCanvas" xmlns:cx="http://schemas.microsoft.com/office/drawing/2014/chartex" xmlns:cx1="http://schemas.microsoft.com/office/drawing/2015/9/8/chartex" xmlns:mc="http://schemas.openxmlformats.org/markup-compatibility/2006" xmlns:o="urn:schemas-microsoft-com:office:office" xmlns:r="http://schemas.openxmlformats.org/officeDocument/2006/relationships" xmlns:m="http://schemas.openxmlformats.org/officeDocument/2006/math" xmlns:v="urn:schemas-microsoft-com:vml" xmlns:wp14="http://schemas.microsoft.com/office/word/2010/wordprocessingDrawing" xmlns:wp="http://schemas.openxmlformats.org/drawingml/2006/wordprocessingDrawing" xmlns:w10="urn:schemas-microsoft-com:office:word" xmlns:w="http://schemas.openxmlformats.org/wordprocessingml/2006/main" xmlns:w14="http://schemas.microsoft.com/office/word/2010/wordml" xmlns:w15="http://schemas.microsoft.com/office/word/2012/wordml" xmlns:w16se="http://schemas.microsoft.com/office/word/2015/wordml/symex" xmlns:wpg="http://schemas.microsoft.com/office/word/2010/wordprocessingGroup" xmlns:wpi="http://schemas.microsoft.com/office/word/2010/wordprocessingInk" xmlns:wne="http://schemas.microsoft.com/office/word/2006/wordml" xmlns:wps="http://schemas.microsoft.com/office/word/2010/wordprocessingShape" mc:Ignorable="w14 w15 w16se wp14">
+<w:ftr xmlns:wpc="http://schemas.microsoft.com/office/word/2010/wordprocessingCanvas" xmlns:cx="http://schemas.microsoft.com/office/drawing/2014/chartex" xmlns:cx1="http://schemas.microsoft.com/office/drawing/2015/9/8/chartex" xmlns:cx2="http://schemas.microsoft.com/office/drawing/2015/10/21/chartex" xmlns:cx3="http://schemas.microsoft.com/office/drawing/2016/5/9/chartex" xmlns:cx4="http://schemas.microsoft.com/office/drawing/2016/5/10/chartex" xmlns:cx5="http://schemas.microsoft.com/office/drawing/2016/5/11/chartex" xmlns:cx6="http://schemas.microsoft.com/office/drawing/2016/5/12/chartex" xmlns:cx7="http://schemas.microsoft.com/office/drawing/2016/5/13/chartex" xmlns:cx8="http://schemas.microsoft.com/office/drawing/2016/5/14/chartex" xmlns:mc="http://schemas.openxmlformats.org/markup-compatibility/2006" xmlns:aink="http://schemas.microsoft.com/office/drawing/2016/ink" xmlns:am3d="http://schemas.microsoft.com/office/drawing/2017/model3d" xmlns:o="urn:schemas-microsoft-com:office:office" xmlns:oel="http://schemas.microsoft.com/office/2019/extlst" xmlns:r="http://schemas.openxmlformats.org/officeDocument/2006/relationships" xmlns:m="http://schemas.openxmlformats.org/officeDocument/2006/math" xmlns:v="urn:schemas-microsoft-com:vml" xmlns:wp14="http://schemas.microsoft.com/office/word/2010/wordprocessingDrawing" xmlns:wp="http://schemas.openxmlformats.org/drawingml/2006/wordprocessingDrawing" xmlns:w10="urn:schemas-microsoft-com:office:word" xmlns:w="http://schemas.openxmlformats.org/wordprocessingml/2006/main" xmlns:w14="http://schemas.microsoft.com/office/word/2010/wordml" xmlns:w15="http://schemas.microsoft.com/office/word/2012/wordml" xmlns:w16cex="http://schemas.microsoft.com/office/word/2018/wordml/cex" xmlns:w16cid="http://schemas.microsoft.com/office/word/2016/wordml/cid" xmlns:w16="http://schemas.microsoft.com/office/word/2018/wordml" xmlns:w16du="http://schemas.microsoft.com/office/word/2023/wordml/word16du" xmlns:w16sdtdh="http://schemas.microsoft.com/office/word/2020/wordml/sdtdatahash" xmlns:w16sdtfl="http://schemas.microsoft.com/office/word/2024/wordml/sdtformatlock" xmlns:w16se="http://schemas.microsoft.com/office/word/2015/wordml/symex" xmlns:wpg="http://schemas.microsoft.com/office/word/2010/wordprocessingGroup" xmlns:wpi="http://schemas.microsoft.com/office/word/2010/wordprocessingInk" xmlns:wne="http://schemas.microsoft.com/office/word/2006/wordml" xmlns:wps="http://schemas.microsoft.com/office/word/2010/wordprocessingShape" mc:Ignorable="w14 w15 w16se w16cid w16 w16cex w16sdtdh w16sdtfl w16du wp14">
   <w:sdt>
     <w:sdtPr>
       <w:id w:val="-1896575198"/>
@@ -5043,7 +5040,6 @@
         <w:docPartUnique/>
       </w:docPartObj>
     </w:sdtPr>
-    <w:sdtEndPr/>
     <w:sdtContent>
       <w:p>
         <w:pPr>
@@ -5086,7 +5082,7 @@
 </file>
 
 <file path=word/footnotes.xml><?xml version="1.0" encoding="utf-8"?>
-<w:footnotes xmlns:wpc="http://schemas.microsoft.com/office/word/2010/wordprocessingCanvas" xmlns:cx="http://schemas.microsoft.com/office/drawing/2014/chartex" xmlns:cx1="http://schemas.microsoft.com/office/drawing/2015/9/8/chartex" xmlns:mc="http://schemas.openxmlformats.org/markup-compatibility/2006" xmlns:o="urn:schemas-microsoft-com:office:office" xmlns:r="http://schemas.openxmlformats.org/officeDocument/2006/relationships" xmlns:m="http://schemas.openxmlformats.org/officeDocument/2006/math" xmlns:v="urn:schemas-microsoft-com:vml" xmlns:wp14="http://schemas.microsoft.com/office/word/2010/wordprocessingDrawing" xmlns:wp="http://schemas.openxmlformats.org/drawingml/2006/wordprocessingDrawing" xmlns:w10="urn:schemas-microsoft-com:office:word" xmlns:w="http://schemas.openxmlformats.org/wordprocessingml/2006/main" xmlns:w14="http://schemas.microsoft.com/office/word/2010/wordml" xmlns:w15="http://schemas.microsoft.com/office/word/2012/wordml" xmlns:w16se="http://schemas.microsoft.com/office/word/2015/wordml/symex" xmlns:wpg="http://schemas.microsoft.com/office/word/2010/wordprocessingGroup" xmlns:wpi="http://schemas.microsoft.com/office/word/2010/wordprocessingInk" xmlns:wne="http://schemas.microsoft.com/office/word/2006/wordml" xmlns:wps="http://schemas.microsoft.com/office/word/2010/wordprocessingShape" mc:Ignorable="w14 w15 w16se wp14">
+<w:footnotes xmlns:wpc="http://schemas.microsoft.com/office/word/2010/wordprocessingCanvas" xmlns:cx="http://schemas.microsoft.com/office/drawing/2014/chartex" xmlns:cx1="http://schemas.microsoft.com/office/drawing/2015/9/8/chartex" xmlns:cx2="http://schemas.microsoft.com/office/drawing/2015/10/21/chartex" xmlns:cx3="http://schemas.microsoft.com/office/drawing/2016/5/9/chartex" xmlns:cx4="http://schemas.microsoft.com/office/drawing/2016/5/10/chartex" xmlns:cx5="http://schemas.microsoft.com/office/drawing/2016/5/11/chartex" xmlns:cx6="http://schemas.microsoft.com/office/drawing/2016/5/12/chartex" xmlns:cx7="http://schemas.microsoft.com/office/drawing/2016/5/13/chartex" xmlns:cx8="http://schemas.microsoft.com/office/drawing/2016/5/14/chartex" xmlns:mc="http://schemas.openxmlformats.org/markup-compatibility/2006" xmlns:aink="http://schemas.microsoft.com/office/drawing/2016/ink" xmlns:am3d="http://schemas.microsoft.com/office/drawing/2017/model3d" xmlns:o="urn:schemas-microsoft-com:office:office" xmlns:oel="http://schemas.microsoft.com/office/2019/extlst" xmlns:r="http://schemas.openxmlformats.org/officeDocument/2006/relationships" xmlns:m="http://schemas.openxmlformats.org/officeDocument/2006/math" xmlns:v="urn:schemas-microsoft-com:vml" xmlns:wp14="http://schemas.microsoft.com/office/word/2010/wordprocessingDrawing" xmlns:wp="http://schemas.openxmlformats.org/drawingml/2006/wordprocessingDrawing" xmlns:w10="urn:schemas-microsoft-com:office:word" xmlns:w="http://schemas.openxmlformats.org/wordprocessingml/2006/main" xmlns:w14="http://schemas.microsoft.com/office/word/2010/wordml" xmlns:w15="http://schemas.microsoft.com/office/word/2012/wordml" xmlns:w16cex="http://schemas.microsoft.com/office/word/2018/wordml/cex" xmlns:w16cid="http://schemas.microsoft.com/office/word/2016/wordml/cid" xmlns:w16="http://schemas.microsoft.com/office/word/2018/wordml" xmlns:w16du="http://schemas.microsoft.com/office/word/2023/wordml/word16du" xmlns:w16sdtdh="http://schemas.microsoft.com/office/word/2020/wordml/sdtdatahash" xmlns:w16sdtfl="http://schemas.microsoft.com/office/word/2024/wordml/sdtformatlock" xmlns:w16se="http://schemas.microsoft.com/office/word/2015/wordml/symex" xmlns:wpg="http://schemas.microsoft.com/office/word/2010/wordprocessingGroup" xmlns:wpi="http://schemas.microsoft.com/office/word/2010/wordprocessingInk" xmlns:wne="http://schemas.microsoft.com/office/word/2006/wordml" xmlns:wps="http://schemas.microsoft.com/office/word/2010/wordprocessingShape" mc:Ignorable="w14 w15 w16se w16cid w16 w16cex w16sdtdh w16sdtfl w16du wp14">
   <w:footnote w:type="separator" w:id="-1">
     <w:p>
       <w:pPr>
@@ -5111,7 +5107,7 @@
 </file>
 
 <file path=word/header1.xml><?xml version="1.0" encoding="utf-8"?>
-<w:hdr xmlns:wpc="http://schemas.microsoft.com/office/word/2010/wordprocessingCanvas" xmlns:cx="http://schemas.microsoft.com/office/drawing/2014/chartex" xmlns:cx1="http://schemas.microsoft.com/office/drawing/2015/9/8/chartex" xmlns:mc="http://schemas.openxmlformats.org/markup-compatibility/2006" xmlns:o="urn:schemas-microsoft-com:office:office" xmlns:r="http://schemas.openxmlformats.org/officeDocument/2006/relationships" xmlns:m="http://schemas.openxmlformats.org/officeDocument/2006/math" xmlns:v="urn:schemas-microsoft-com:vml" xmlns:wp14="http://schemas.microsoft.com/office/word/2010/wordprocessingDrawing" xmlns:wp="http://schemas.openxmlformats.org/drawingml/2006/wordprocessingDrawing" xmlns:w10="urn:schemas-microsoft-com:office:word" xmlns:w="http://schemas.openxmlformats.org/wordprocessingml/2006/main" xmlns:w14="http://schemas.microsoft.com/office/word/2010/wordml" xmlns:w15="http://schemas.microsoft.com/office/word/2012/wordml" xmlns:w16se="http://schemas.microsoft.com/office/word/2015/wordml/symex" xmlns:wpg="http://schemas.microsoft.com/office/word/2010/wordprocessingGroup" xmlns:wpi="http://schemas.microsoft.com/office/word/2010/wordprocessingInk" xmlns:wne="http://schemas.microsoft.com/office/word/2006/wordml" xmlns:wps="http://schemas.microsoft.com/office/word/2010/wordprocessingShape" mc:Ignorable="w14 w15 w16se wp14">
+<w:hdr xmlns:wpc="http://schemas.microsoft.com/office/word/2010/wordprocessingCanvas" xmlns:cx="http://schemas.microsoft.com/office/drawing/2014/chartex" xmlns:cx1="http://schemas.microsoft.com/office/drawing/2015/9/8/chartex" xmlns:cx2="http://schemas.microsoft.com/office/drawing/2015/10/21/chartex" xmlns:cx3="http://schemas.microsoft.com/office/drawing/2016/5/9/chartex" xmlns:cx4="http://schemas.microsoft.com/office/drawing/2016/5/10/chartex" xmlns:cx5="http://schemas.microsoft.com/office/drawing/2016/5/11/chartex" xmlns:cx6="http://schemas.microsoft.com/office/drawing/2016/5/12/chartex" xmlns:cx7="http://schemas.microsoft.com/office/drawing/2016/5/13/chartex" xmlns:cx8="http://schemas.microsoft.com/office/drawing/2016/5/14/chartex" xmlns:mc="http://schemas.openxmlformats.org/markup-compatibility/2006" xmlns:aink="http://schemas.microsoft.com/office/drawing/2016/ink" xmlns:am3d="http://schemas.microsoft.com/office/drawing/2017/model3d" xmlns:o="urn:schemas-microsoft-com:office:office" xmlns:oel="http://schemas.microsoft.com/office/2019/extlst" xmlns:r="http://schemas.openxmlformats.org/officeDocument/2006/relationships" xmlns:m="http://schemas.openxmlformats.org/officeDocument/2006/math" xmlns:v="urn:schemas-microsoft-com:vml" xmlns:wp14="http://schemas.microsoft.com/office/word/2010/wordprocessingDrawing" xmlns:wp="http://schemas.openxmlformats.org/drawingml/2006/wordprocessingDrawing" xmlns:w10="urn:schemas-microsoft-com:office:word" xmlns:w="http://schemas.openxmlformats.org/wordprocessingml/2006/main" xmlns:w14="http://schemas.microsoft.com/office/word/2010/wordml" xmlns:w15="http://schemas.microsoft.com/office/word/2012/wordml" xmlns:w16cex="http://schemas.microsoft.com/office/word/2018/wordml/cex" xmlns:w16cid="http://schemas.microsoft.com/office/word/2016/wordml/cid" xmlns:w16="http://schemas.microsoft.com/office/word/2018/wordml" xmlns:w16du="http://schemas.microsoft.com/office/word/2023/wordml/word16du" xmlns:w16sdtdh="http://schemas.microsoft.com/office/word/2020/wordml/sdtdatahash" xmlns:w16sdtfl="http://schemas.microsoft.com/office/word/2024/wordml/sdtformatlock" xmlns:w16se="http://schemas.microsoft.com/office/word/2015/wordml/symex" xmlns:wpg="http://schemas.microsoft.com/office/word/2010/wordprocessingGroup" xmlns:wpi="http://schemas.microsoft.com/office/word/2010/wordprocessingInk" xmlns:wne="http://schemas.microsoft.com/office/word/2006/wordml" xmlns:wps="http://schemas.microsoft.com/office/word/2010/wordprocessingShape" mc:Ignorable="w14 w15 w16se w16cid w16 w16cex w16sdtdh w16sdtfl w16du wp14">
   <w:p>
     <w:pPr>
       <w:pStyle w:val="a4"/>
@@ -5122,7 +5118,7 @@
 </file>
 
 <file path=word/numbering.xml><?xml version="1.0" encoding="utf-8"?>
-<w:numbering xmlns:wpc="http://schemas.microsoft.com/office/word/2010/wordprocessingCanvas" xmlns:cx="http://schemas.microsoft.com/office/drawing/2014/chartex" xmlns:cx1="http://schemas.microsoft.com/office/drawing/2015/9/8/chartex" xmlns:mc="http://schemas.openxmlformats.org/markup-compatibility/2006" xmlns:o="urn:schemas-microsoft-com:office:office" xmlns:r="http://schemas.openxmlformats.org/officeDocument/2006/relationships" xmlns:m="http://schemas.openxmlformats.org/officeDocument/2006/math" xmlns:v="urn:schemas-microsoft-com:vml" xmlns:wp14="http://schemas.microsoft.com/office/word/2010/wordprocessingDrawing" xmlns:wp="http://schemas.openxmlformats.org/drawingml/2006/wordprocessingDrawing" xmlns:w10="urn:schemas-microsoft-com:office:word" xmlns:w="http://schemas.openxmlformats.org/wordprocessingml/2006/main" xmlns:w14="http://schemas.microsoft.com/office/word/2010/wordml" xmlns:w15="http://schemas.microsoft.com/office/word/2012/wordml" xmlns:w16se="http://schemas.microsoft.com/office/word/2015/wordml/symex" xmlns:wpg="http://schemas.microsoft.com/office/word/2010/wordprocessingGroup" xmlns:wpi="http://schemas.microsoft.com/office/word/2010/wordprocessingInk" xmlns:wne="http://schemas.microsoft.com/office/word/2006/wordml" xmlns:wps="http://schemas.microsoft.com/office/word/2010/wordprocessingShape" mc:Ignorable="w14 w15 w16se wp14">
+<w:numbering xmlns:wpc="http://schemas.microsoft.com/office/word/2010/wordprocessingCanvas" xmlns:cx="http://schemas.microsoft.com/office/drawing/2014/chartex" xmlns:cx1="http://schemas.microsoft.com/office/drawing/2015/9/8/chartex" xmlns:cx2="http://schemas.microsoft.com/office/drawing/2015/10/21/chartex" xmlns:cx3="http://schemas.microsoft.com/office/drawing/2016/5/9/chartex" xmlns:cx4="http://schemas.microsoft.com/office/drawing/2016/5/10/chartex" xmlns:cx5="http://schemas.microsoft.com/office/drawing/2016/5/11/chartex" xmlns:cx6="http://schemas.microsoft.com/office/drawing/2016/5/12/chartex" xmlns:cx7="http://schemas.microsoft.com/office/drawing/2016/5/13/chartex" xmlns:cx8="http://schemas.microsoft.com/office/drawing/2016/5/14/chartex" xmlns:mc="http://schemas.openxmlformats.org/markup-compatibility/2006" xmlns:aink="http://schemas.microsoft.com/office/drawing/2016/ink" xmlns:am3d="http://schemas.microsoft.com/office/drawing/2017/model3d" xmlns:o="urn:schemas-microsoft-com:office:office" xmlns:oel="http://schemas.microsoft.com/office/2019/extlst" xmlns:r="http://schemas.openxmlformats.org/officeDocument/2006/relationships" xmlns:m="http://schemas.openxmlformats.org/officeDocument/2006/math" xmlns:v="urn:schemas-microsoft-com:vml" xmlns:wp14="http://schemas.microsoft.com/office/word/2010/wordprocessingDrawing" xmlns:wp="http://schemas.openxmlformats.org/drawingml/2006/wordprocessingDrawing" xmlns:w10="urn:schemas-microsoft-com:office:word" xmlns:w="http://schemas.openxmlformats.org/wordprocessingml/2006/main" xmlns:w14="http://schemas.microsoft.com/office/word/2010/wordml" xmlns:w15="http://schemas.microsoft.com/office/word/2012/wordml" xmlns:w16cex="http://schemas.microsoft.com/office/word/2018/wordml/cex" xmlns:w16cid="http://schemas.microsoft.com/office/word/2016/wordml/cid" xmlns:w16="http://schemas.microsoft.com/office/word/2018/wordml" xmlns:w16du="http://schemas.microsoft.com/office/word/2023/wordml/word16du" xmlns:w16sdtdh="http://schemas.microsoft.com/office/word/2020/wordml/sdtdatahash" xmlns:w16sdtfl="http://schemas.microsoft.com/office/word/2024/wordml/sdtformatlock" xmlns:w16se="http://schemas.microsoft.com/office/word/2015/wordml/symex" xmlns:wpg="http://schemas.microsoft.com/office/word/2010/wordprocessingGroup" xmlns:wpi="http://schemas.microsoft.com/office/word/2010/wordprocessingInk" xmlns:wne="http://schemas.microsoft.com/office/word/2006/wordml" xmlns:wps="http://schemas.microsoft.com/office/word/2010/wordprocessingShape" mc:Ignorable="w14 w15 w16se w16cid w16 w16cex w16sdtdh w16sdtfl w16du wp14">
   <w:abstractNum w:abstractNumId="0" w15:restartNumberingAfterBreak="0">
     <w:nsid w:val="07B73317"/>
     <w:multiLevelType w:val="hybridMultilevel"/>
@@ -8506,113 +8502,113 @@
       </w:pPr>
     </w:lvl>
   </w:abstractNum>
-  <w:num w:numId="1">
+  <w:num w:numId="1" w16cid:durableId="797450062">
     <w:abstractNumId w:val="11"/>
   </w:num>
-  <w:num w:numId="2">
+  <w:num w:numId="2" w16cid:durableId="1049499910">
     <w:abstractNumId w:val="16"/>
   </w:num>
-  <w:num w:numId="3">
+  <w:num w:numId="3" w16cid:durableId="1145244191">
     <w:abstractNumId w:val="7"/>
   </w:num>
-  <w:num w:numId="4">
+  <w:num w:numId="4" w16cid:durableId="64030460">
     <w:abstractNumId w:val="22"/>
   </w:num>
-  <w:num w:numId="5">
+  <w:num w:numId="5" w16cid:durableId="319121129">
     <w:abstractNumId w:val="18"/>
   </w:num>
-  <w:num w:numId="6">
+  <w:num w:numId="6" w16cid:durableId="825626578">
     <w:abstractNumId w:val="28"/>
   </w:num>
-  <w:num w:numId="7">
+  <w:num w:numId="7" w16cid:durableId="376399421">
     <w:abstractNumId w:val="0"/>
   </w:num>
-  <w:num w:numId="8">
+  <w:num w:numId="8" w16cid:durableId="1711488372">
     <w:abstractNumId w:val="8"/>
   </w:num>
-  <w:num w:numId="9">
+  <w:num w:numId="9" w16cid:durableId="1294558643">
     <w:abstractNumId w:val="2"/>
   </w:num>
-  <w:num w:numId="10">
+  <w:num w:numId="10" w16cid:durableId="1389912390">
     <w:abstractNumId w:val="26"/>
   </w:num>
-  <w:num w:numId="11">
+  <w:num w:numId="11" w16cid:durableId="1586915000">
     <w:abstractNumId w:val="32"/>
   </w:num>
-  <w:num w:numId="12">
+  <w:num w:numId="12" w16cid:durableId="1853760890">
     <w:abstractNumId w:val="17"/>
   </w:num>
-  <w:num w:numId="13">
+  <w:num w:numId="13" w16cid:durableId="1143234974">
     <w:abstractNumId w:val="23"/>
   </w:num>
-  <w:num w:numId="14">
+  <w:num w:numId="14" w16cid:durableId="1261065069">
     <w:abstractNumId w:val="5"/>
   </w:num>
-  <w:num w:numId="15">
+  <w:num w:numId="15" w16cid:durableId="243729329">
     <w:abstractNumId w:val="25"/>
   </w:num>
-  <w:num w:numId="16">
+  <w:num w:numId="16" w16cid:durableId="1145706412">
     <w:abstractNumId w:val="27"/>
   </w:num>
-  <w:num w:numId="17">
+  <w:num w:numId="17" w16cid:durableId="155805409">
     <w:abstractNumId w:val="30"/>
   </w:num>
-  <w:num w:numId="18">
+  <w:num w:numId="18" w16cid:durableId="1087535803">
     <w:abstractNumId w:val="24"/>
   </w:num>
-  <w:num w:numId="19">
+  <w:num w:numId="19" w16cid:durableId="541134195">
     <w:abstractNumId w:val="4"/>
   </w:num>
-  <w:num w:numId="20">
+  <w:num w:numId="20" w16cid:durableId="2043357399">
     <w:abstractNumId w:val="6"/>
   </w:num>
-  <w:num w:numId="21">
+  <w:num w:numId="21" w16cid:durableId="1391617928">
     <w:abstractNumId w:val="20"/>
   </w:num>
-  <w:num w:numId="22">
+  <w:num w:numId="22" w16cid:durableId="497112009">
     <w:abstractNumId w:val="9"/>
   </w:num>
-  <w:num w:numId="23">
+  <w:num w:numId="23" w16cid:durableId="1456021911">
     <w:abstractNumId w:val="19"/>
   </w:num>
-  <w:num w:numId="24">
+  <w:num w:numId="24" w16cid:durableId="1299872901">
     <w:abstractNumId w:val="13"/>
   </w:num>
-  <w:num w:numId="25">
+  <w:num w:numId="25" w16cid:durableId="610085972">
     <w:abstractNumId w:val="12"/>
   </w:num>
-  <w:num w:numId="26">
+  <w:num w:numId="26" w16cid:durableId="1692026323">
     <w:abstractNumId w:val="10"/>
   </w:num>
-  <w:num w:numId="27">
+  <w:num w:numId="27" w16cid:durableId="1682008947">
     <w:abstractNumId w:val="29"/>
   </w:num>
-  <w:num w:numId="28">
+  <w:num w:numId="28" w16cid:durableId="352609345">
     <w:abstractNumId w:val="14"/>
   </w:num>
-  <w:num w:numId="29">
+  <w:num w:numId="29" w16cid:durableId="1577865044">
     <w:abstractNumId w:val="33"/>
   </w:num>
-  <w:num w:numId="30">
+  <w:num w:numId="30" w16cid:durableId="650862721">
     <w:abstractNumId w:val="15"/>
   </w:num>
-  <w:num w:numId="31">
+  <w:num w:numId="31" w16cid:durableId="1097210556">
     <w:abstractNumId w:val="3"/>
   </w:num>
-  <w:num w:numId="32">
+  <w:num w:numId="32" w16cid:durableId="1114833234">
     <w:abstractNumId w:val="1"/>
   </w:num>
-  <w:num w:numId="33">
+  <w:num w:numId="33" w16cid:durableId="912860618">
     <w:abstractNumId w:val="21"/>
   </w:num>
-  <w:num w:numId="34">
+  <w:num w:numId="34" w16cid:durableId="409010963">
     <w:abstractNumId w:val="31"/>
   </w:num>
 </w:numbering>
 </file>
 
 <file path=word/styles.xml><?xml version="1.0" encoding="utf-8"?>
-<w:styles xmlns:mc="http://schemas.openxmlformats.org/markup-compatibility/2006" xmlns:r="http://schemas.openxmlformats.org/officeDocument/2006/relationships" xmlns:w="http://schemas.openxmlformats.org/wordprocessingml/2006/main" xmlns:w14="http://schemas.microsoft.com/office/word/2010/wordml" xmlns:w15="http://schemas.microsoft.com/office/word/2012/wordml" xmlns:w16se="http://schemas.microsoft.com/office/word/2015/wordml/symex" mc:Ignorable="w14 w15 w16se">
+<w:styles xmlns:mc="http://schemas.openxmlformats.org/markup-compatibility/2006" xmlns:r="http://schemas.openxmlformats.org/officeDocument/2006/relationships" xmlns:w="http://schemas.openxmlformats.org/wordprocessingml/2006/main" xmlns:w14="http://schemas.microsoft.com/office/word/2010/wordml" xmlns:w15="http://schemas.microsoft.com/office/word/2012/wordml" xmlns:w16cex="http://schemas.microsoft.com/office/word/2018/wordml/cex" xmlns:w16cid="http://schemas.microsoft.com/office/word/2016/wordml/cid" xmlns:w16="http://schemas.microsoft.com/office/word/2018/wordml" xmlns:w16du="http://schemas.microsoft.com/office/word/2023/wordml/word16du" xmlns:w16sdtdh="http://schemas.microsoft.com/office/word/2020/wordml/sdtdatahash" xmlns:w16sdtfl="http://schemas.microsoft.com/office/word/2024/wordml/sdtformatlock" xmlns:w16se="http://schemas.microsoft.com/office/word/2015/wordml/symex" mc:Ignorable="w14 w15 w16se w16cid w16 w16cex w16sdtdh w16sdtfl w16du">
   <w:docDefaults>
     <w:rPrDefault>
       <w:rPr>
@@ -8628,7 +8624,7 @@
       </w:pPr>
     </w:pPrDefault>
   </w:docDefaults>
-  <w:latentStyles w:defLockedState="0" w:defUIPriority="99" w:defSemiHidden="0" w:defUnhideWhenUsed="0" w:defQFormat="0" w:count="371">
+  <w:latentStyles w:defLockedState="0" w:defUIPriority="99" w:defSemiHidden="0" w:defUnhideWhenUsed="0" w:defQFormat="0" w:count="376">
     <w:lsdException w:name="Normal" w:uiPriority="0" w:qFormat="1"/>
     <w:lsdException w:name="heading 1" w:uiPriority="9" w:qFormat="1"/>
     <w:lsdException w:name="heading 2" w:semiHidden="1" w:uiPriority="9" w:unhideWhenUsed="1" w:qFormat="1"/>
@@ -9000,6 +8996,11 @@
     <w:lsdException w:name="List Table 5 Dark Accent 6" w:uiPriority="50"/>
     <w:lsdException w:name="List Table 6 Colorful Accent 6" w:uiPriority="51"/>
     <w:lsdException w:name="List Table 7 Colorful Accent 6" w:uiPriority="52"/>
+    <w:lsdException w:name="Mention" w:semiHidden="1" w:unhideWhenUsed="1"/>
+    <w:lsdException w:name="Smart Hyperlink" w:semiHidden="1" w:unhideWhenUsed="1"/>
+    <w:lsdException w:name="Hashtag" w:semiHidden="1" w:unhideWhenUsed="1"/>
+    <w:lsdException w:name="Unresolved Mention" w:semiHidden="1" w:unhideWhenUsed="1"/>
+    <w:lsdException w:name="Smart Link" w:semiHidden="1" w:unhideWhenUsed="1"/>
   </w:latentStyles>
   <w:style w:type="paragraph" w:default="1" w:styleId="a">
     <w:name w:val="Normal"/>
@@ -9255,7 +9256,6 @@
     <w:name w:val="Normal (Web)"/>
     <w:basedOn w:val="a"/>
     <w:uiPriority w:val="99"/>
-    <w:semiHidden/>
     <w:unhideWhenUsed/>
     <w:rsid w:val="000720BC"/>
     <w:pPr>

--- a/Документация/project.docx
+++ b/Документация/project.docx
@@ -429,6 +429,16 @@
           <w:bCs/>
         </w:rPr>
         <w:t xml:space="preserve"> Москва, 2026</w:t>
+      </w:r>
+    </w:p>
+    <w:p>
+      <w:pPr>
+        <w:tabs>
+          <w:tab w:val="left" w:pos="4425"/>
+        </w:tabs>
+      </w:pPr>
+      <w:r>
+        <w:tab/>
       </w:r>
     </w:p>
     <w:bookmarkStart w:id="2" w:name="_Toc190539351" w:displacedByCustomXml="next"/>
@@ -2712,7 +2722,7 @@
         <w:jc w:val="center"/>
       </w:pPr>
       <w:r>
-        <w:t>Рисунок 1 -  главное меню</w:t>
+        <w:t>Рисунок 1 - главное меню</w:t>
       </w:r>
     </w:p>
     <w:p>
@@ -3632,7 +3642,7 @@
       </w:pPr>
       <w:r>
         <w:pict w14:anchorId="577E81B7">
-          <v:shape id="_x0000_i1025" type="#_x0000_t75" style="width:342.75pt;height:118.5pt">
+          <v:shape id="_x0000_i1025" type="#_x0000_t75" style="width:342.4pt;height:118.9pt">
             <v:imagedata r:id="rId16" o:title="Снимок экрана (29)"/>
           </v:shape>
         </w:pict>
@@ -3916,6 +3926,217 @@
     </w:p>
     <w:p>
       <w:pPr>
+        <w:ind w:firstLine="0"/>
+        <w:jc w:val="center"/>
+        <w:rPr>
+          <w:lang w:val="en-US"/>
+        </w:rPr>
+      </w:pPr>
+    </w:p>
+    <w:p>
+      <w:pPr>
+        <w:pStyle w:val="a8"/>
+        <w:numPr>
+          <w:ilvl w:val="0"/>
+          <w:numId w:val="21"/>
+        </w:numPr>
+      </w:pPr>
+      <w:r>
+        <w:rPr>
+          <w:noProof/>
+        </w:rPr>
+        <w:drawing>
+          <wp:anchor distT="0" distB="0" distL="114300" distR="114300" simplePos="0" relativeHeight="251719680" behindDoc="0" locked="0" layoutInCell="1" allowOverlap="1" wp14:anchorId="40949DE0" wp14:editId="653963BE">
+            <wp:simplePos x="0" y="0"/>
+            <wp:positionH relativeFrom="page">
+              <wp:align>center</wp:align>
+            </wp:positionH>
+            <wp:positionV relativeFrom="paragraph">
+              <wp:posOffset>633730</wp:posOffset>
+            </wp:positionV>
+            <wp:extent cx="5924550" cy="3333750"/>
+            <wp:effectExtent l="0" t="0" r="0" b="0"/>
+            <wp:wrapTopAndBottom/>
+            <wp:docPr id="170753536" name="Рисунок 2"/>
+            <wp:cNvGraphicFramePr>
+              <a:graphicFrameLocks xmlns:a="http://schemas.openxmlformats.org/drawingml/2006/main" noChangeAspect="1"/>
+            </wp:cNvGraphicFramePr>
+            <a:graphic xmlns:a="http://schemas.openxmlformats.org/drawingml/2006/main">
+              <a:graphicData uri="http://schemas.openxmlformats.org/drawingml/2006/picture">
+                <pic:pic xmlns:pic="http://schemas.openxmlformats.org/drawingml/2006/picture">
+                  <pic:nvPicPr>
+                    <pic:cNvPr id="0" name="Picture 3"/>
+                    <pic:cNvPicPr>
+                      <a:picLocks noChangeAspect="1" noChangeArrowheads="1"/>
+                    </pic:cNvPicPr>
+                  </pic:nvPicPr>
+                  <pic:blipFill>
+                    <a:blip r:embed="rId21" cstate="print">
+                      <a:extLst>
+                        <a:ext uri="{28A0092B-C50C-407E-A947-70E740481C1C}">
+                          <a14:useLocalDpi xmlns:a14="http://schemas.microsoft.com/office/drawing/2010/main" val="0"/>
+                        </a:ext>
+                      </a:extLst>
+                    </a:blip>
+                    <a:srcRect/>
+                    <a:stretch>
+                      <a:fillRect/>
+                    </a:stretch>
+                  </pic:blipFill>
+                  <pic:spPr bwMode="auto">
+                    <a:xfrm>
+                      <a:off x="0" y="0"/>
+                      <a:ext cx="5924550" cy="3333750"/>
+                    </a:xfrm>
+                    <a:prstGeom prst="rect">
+                      <a:avLst/>
+                    </a:prstGeom>
+                    <a:noFill/>
+                    <a:ln>
+                      <a:noFill/>
+                    </a:ln>
+                  </pic:spPr>
+                </pic:pic>
+              </a:graphicData>
+            </a:graphic>
+          </wp:anchor>
+        </w:drawing>
+      </w:r>
+      <w:r>
+        <w:t xml:space="preserve">Онлайн игра: изображение и часть кода, отображающая </w:t>
+      </w:r>
+      <w:r>
+        <w:rPr>
+          <w:lang w:val="en-US"/>
+        </w:rPr>
+        <w:t>Tmx</w:t>
+      </w:r>
+      <w:r>
+        <w:t>-</w:t>
+      </w:r>
+      <w:r>
+        <w:t>карту и персонажа</w:t>
+      </w:r>
+    </w:p>
+    <w:p>
+      <w:pPr>
+        <w:spacing w:line="259" w:lineRule="auto"/>
+        <w:ind w:firstLine="0"/>
+        <w:jc w:val="center"/>
+      </w:pPr>
+      <w:r>
+        <w:t xml:space="preserve">Рисунок 17 </w:t>
+      </w:r>
+      <w:r>
+        <w:t>–</w:t>
+      </w:r>
+      <w:r>
+        <w:rPr>
+          <w:lang w:val="en-US"/>
+        </w:rPr>
+        <w:t xml:space="preserve"> </w:t>
+      </w:r>
+      <w:r>
+        <w:t>Онлайн игра</w:t>
+      </w:r>
+    </w:p>
+    <w:p>
+      <w:pPr>
+        <w:spacing w:line="259" w:lineRule="auto"/>
+        <w:ind w:firstLine="0"/>
+        <w:jc w:val="center"/>
+      </w:pPr>
+      <w:r>
+        <w:rPr>
+          <w:noProof/>
+        </w:rPr>
+        <w:lastRenderedPageBreak/>
+        <w:drawing>
+          <wp:anchor distT="0" distB="0" distL="114300" distR="114300" simplePos="0" relativeHeight="251720704" behindDoc="0" locked="0" layoutInCell="1" allowOverlap="1" wp14:anchorId="3B2C07EF" wp14:editId="04A59900">
+            <wp:simplePos x="0" y="0"/>
+            <wp:positionH relativeFrom="column">
+              <wp:posOffset>-3810</wp:posOffset>
+            </wp:positionH>
+            <wp:positionV relativeFrom="paragraph">
+              <wp:posOffset>3810</wp:posOffset>
+            </wp:positionV>
+            <wp:extent cx="5934075" cy="5381625"/>
+            <wp:effectExtent l="0" t="0" r="9525" b="9525"/>
+            <wp:wrapTopAndBottom/>
+            <wp:docPr id="553164166" name="Рисунок 3"/>
+            <wp:cNvGraphicFramePr>
+              <a:graphicFrameLocks xmlns:a="http://schemas.openxmlformats.org/drawingml/2006/main" noChangeAspect="1"/>
+            </wp:cNvGraphicFramePr>
+            <a:graphic xmlns:a="http://schemas.openxmlformats.org/drawingml/2006/main">
+              <a:graphicData uri="http://schemas.openxmlformats.org/drawingml/2006/picture">
+                <pic:pic xmlns:pic="http://schemas.openxmlformats.org/drawingml/2006/picture">
+                  <pic:nvPicPr>
+                    <pic:cNvPr id="0" name="Picture 4"/>
+                    <pic:cNvPicPr>
+                      <a:picLocks noChangeAspect="1" noChangeArrowheads="1"/>
+                    </pic:cNvPicPr>
+                  </pic:nvPicPr>
+                  <pic:blipFill>
+                    <a:blip r:embed="rId22">
+                      <a:extLst>
+                        <a:ext uri="{28A0092B-C50C-407E-A947-70E740481C1C}">
+                          <a14:useLocalDpi xmlns:a14="http://schemas.microsoft.com/office/drawing/2010/main" val="0"/>
+                        </a:ext>
+                      </a:extLst>
+                    </a:blip>
+                    <a:srcRect/>
+                    <a:stretch>
+                      <a:fillRect/>
+                    </a:stretch>
+                  </pic:blipFill>
+                  <pic:spPr bwMode="auto">
+                    <a:xfrm>
+                      <a:off x="0" y="0"/>
+                      <a:ext cx="5934075" cy="5381625"/>
+                    </a:xfrm>
+                    <a:prstGeom prst="rect">
+                      <a:avLst/>
+                    </a:prstGeom>
+                    <a:noFill/>
+                    <a:ln>
+                      <a:noFill/>
+                    </a:ln>
+                  </pic:spPr>
+                </pic:pic>
+              </a:graphicData>
+            </a:graphic>
+          </wp:anchor>
+        </w:drawing>
+      </w:r>
+      <w:r>
+        <w:t xml:space="preserve">Рисунок 18 </w:t>
+      </w:r>
+      <w:r>
+        <w:t>–</w:t>
+      </w:r>
+      <w:r>
+        <w:t xml:space="preserve"> Часть кода, отображающая карту, игроков и ботов</w:t>
+      </w:r>
+    </w:p>
+    <w:p>
+      <w:pPr>
+        <w:spacing w:line="259" w:lineRule="auto"/>
+        <w:ind w:firstLine="0"/>
+        <w:jc w:val="left"/>
+      </w:pPr>
+      <w:r>
+        <w:br w:type="page"/>
+      </w:r>
+    </w:p>
+    <w:p>
+      <w:pPr>
+        <w:spacing w:line="259" w:lineRule="auto"/>
+        <w:ind w:firstLine="0"/>
+        <w:jc w:val="center"/>
+      </w:pPr>
+    </w:p>
+    <w:p>
+      <w:pPr>
         <w:pStyle w:val="a8"/>
         <w:numPr>
           <w:ilvl w:val="0"/>
@@ -3924,7 +4145,6 @@
         <w:jc w:val="left"/>
       </w:pPr>
       <w:r>
-        <w:lastRenderedPageBreak/>
         <w:t>Меню выхода: изображение и часть кода, отображающая его</w:t>
       </w:r>
     </w:p>
@@ -3945,7 +4165,13 @@
         </w:pict>
       </w:r>
       <w:r>
-        <w:t>Рисунок 17 – меню выхода</w:t>
+        <w:t>Рисунок 1</w:t>
+      </w:r>
+      <w:r>
+        <w:t>9</w:t>
+      </w:r>
+      <w:r>
+        <w:t xml:space="preserve"> – меню выхода</w:t>
       </w:r>
     </w:p>
     <w:p>
@@ -3959,13 +4185,19 @@
         </w:rPr>
         <w:pict w14:anchorId="5DF0C2B5">
           <v:shape id="_x0000_s1053" type="#_x0000_t75" style="position:absolute;left:0;text-align:left;margin-left:58.95pt;margin-top:-.35pt;width:349.8pt;height:137.2pt;z-index:251717632;mso-position-horizontal:absolute;mso-position-horizontal-relative:text;mso-position-vertical:absolute;mso-position-vertical-relative:text;mso-width-relative:page;mso-height-relative:page">
-            <v:imagedata r:id="rId21" o:title="Снимок экрана (34)"/>
+            <v:imagedata r:id="rId23" o:title="Снимок экрана (34)"/>
             <w10:wrap type="topAndBottom"/>
           </v:shape>
         </w:pict>
       </w:r>
       <w:r>
-        <w:t>Рисунок 18 – часть кода, отображающая меню выхода</w:t>
+        <w:t xml:space="preserve">Рисунок </w:t>
+      </w:r>
+      <w:r>
+        <w:t>20</w:t>
+      </w:r>
+      <w:r>
+        <w:t xml:space="preserve"> – часть кода, отображающая меню выхода</w:t>
       </w:r>
     </w:p>
     <w:p>
@@ -4183,7 +4415,7 @@
         <w:gridCol w:w="2062"/>
         <w:gridCol w:w="2425"/>
         <w:gridCol w:w="1856"/>
-        <w:gridCol w:w="2542"/>
+        <w:gridCol w:w="2612"/>
       </w:tblGrid>
       <w:tr>
         <w:trPr>
@@ -4722,9 +4954,6 @@
               </w:tabs>
               <w:ind w:left="0" w:firstLine="0"/>
               <w:jc w:val="center"/>
-              <w:rPr>
-                <w:lang w:val="en-US"/>
-              </w:rPr>
             </w:pPr>
             <w:r>
               <w:t>Создание проекта</w:t>
@@ -4746,6 +4975,19 @@
               <w:jc w:val="center"/>
             </w:pPr>
             <w:r>
+              <w:t>Программирование,</w:t>
+            </w:r>
+          </w:p>
+          <w:p>
+            <w:pPr>
+              <w:pStyle w:val="a8"/>
+              <w:tabs>
+                <w:tab w:val="left" w:pos="7968"/>
+              </w:tabs>
+              <w:ind w:left="0" w:firstLine="0"/>
+              <w:jc w:val="center"/>
+            </w:pPr>
+            <w:r>
               <w:t>Генерация графики</w:t>
             </w:r>
           </w:p>
@@ -4807,195 +5049,157 @@
     </w:p>
     <w:p>
       <w:pPr>
+        <w:numPr>
+          <w:ilvl w:val="0"/>
+          <w:numId w:val="35"/>
+        </w:numPr>
+        <w:tabs>
+          <w:tab w:val="left" w:pos="7968"/>
+        </w:tabs>
+      </w:pPr>
+      <w:r>
+        <w:rPr>
+          <w:b/>
+          <w:bCs/>
+        </w:rPr>
+        <w:t>Leonardo.ai</w:t>
+      </w:r>
+      <w:r>
+        <w:t xml:space="preserve">: </w:t>
+      </w:r>
+      <w:r>
+        <w:t>нейросеть для</w:t>
+      </w:r>
+      <w:r>
+        <w:t xml:space="preserve"> генерации изображений искусственным интеллектом. – URL: </w:t>
+      </w:r>
+      <w:hyperlink r:id="rId24" w:history="1">
+        <w:r>
+          <w:rPr>
+            <w:rStyle w:val="a3"/>
+          </w:rPr>
+          <w:t>https://leonardo.ai/</w:t>
+        </w:r>
+      </w:hyperlink>
+      <w:r>
+        <w:t> (дата обращения: </w:t>
+      </w:r>
+      <w:r>
+        <w:rPr>
+          <w:b/>
+          <w:bCs/>
+        </w:rPr>
+        <w:t xml:space="preserve">укажите свою дату, например, </w:t>
+      </w:r>
+      <w:r>
+        <w:rPr>
+          <w:b/>
+          <w:bCs/>
+        </w:rPr>
+        <w:t>23.01.2026</w:t>
+      </w:r>
+      <w:r>
+        <w:t>).</w:t>
+      </w:r>
+    </w:p>
+    <w:p>
+      <w:pPr>
+        <w:numPr>
+          <w:ilvl w:val="0"/>
+          <w:numId w:val="35"/>
+        </w:numPr>
+        <w:tabs>
+          <w:tab w:val="left" w:pos="7968"/>
+        </w:tabs>
+      </w:pPr>
+      <w:r>
+        <w:rPr>
+          <w:b/>
+          <w:bCs/>
+        </w:rPr>
+        <w:t>Pygame</w:t>
+      </w:r>
+      <w:r>
+        <w:t>: набор модулей Python для программирования видеоигр: офиц. сайт. – URL: </w:t>
+      </w:r>
+      <w:hyperlink r:id="rId25" w:history="1">
+        <w:r>
+          <w:rPr>
+            <w:rStyle w:val="a3"/>
+          </w:rPr>
+          <w:t>https://www.pygame.org/</w:t>
+        </w:r>
+      </w:hyperlink>
+      <w:r>
+        <w:t> (дата обращения: </w:t>
+      </w:r>
+      <w:r>
+        <w:rPr>
+          <w:b/>
+          <w:bCs/>
+        </w:rPr>
+        <w:t>30.09.2025</w:t>
+      </w:r>
+      <w:r>
+        <w:t>).</w:t>
+      </w:r>
+    </w:p>
+    <w:p>
+      <w:pPr>
+        <w:numPr>
+          <w:ilvl w:val="0"/>
+          <w:numId w:val="35"/>
+        </w:numPr>
+        <w:tabs>
+          <w:tab w:val="left" w:pos="7968"/>
+        </w:tabs>
+      </w:pPr>
+      <w:r>
+        <w:rPr>
+          <w:b/>
+          <w:bCs/>
+        </w:rPr>
+        <w:t>GigaChat</w:t>
+      </w:r>
+      <w:r>
+        <w:t>: мультимодальная нейросеть от Сбера: офиц. сайт. – URL: </w:t>
+      </w:r>
+      <w:r>
+        <w:t xml:space="preserve"> </w:t>
+      </w:r>
+      <w:hyperlink r:id="rId26" w:history="1">
+        <w:r>
+          <w:rPr>
+            <w:rStyle w:val="a3"/>
+          </w:rPr>
+          <w:t>https://giga.chat/</w:t>
+        </w:r>
+      </w:hyperlink>
+      <w:r>
+        <w:t xml:space="preserve"> (дата обращения: </w:t>
+      </w:r>
+      <w:r>
+        <w:rPr>
+          <w:b/>
+          <w:bCs/>
+        </w:rPr>
+        <w:t>01.02.2026</w:t>
+      </w:r>
+      <w:r>
+        <w:t>).</w:t>
+      </w:r>
+    </w:p>
+    <w:p>
+      <w:pPr>
         <w:tabs>
           <w:tab w:val="left" w:pos="7968"/>
         </w:tabs>
         <w:ind w:firstLine="0"/>
-        <w:rPr>
-          <w:lang w:val="en-US"/>
-        </w:rPr>
-      </w:pPr>
-      <w:r>
-        <w:t>С</w:t>
-      </w:r>
-      <w:r>
-        <w:t>айт</w:t>
-      </w:r>
-      <w:r>
-        <w:rPr>
-          <w:lang w:val="en-US"/>
-        </w:rPr>
-        <w:t xml:space="preserve"> </w:t>
-      </w:r>
-      <w:r>
-        <w:rPr>
-          <w:lang w:val="en-US"/>
-        </w:rPr>
-        <w:t>Pygame</w:t>
-      </w:r>
-      <w:r>
-        <w:rPr>
-          <w:lang w:val="en-US"/>
-        </w:rPr>
-        <w:t xml:space="preserve">: </w:t>
-      </w:r>
-      <w:r>
-        <w:rPr>
-          <w:lang w:val="en-US"/>
-        </w:rPr>
-        <w:t>https://pyga.me/</w:t>
-      </w:r>
-    </w:p>
-    <w:p>
-      <w:pPr>
-        <w:tabs>
-          <w:tab w:val="left" w:pos="7968"/>
-        </w:tabs>
-        <w:ind w:firstLine="0"/>
-        <w:rPr>
-          <w:lang w:val="en-US"/>
-        </w:rPr>
-      </w:pPr>
-      <w:r>
-        <w:t>Н</w:t>
-      </w:r>
-      <w:r>
-        <w:t>ейросеть</w:t>
-      </w:r>
-      <w:r>
-        <w:rPr>
-          <w:lang w:val="en-US"/>
-        </w:rPr>
-        <w:t xml:space="preserve"> </w:t>
-      </w:r>
-      <w:r>
-        <w:rPr>
-          <w:lang w:val="en-US"/>
-        </w:rPr>
-        <w:t>Giga</w:t>
-      </w:r>
-      <w:r>
-        <w:rPr>
-          <w:lang w:val="en-US"/>
-        </w:rPr>
-        <w:t xml:space="preserve"> </w:t>
-      </w:r>
-      <w:r>
-        <w:rPr>
-          <w:lang w:val="en-US"/>
-        </w:rPr>
-        <w:t>chat</w:t>
-      </w:r>
-      <w:r>
-        <w:rPr>
-          <w:lang w:val="en-US"/>
-        </w:rPr>
-        <w:t xml:space="preserve">: </w:t>
-      </w:r>
-      <w:hyperlink r:id="rId22" w:history="1">
-        <w:r>
-          <w:rPr>
-            <w:rStyle w:val="a3"/>
-            <w:lang w:val="en-US"/>
-          </w:rPr>
-          <w:t>https://giga.chat/</w:t>
-        </w:r>
-      </w:hyperlink>
-    </w:p>
-    <w:p>
-      <w:pPr>
-        <w:tabs>
-          <w:tab w:val="left" w:pos="7968"/>
-        </w:tabs>
-        <w:ind w:firstLine="0"/>
-        <w:rPr>
-          <w:lang w:val="en-US"/>
-        </w:rPr>
-      </w:pPr>
-      <w:r>
-        <w:t>Нейросеть</w:t>
-      </w:r>
-      <w:r>
-        <w:rPr>
-          <w:lang w:val="en-US"/>
-        </w:rPr>
-        <w:t xml:space="preserve"> </w:t>
-      </w:r>
-      <w:r>
-        <w:rPr>
-          <w:lang w:val="en-US"/>
-        </w:rPr>
-        <w:t>Leonardo</w:t>
-      </w:r>
-      <w:r>
-        <w:rPr>
-          <w:lang w:val="en-US"/>
-        </w:rPr>
-        <w:t>.</w:t>
-      </w:r>
-      <w:r>
-        <w:rPr>
-          <w:lang w:val="en-US"/>
-        </w:rPr>
-        <w:t>ai</w:t>
-      </w:r>
-      <w:r>
-        <w:rPr>
-          <w:lang w:val="en-US"/>
-        </w:rPr>
-        <w:t xml:space="preserve">: </w:t>
-      </w:r>
-      <w:r>
-        <w:rPr>
-          <w:lang w:val="en-US"/>
-        </w:rPr>
-        <w:t>https</w:t>
-      </w:r>
-      <w:r>
-        <w:rPr>
-          <w:lang w:val="en-US"/>
-        </w:rPr>
-        <w:t>://</w:t>
-      </w:r>
-      <w:r>
-        <w:rPr>
-          <w:lang w:val="en-US"/>
-        </w:rPr>
-        <w:t>leonardo</w:t>
-      </w:r>
-      <w:r>
-        <w:rPr>
-          <w:lang w:val="en-US"/>
-        </w:rPr>
-        <w:t>.</w:t>
-      </w:r>
-      <w:r>
-        <w:rPr>
-          <w:lang w:val="en-US"/>
-        </w:rPr>
-        <w:t>ai</w:t>
-      </w:r>
-      <w:r>
-        <w:rPr>
-          <w:lang w:val="en-US"/>
-        </w:rPr>
-        <w:t>/</w:t>
-      </w:r>
-    </w:p>
-    <w:p>
-      <w:pPr>
-        <w:tabs>
-          <w:tab w:val="left" w:pos="7968"/>
-        </w:tabs>
-        <w:ind w:firstLine="0"/>
-        <w:rPr>
-          <w:lang w:val="en-US"/>
-        </w:rPr>
       </w:pPr>
     </w:p>
     <w:sectPr>
-      <w:headerReference w:type="default" r:id="rId23"/>
-      <w:footerReference w:type="default" r:id="rId24"/>
+      <w:headerReference w:type="default" r:id="rId27"/>
+      <w:footerReference w:type="default" r:id="rId28"/>
       <w:pgSz w:w="11906" w:h="16838"/>
       <w:pgMar w:top="1134" w:right="850" w:bottom="1134" w:left="1701" w:header="708" w:footer="708" w:gutter="0"/>
       <w:cols w:space="708"/>
@@ -5613,6 +5817,119 @@
     </w:lvl>
   </w:abstractNum>
   <w:abstractNum w:abstractNumId="5" w15:restartNumberingAfterBreak="0">
+    <w:nsid w:val="1B2040BE"/>
+    <w:multiLevelType w:val="multilevel"/>
+    <w:tmpl w:val="E896656A"/>
+    <w:lvl w:ilvl="0">
+      <w:start w:val="1"/>
+      <w:numFmt w:val="decimal"/>
+      <w:lvlText w:val="%1."/>
+      <w:lvlJc w:val="left"/>
+      <w:pPr>
+        <w:tabs>
+          <w:tab w:val="num" w:pos="720"/>
+        </w:tabs>
+        <w:ind w:left="720" w:hanging="360"/>
+      </w:pPr>
+    </w:lvl>
+    <w:lvl w:ilvl="1" w:tentative="1">
+      <w:start w:val="1"/>
+      <w:numFmt w:val="decimal"/>
+      <w:lvlText w:val="%2."/>
+      <w:lvlJc w:val="left"/>
+      <w:pPr>
+        <w:tabs>
+          <w:tab w:val="num" w:pos="1440"/>
+        </w:tabs>
+        <w:ind w:left="1440" w:hanging="360"/>
+      </w:pPr>
+    </w:lvl>
+    <w:lvl w:ilvl="2" w:tentative="1">
+      <w:start w:val="1"/>
+      <w:numFmt w:val="decimal"/>
+      <w:lvlText w:val="%3."/>
+      <w:lvlJc w:val="left"/>
+      <w:pPr>
+        <w:tabs>
+          <w:tab w:val="num" w:pos="2160"/>
+        </w:tabs>
+        <w:ind w:left="2160" w:hanging="360"/>
+      </w:pPr>
+    </w:lvl>
+    <w:lvl w:ilvl="3" w:tentative="1">
+      <w:start w:val="1"/>
+      <w:numFmt w:val="decimal"/>
+      <w:lvlText w:val="%4."/>
+      <w:lvlJc w:val="left"/>
+      <w:pPr>
+        <w:tabs>
+          <w:tab w:val="num" w:pos="2880"/>
+        </w:tabs>
+        <w:ind w:left="2880" w:hanging="360"/>
+      </w:pPr>
+    </w:lvl>
+    <w:lvl w:ilvl="4" w:tentative="1">
+      <w:start w:val="1"/>
+      <w:numFmt w:val="decimal"/>
+      <w:lvlText w:val="%5."/>
+      <w:lvlJc w:val="left"/>
+      <w:pPr>
+        <w:tabs>
+          <w:tab w:val="num" w:pos="3600"/>
+        </w:tabs>
+        <w:ind w:left="3600" w:hanging="360"/>
+      </w:pPr>
+    </w:lvl>
+    <w:lvl w:ilvl="5" w:tentative="1">
+      <w:start w:val="1"/>
+      <w:numFmt w:val="decimal"/>
+      <w:lvlText w:val="%6."/>
+      <w:lvlJc w:val="left"/>
+      <w:pPr>
+        <w:tabs>
+          <w:tab w:val="num" w:pos="4320"/>
+        </w:tabs>
+        <w:ind w:left="4320" w:hanging="360"/>
+      </w:pPr>
+    </w:lvl>
+    <w:lvl w:ilvl="6" w:tentative="1">
+      <w:start w:val="1"/>
+      <w:numFmt w:val="decimal"/>
+      <w:lvlText w:val="%7."/>
+      <w:lvlJc w:val="left"/>
+      <w:pPr>
+        <w:tabs>
+          <w:tab w:val="num" w:pos="5040"/>
+        </w:tabs>
+        <w:ind w:left="5040" w:hanging="360"/>
+      </w:pPr>
+    </w:lvl>
+    <w:lvl w:ilvl="7" w:tentative="1">
+      <w:start w:val="1"/>
+      <w:numFmt w:val="decimal"/>
+      <w:lvlText w:val="%8."/>
+      <w:lvlJc w:val="left"/>
+      <w:pPr>
+        <w:tabs>
+          <w:tab w:val="num" w:pos="5760"/>
+        </w:tabs>
+        <w:ind w:left="5760" w:hanging="360"/>
+      </w:pPr>
+    </w:lvl>
+    <w:lvl w:ilvl="8" w:tentative="1">
+      <w:start w:val="1"/>
+      <w:numFmt w:val="decimal"/>
+      <w:lvlText w:val="%9."/>
+      <w:lvlJc w:val="left"/>
+      <w:pPr>
+        <w:tabs>
+          <w:tab w:val="num" w:pos="6480"/>
+        </w:tabs>
+        <w:ind w:left="6480" w:hanging="360"/>
+      </w:pPr>
+    </w:lvl>
+  </w:abstractNum>
+  <w:abstractNum w:abstractNumId="6" w15:restartNumberingAfterBreak="0">
     <w:nsid w:val="1B536BE0"/>
     <w:multiLevelType w:val="hybridMultilevel"/>
     <w:tmpl w:val="AFEEC2B6"/>
@@ -5725,7 +6042,7 @@
       </w:rPr>
     </w:lvl>
   </w:abstractNum>
-  <w:abstractNum w:abstractNumId="6" w15:restartNumberingAfterBreak="0">
+  <w:abstractNum w:abstractNumId="7" w15:restartNumberingAfterBreak="0">
     <w:nsid w:val="1B9B4A68"/>
     <w:multiLevelType w:val="hybridMultilevel"/>
     <w:tmpl w:val="86AE2630"/>
@@ -5815,7 +6132,7 @@
       </w:pPr>
     </w:lvl>
   </w:abstractNum>
-  <w:abstractNum w:abstractNumId="7" w15:restartNumberingAfterBreak="0">
+  <w:abstractNum w:abstractNumId="8" w15:restartNumberingAfterBreak="0">
     <w:nsid w:val="1E7C4281"/>
     <w:multiLevelType w:val="hybridMultilevel"/>
     <w:tmpl w:val="A7CE34BE"/>
@@ -5928,7 +6245,7 @@
       </w:rPr>
     </w:lvl>
   </w:abstractNum>
-  <w:abstractNum w:abstractNumId="8" w15:restartNumberingAfterBreak="0">
+  <w:abstractNum w:abstractNumId="9" w15:restartNumberingAfterBreak="0">
     <w:nsid w:val="26013575"/>
     <w:multiLevelType w:val="hybridMultilevel"/>
     <w:tmpl w:val="40AC682E"/>
@@ -6014,7 +6331,7 @@
       </w:pPr>
     </w:lvl>
   </w:abstractNum>
-  <w:abstractNum w:abstractNumId="9" w15:restartNumberingAfterBreak="0">
+  <w:abstractNum w:abstractNumId="10" w15:restartNumberingAfterBreak="0">
     <w:nsid w:val="28AA3958"/>
     <w:multiLevelType w:val="hybridMultilevel"/>
     <w:tmpl w:val="40100454"/>
@@ -6127,7 +6444,7 @@
       </w:rPr>
     </w:lvl>
   </w:abstractNum>
-  <w:abstractNum w:abstractNumId="10" w15:restartNumberingAfterBreak="0">
+  <w:abstractNum w:abstractNumId="11" w15:restartNumberingAfterBreak="0">
     <w:nsid w:val="2E2A48D7"/>
     <w:multiLevelType w:val="hybridMultilevel"/>
     <w:tmpl w:val="7A5ECC4A"/>
@@ -6213,7 +6530,7 @@
       </w:pPr>
     </w:lvl>
   </w:abstractNum>
-  <w:abstractNum w:abstractNumId="11" w15:restartNumberingAfterBreak="0">
+  <w:abstractNum w:abstractNumId="12" w15:restartNumberingAfterBreak="0">
     <w:nsid w:val="3441539E"/>
     <w:multiLevelType w:val="hybridMultilevel"/>
     <w:tmpl w:val="40A0B0BC"/>
@@ -6326,7 +6643,7 @@
       </w:rPr>
     </w:lvl>
   </w:abstractNum>
-  <w:abstractNum w:abstractNumId="12" w15:restartNumberingAfterBreak="0">
+  <w:abstractNum w:abstractNumId="13" w15:restartNumberingAfterBreak="0">
     <w:nsid w:val="3B3E095B"/>
     <w:multiLevelType w:val="hybridMultilevel"/>
     <w:tmpl w:val="278EF2A6"/>
@@ -6412,7 +6729,7 @@
       </w:pPr>
     </w:lvl>
   </w:abstractNum>
-  <w:abstractNum w:abstractNumId="13" w15:restartNumberingAfterBreak="0">
+  <w:abstractNum w:abstractNumId="14" w15:restartNumberingAfterBreak="0">
     <w:nsid w:val="3EBC65F0"/>
     <w:multiLevelType w:val="hybridMultilevel"/>
     <w:tmpl w:val="0D968138"/>
@@ -6498,7 +6815,7 @@
       </w:pPr>
     </w:lvl>
   </w:abstractNum>
-  <w:abstractNum w:abstractNumId="14" w15:restartNumberingAfterBreak="0">
+  <w:abstractNum w:abstractNumId="15" w15:restartNumberingAfterBreak="0">
     <w:nsid w:val="3FAA1954"/>
     <w:multiLevelType w:val="hybridMultilevel"/>
     <w:tmpl w:val="AFC210C0"/>
@@ -6584,7 +6901,7 @@
       </w:pPr>
     </w:lvl>
   </w:abstractNum>
-  <w:abstractNum w:abstractNumId="15" w15:restartNumberingAfterBreak="0">
+  <w:abstractNum w:abstractNumId="16" w15:restartNumberingAfterBreak="0">
     <w:nsid w:val="47486557"/>
     <w:multiLevelType w:val="hybridMultilevel"/>
     <w:tmpl w:val="16CE35F4"/>
@@ -6670,7 +6987,7 @@
       </w:pPr>
     </w:lvl>
   </w:abstractNum>
-  <w:abstractNum w:abstractNumId="16" w15:restartNumberingAfterBreak="0">
+  <w:abstractNum w:abstractNumId="17" w15:restartNumberingAfterBreak="0">
     <w:nsid w:val="47F5531B"/>
     <w:multiLevelType w:val="hybridMultilevel"/>
     <w:tmpl w:val="00F28C50"/>
@@ -6783,7 +7100,7 @@
       </w:rPr>
     </w:lvl>
   </w:abstractNum>
-  <w:abstractNum w:abstractNumId="17" w15:restartNumberingAfterBreak="0">
+  <w:abstractNum w:abstractNumId="18" w15:restartNumberingAfterBreak="0">
     <w:nsid w:val="490C11A1"/>
     <w:multiLevelType w:val="hybridMultilevel"/>
     <w:tmpl w:val="ED20A69C"/>
@@ -6896,7 +7213,7 @@
       </w:rPr>
     </w:lvl>
   </w:abstractNum>
-  <w:abstractNum w:abstractNumId="18" w15:restartNumberingAfterBreak="0">
+  <w:abstractNum w:abstractNumId="19" w15:restartNumberingAfterBreak="0">
     <w:nsid w:val="490C1BA4"/>
     <w:multiLevelType w:val="hybridMultilevel"/>
     <w:tmpl w:val="4DB0D218"/>
@@ -7009,7 +7326,7 @@
       </w:rPr>
     </w:lvl>
   </w:abstractNum>
-  <w:abstractNum w:abstractNumId="19" w15:restartNumberingAfterBreak="0">
+  <w:abstractNum w:abstractNumId="20" w15:restartNumberingAfterBreak="0">
     <w:nsid w:val="53436CEC"/>
     <w:multiLevelType w:val="hybridMultilevel"/>
     <w:tmpl w:val="F14464AC"/>
@@ -7122,10 +7439,10 @@
       </w:rPr>
     </w:lvl>
   </w:abstractNum>
-  <w:abstractNum w:abstractNumId="20" w15:restartNumberingAfterBreak="0">
+  <w:abstractNum w:abstractNumId="21" w15:restartNumberingAfterBreak="0">
     <w:nsid w:val="536B6B5C"/>
     <w:multiLevelType w:val="hybridMultilevel"/>
-    <w:tmpl w:val="59268C9E"/>
+    <w:tmpl w:val="8676DFC2"/>
     <w:lvl w:ilvl="0" w:tplc="0419000F">
       <w:start w:val="1"/>
       <w:numFmt w:val="decimal"/>
@@ -7212,7 +7529,7 @@
       </w:pPr>
     </w:lvl>
   </w:abstractNum>
-  <w:abstractNum w:abstractNumId="21" w15:restartNumberingAfterBreak="0">
+  <w:abstractNum w:abstractNumId="22" w15:restartNumberingAfterBreak="0">
     <w:nsid w:val="563B68F7"/>
     <w:multiLevelType w:val="hybridMultilevel"/>
     <w:tmpl w:val="282EB886"/>
@@ -7298,7 +7615,7 @@
       </w:pPr>
     </w:lvl>
   </w:abstractNum>
-  <w:abstractNum w:abstractNumId="22" w15:restartNumberingAfterBreak="0">
+  <w:abstractNum w:abstractNumId="23" w15:restartNumberingAfterBreak="0">
     <w:nsid w:val="563C0511"/>
     <w:multiLevelType w:val="hybridMultilevel"/>
     <w:tmpl w:val="A6CC8498"/>
@@ -7411,7 +7728,7 @@
       </w:rPr>
     </w:lvl>
   </w:abstractNum>
-  <w:abstractNum w:abstractNumId="23" w15:restartNumberingAfterBreak="0">
+  <w:abstractNum w:abstractNumId="24" w15:restartNumberingAfterBreak="0">
     <w:nsid w:val="565B3836"/>
     <w:multiLevelType w:val="hybridMultilevel"/>
     <w:tmpl w:val="C8FAA500"/>
@@ -7524,7 +7841,7 @@
       </w:rPr>
     </w:lvl>
   </w:abstractNum>
-  <w:abstractNum w:abstractNumId="24" w15:restartNumberingAfterBreak="0">
+  <w:abstractNum w:abstractNumId="25" w15:restartNumberingAfterBreak="0">
     <w:nsid w:val="58DB17CF"/>
     <w:multiLevelType w:val="hybridMultilevel"/>
     <w:tmpl w:val="8CE0FB92"/>
@@ -7614,7 +7931,7 @@
       </w:pPr>
     </w:lvl>
   </w:abstractNum>
-  <w:abstractNum w:abstractNumId="25" w15:restartNumberingAfterBreak="0">
+  <w:abstractNum w:abstractNumId="26" w15:restartNumberingAfterBreak="0">
     <w:nsid w:val="601D0391"/>
     <w:multiLevelType w:val="hybridMultilevel"/>
     <w:tmpl w:val="AC14E7B8"/>
@@ -7703,7 +8020,7 @@
       </w:pPr>
     </w:lvl>
   </w:abstractNum>
-  <w:abstractNum w:abstractNumId="26" w15:restartNumberingAfterBreak="0">
+  <w:abstractNum w:abstractNumId="27" w15:restartNumberingAfterBreak="0">
     <w:nsid w:val="6107203A"/>
     <w:multiLevelType w:val="hybridMultilevel"/>
     <w:tmpl w:val="F53221F8"/>
@@ -7816,7 +8133,7 @@
       </w:rPr>
     </w:lvl>
   </w:abstractNum>
-  <w:abstractNum w:abstractNumId="27" w15:restartNumberingAfterBreak="0">
+  <w:abstractNum w:abstractNumId="28" w15:restartNumberingAfterBreak="0">
     <w:nsid w:val="6B695E7E"/>
     <w:multiLevelType w:val="hybridMultilevel"/>
     <w:tmpl w:val="0D0252A0"/>
@@ -7929,7 +8246,7 @@
       </w:rPr>
     </w:lvl>
   </w:abstractNum>
-  <w:abstractNum w:abstractNumId="28" w15:restartNumberingAfterBreak="0">
+  <w:abstractNum w:abstractNumId="29" w15:restartNumberingAfterBreak="0">
     <w:nsid w:val="6BE33482"/>
     <w:multiLevelType w:val="hybridMultilevel"/>
     <w:tmpl w:val="D486A306"/>
@@ -8015,7 +8332,7 @@
       </w:pPr>
     </w:lvl>
   </w:abstractNum>
-  <w:abstractNum w:abstractNumId="29" w15:restartNumberingAfterBreak="0">
+  <w:abstractNum w:abstractNumId="30" w15:restartNumberingAfterBreak="0">
     <w:nsid w:val="6C484F9D"/>
     <w:multiLevelType w:val="hybridMultilevel"/>
     <w:tmpl w:val="E1E00A88"/>
@@ -8128,7 +8445,7 @@
       </w:rPr>
     </w:lvl>
   </w:abstractNum>
-  <w:abstractNum w:abstractNumId="30" w15:restartNumberingAfterBreak="0">
+  <w:abstractNum w:abstractNumId="31" w15:restartNumberingAfterBreak="0">
     <w:nsid w:val="6C7F1032"/>
     <w:multiLevelType w:val="hybridMultilevel"/>
     <w:tmpl w:val="1F30D978"/>
@@ -8217,7 +8534,7 @@
       </w:pPr>
     </w:lvl>
   </w:abstractNum>
-  <w:abstractNum w:abstractNumId="31" w15:restartNumberingAfterBreak="0">
+  <w:abstractNum w:abstractNumId="32" w15:restartNumberingAfterBreak="0">
     <w:nsid w:val="6EB01E69"/>
     <w:multiLevelType w:val="hybridMultilevel"/>
     <w:tmpl w:val="9FDC3F6C"/>
@@ -8303,7 +8620,7 @@
       </w:pPr>
     </w:lvl>
   </w:abstractNum>
-  <w:abstractNum w:abstractNumId="32" w15:restartNumberingAfterBreak="0">
+  <w:abstractNum w:abstractNumId="33" w15:restartNumberingAfterBreak="0">
     <w:nsid w:val="77084CC8"/>
     <w:multiLevelType w:val="hybridMultilevel"/>
     <w:tmpl w:val="ACD6006A"/>
@@ -8416,7 +8733,7 @@
       </w:rPr>
     </w:lvl>
   </w:abstractNum>
-  <w:abstractNum w:abstractNumId="33" w15:restartNumberingAfterBreak="0">
+  <w:abstractNum w:abstractNumId="34" w15:restartNumberingAfterBreak="0">
     <w:nsid w:val="79D07AA6"/>
     <w:multiLevelType w:val="hybridMultilevel"/>
     <w:tmpl w:val="2160DEA6"/>
@@ -8503,94 +8820,94 @@
     </w:lvl>
   </w:abstractNum>
   <w:num w:numId="1" w16cid:durableId="797450062">
-    <w:abstractNumId w:val="11"/>
+    <w:abstractNumId w:val="12"/>
   </w:num>
   <w:num w:numId="2" w16cid:durableId="1049499910">
-    <w:abstractNumId w:val="16"/>
+    <w:abstractNumId w:val="17"/>
   </w:num>
   <w:num w:numId="3" w16cid:durableId="1145244191">
-    <w:abstractNumId w:val="7"/>
+    <w:abstractNumId w:val="8"/>
   </w:num>
   <w:num w:numId="4" w16cid:durableId="64030460">
-    <w:abstractNumId w:val="22"/>
+    <w:abstractNumId w:val="23"/>
   </w:num>
   <w:num w:numId="5" w16cid:durableId="319121129">
-    <w:abstractNumId w:val="18"/>
+    <w:abstractNumId w:val="19"/>
   </w:num>
   <w:num w:numId="6" w16cid:durableId="825626578">
-    <w:abstractNumId w:val="28"/>
+    <w:abstractNumId w:val="29"/>
   </w:num>
   <w:num w:numId="7" w16cid:durableId="376399421">
     <w:abstractNumId w:val="0"/>
   </w:num>
   <w:num w:numId="8" w16cid:durableId="1711488372">
-    <w:abstractNumId w:val="8"/>
+    <w:abstractNumId w:val="9"/>
   </w:num>
   <w:num w:numId="9" w16cid:durableId="1294558643">
     <w:abstractNumId w:val="2"/>
   </w:num>
   <w:num w:numId="10" w16cid:durableId="1389912390">
+    <w:abstractNumId w:val="27"/>
+  </w:num>
+  <w:num w:numId="11" w16cid:durableId="1586915000">
+    <w:abstractNumId w:val="33"/>
+  </w:num>
+  <w:num w:numId="12" w16cid:durableId="1853760890">
+    <w:abstractNumId w:val="18"/>
+  </w:num>
+  <w:num w:numId="13" w16cid:durableId="1143234974">
+    <w:abstractNumId w:val="24"/>
+  </w:num>
+  <w:num w:numId="14" w16cid:durableId="1261065069">
+    <w:abstractNumId w:val="6"/>
+  </w:num>
+  <w:num w:numId="15" w16cid:durableId="243729329">
     <w:abstractNumId w:val="26"/>
   </w:num>
-  <w:num w:numId="11" w16cid:durableId="1586915000">
-    <w:abstractNumId w:val="32"/>
-  </w:num>
-  <w:num w:numId="12" w16cid:durableId="1853760890">
-    <w:abstractNumId w:val="17"/>
-  </w:num>
-  <w:num w:numId="13" w16cid:durableId="1143234974">
-    <w:abstractNumId w:val="23"/>
-  </w:num>
-  <w:num w:numId="14" w16cid:durableId="1261065069">
-    <w:abstractNumId w:val="5"/>
-  </w:num>
-  <w:num w:numId="15" w16cid:durableId="243729329">
-    <w:abstractNumId w:val="25"/>
-  </w:num>
   <w:num w:numId="16" w16cid:durableId="1145706412">
-    <w:abstractNumId w:val="27"/>
+    <w:abstractNumId w:val="28"/>
   </w:num>
   <w:num w:numId="17" w16cid:durableId="155805409">
-    <w:abstractNumId w:val="30"/>
+    <w:abstractNumId w:val="31"/>
   </w:num>
   <w:num w:numId="18" w16cid:durableId="1087535803">
-    <w:abstractNumId w:val="24"/>
+    <w:abstractNumId w:val="25"/>
   </w:num>
   <w:num w:numId="19" w16cid:durableId="541134195">
     <w:abstractNumId w:val="4"/>
   </w:num>
   <w:num w:numId="20" w16cid:durableId="2043357399">
-    <w:abstractNumId w:val="6"/>
+    <w:abstractNumId w:val="7"/>
   </w:num>
   <w:num w:numId="21" w16cid:durableId="1391617928">
+    <w:abstractNumId w:val="21"/>
+  </w:num>
+  <w:num w:numId="22" w16cid:durableId="497112009">
+    <w:abstractNumId w:val="10"/>
+  </w:num>
+  <w:num w:numId="23" w16cid:durableId="1456021911">
     <w:abstractNumId w:val="20"/>
   </w:num>
-  <w:num w:numId="22" w16cid:durableId="497112009">
-    <w:abstractNumId w:val="9"/>
+  <w:num w:numId="24" w16cid:durableId="1299872901">
+    <w:abstractNumId w:val="14"/>
   </w:num>
-  <w:num w:numId="23" w16cid:durableId="1456021911">
-    <w:abstractNumId w:val="19"/>
-  </w:num>
-  <w:num w:numId="24" w16cid:durableId="1299872901">
+  <w:num w:numId="25" w16cid:durableId="610085972">
     <w:abstractNumId w:val="13"/>
   </w:num>
-  <w:num w:numId="25" w16cid:durableId="610085972">
-    <w:abstractNumId w:val="12"/>
-  </w:num>
   <w:num w:numId="26" w16cid:durableId="1692026323">
-    <w:abstractNumId w:val="10"/>
+    <w:abstractNumId w:val="11"/>
   </w:num>
   <w:num w:numId="27" w16cid:durableId="1682008947">
-    <w:abstractNumId w:val="29"/>
+    <w:abstractNumId w:val="30"/>
   </w:num>
   <w:num w:numId="28" w16cid:durableId="352609345">
-    <w:abstractNumId w:val="14"/>
+    <w:abstractNumId w:val="15"/>
   </w:num>
   <w:num w:numId="29" w16cid:durableId="1577865044">
-    <w:abstractNumId w:val="33"/>
+    <w:abstractNumId w:val="34"/>
   </w:num>
   <w:num w:numId="30" w16cid:durableId="650862721">
-    <w:abstractNumId w:val="15"/>
+    <w:abstractNumId w:val="16"/>
   </w:num>
   <w:num w:numId="31" w16cid:durableId="1097210556">
     <w:abstractNumId w:val="3"/>
@@ -8599,10 +8916,13 @@
     <w:abstractNumId w:val="1"/>
   </w:num>
   <w:num w:numId="33" w16cid:durableId="912860618">
-    <w:abstractNumId w:val="21"/>
+    <w:abstractNumId w:val="22"/>
   </w:num>
   <w:num w:numId="34" w16cid:durableId="409010963">
-    <w:abstractNumId w:val="31"/>
+    <w:abstractNumId w:val="32"/>
+  </w:num>
+  <w:num w:numId="35" w16cid:durableId="46032419">
+    <w:abstractNumId w:val="5"/>
   </w:num>
 </w:numbering>
 </file>
@@ -9044,7 +9364,6 @@
   <w:style w:type="character" w:default="1" w:styleId="a0">
     <w:name w:val="Default Paragraph Font"/>
     <w:uiPriority w:val="1"/>
-    <w:semiHidden/>
     <w:unhideWhenUsed/>
   </w:style>
   <w:style w:type="table" w:default="1" w:styleId="a1">
@@ -9387,6 +9706,18 @@
       <w:bCs/>
     </w:rPr>
   </w:style>
+  <w:style w:type="character" w:styleId="af3">
+    <w:name w:val="Unresolved Mention"/>
+    <w:basedOn w:val="a0"/>
+    <w:uiPriority w:val="99"/>
+    <w:semiHidden/>
+    <w:unhideWhenUsed/>
+    <w:rsid w:val="006C6BF5"/>
+    <w:rPr>
+      <w:color w:val="605E5C"/>
+      <w:shd w:val="clear" w:color="auto" w:fill="E1DFDD"/>
+    </w:rPr>
+  </w:style>
 </w:styles>
 </file>
 

--- a/Документация/project.docx
+++ b/Документация/project.docx
@@ -3642,7 +3642,7 @@
       </w:pPr>
       <w:r>
         <w:pict w14:anchorId="577E81B7">
-          <v:shape id="_x0000_i1025" type="#_x0000_t75" style="width:342.4pt;height:118.9pt">
+          <v:shape id="_x0000_i1025" type="#_x0000_t75" style="width:342.75pt;height:118.5pt">
             <v:imagedata r:id="rId16" o:title="Снимок экрана (29)"/>
           </v:shape>
         </w:pict>
@@ -3928,9 +3928,6 @@
       <w:pPr>
         <w:ind w:firstLine="0"/>
         <w:jc w:val="center"/>
-        <w:rPr>
-          <w:lang w:val="en-US"/>
-        </w:rPr>
       </w:pPr>
     </w:p>
     <w:p>
@@ -4025,15 +4022,9 @@
         <w:jc w:val="center"/>
       </w:pPr>
       <w:r>
-        <w:t xml:space="preserve">Рисунок 17 </w:t>
-      </w:r>
-      <w:r>
-        <w:t>–</w:t>
-      </w:r>
-      <w:r>
-        <w:rPr>
-          <w:lang w:val="en-US"/>
-        </w:rPr>
+        <w:t>Рисунок 17 –</w:t>
+      </w:r>
+      <w:r>
         <w:t xml:space="preserve"> </w:t>
       </w:r>
       <w:r>
@@ -4959,9 +4950,6 @@
               <w:t>Создание проекта</w:t>
             </w:r>
             <w:r>
-              <w:rPr>
-                <w:lang w:val="en-US"/>
-              </w:rPr>
               <w:t>;</w:t>
             </w:r>
           </w:p>
@@ -5082,14 +5070,14 @@
         </w:r>
       </w:hyperlink>
       <w:r>
-        <w:t> (дата обращения: </w:t>
+        <w:t> (дата обращения:</w:t>
       </w:r>
       <w:r>
         <w:rPr>
           <w:b/>
           <w:bCs/>
         </w:rPr>
-        <w:t xml:space="preserve">укажите свою дату, например, </w:t>
+        <w:t xml:space="preserve"> </w:t>
       </w:r>
       <w:r>
         <w:rPr>
@@ -5162,10 +5150,7 @@
         <w:t>GigaChat</w:t>
       </w:r>
       <w:r>
-        <w:t>: мультимодальная нейросеть от Сбера: офиц. сайт. – URL: </w:t>
-      </w:r>
-      <w:r>
-        <w:t xml:space="preserve"> </w:t>
+        <w:t xml:space="preserve">: мультимодальная нейросеть от Сбера: офиц. сайт. – URL:  </w:t>
       </w:r>
       <w:hyperlink r:id="rId26" w:history="1">
         <w:r>
@@ -9364,6 +9349,7 @@
   <w:style w:type="character" w:default="1" w:styleId="a0">
     <w:name w:val="Default Paragraph Font"/>
     <w:uiPriority w:val="1"/>
+    <w:semiHidden/>
     <w:unhideWhenUsed/>
   </w:style>
   <w:style w:type="table" w:default="1" w:styleId="a1">

--- a/Документация/project.docx
+++ b/Документация/project.docx
@@ -1,6 +1,6 @@
 
 <file path=word/document.xml><?xml version="1.0" encoding="utf-8"?>
-<w:document xmlns:wpc="http://schemas.microsoft.com/office/word/2010/wordprocessingCanvas" xmlns:cx="http://schemas.microsoft.com/office/drawing/2014/chartex" xmlns:cx1="http://schemas.microsoft.com/office/drawing/2015/9/8/chartex" xmlns:cx2="http://schemas.microsoft.com/office/drawing/2015/10/21/chartex" xmlns:cx3="http://schemas.microsoft.com/office/drawing/2016/5/9/chartex" xmlns:cx4="http://schemas.microsoft.com/office/drawing/2016/5/10/chartex" xmlns:cx5="http://schemas.microsoft.com/office/drawing/2016/5/11/chartex" xmlns:cx6="http://schemas.microsoft.com/office/drawing/2016/5/12/chartex" xmlns:cx7="http://schemas.microsoft.com/office/drawing/2016/5/13/chartex" xmlns:cx8="http://schemas.microsoft.com/office/drawing/2016/5/14/chartex" xmlns:mc="http://schemas.openxmlformats.org/markup-compatibility/2006" xmlns:aink="http://schemas.microsoft.com/office/drawing/2016/ink" xmlns:am3d="http://schemas.microsoft.com/office/drawing/2017/model3d" xmlns:o="urn:schemas-microsoft-com:office:office" xmlns:r="http://schemas.openxmlformats.org/officeDocument/2006/relationships" xmlns:m="http://schemas.openxmlformats.org/officeDocument/2006/math" xmlns:v="urn:schemas-microsoft-com:vml" xmlns:wp14="http://schemas.microsoft.com/office/word/2010/wordprocessingDrawing" xmlns:wp="http://schemas.openxmlformats.org/drawingml/2006/wordprocessingDrawing" xmlns:w10="urn:schemas-microsoft-com:office:word" xmlns:w="http://schemas.openxmlformats.org/wordprocessingml/2006/main" xmlns:w14="http://schemas.microsoft.com/office/word/2010/wordml" xmlns:w15="http://schemas.microsoft.com/office/word/2012/wordml" xmlns:w16cex="http://schemas.microsoft.com/office/word/2018/wordml/cex" xmlns:w16cid="http://schemas.microsoft.com/office/word/2016/wordml/cid" xmlns:w16="http://schemas.microsoft.com/office/word/2018/wordml" xmlns:w16sdtdh="http://schemas.microsoft.com/office/word/2020/wordml/sdtdatahash" xmlns:w16se="http://schemas.microsoft.com/office/word/2015/wordml/symex" xmlns:wpg="http://schemas.microsoft.com/office/word/2010/wordprocessingGroup" xmlns:wpi="http://schemas.microsoft.com/office/word/2010/wordprocessingInk" xmlns:wne="http://schemas.microsoft.com/office/word/2006/wordml" xmlns:wps="http://schemas.microsoft.com/office/word/2010/wordprocessingShape" mc:Ignorable="w14 w15 w16se w16cid w16 w16cex w16sdtdh wp14">
+<w:document xmlns:wpc="http://schemas.microsoft.com/office/word/2010/wordprocessingCanvas" xmlns:cx="http://schemas.microsoft.com/office/drawing/2014/chartex" xmlns:cx1="http://schemas.microsoft.com/office/drawing/2015/9/8/chartex" xmlns:mc="http://schemas.openxmlformats.org/markup-compatibility/2006" xmlns:o="urn:schemas-microsoft-com:office:office" xmlns:r="http://schemas.openxmlformats.org/officeDocument/2006/relationships" xmlns:m="http://schemas.openxmlformats.org/officeDocument/2006/math" xmlns:v="urn:schemas-microsoft-com:vml" xmlns:wp14="http://schemas.microsoft.com/office/word/2010/wordprocessingDrawing" xmlns:wp="http://schemas.openxmlformats.org/drawingml/2006/wordprocessingDrawing" xmlns:w10="urn:schemas-microsoft-com:office:word" xmlns:w="http://schemas.openxmlformats.org/wordprocessingml/2006/main" xmlns:w14="http://schemas.microsoft.com/office/word/2010/wordml" xmlns:w15="http://schemas.microsoft.com/office/word/2012/wordml" xmlns:w16se="http://schemas.microsoft.com/office/word/2015/wordml/symex" xmlns:wpg="http://schemas.microsoft.com/office/word/2010/wordprocessingGroup" xmlns:wpi="http://schemas.microsoft.com/office/word/2010/wordprocessingInk" xmlns:wne="http://schemas.microsoft.com/office/word/2006/wordml" xmlns:wps="http://schemas.microsoft.com/office/word/2010/wordprocessingShape" mc:Ignorable="w14 w15 w16se wp14">
   <w:body>
     <w:p>
       <w:pPr>
@@ -168,15 +168,7 @@
         <w:t> </w:t>
       </w:r>
       <w:r>
-        <w:t xml:space="preserve">2065 </w:t>
-      </w:r>
-      <w:proofErr w:type="spellStart"/>
-      <w:r>
-        <w:t>Мацнев</w:t>
-      </w:r>
-      <w:proofErr w:type="spellEnd"/>
-      <w:r>
-        <w:t xml:space="preserve"> Илья Антонович</w:t>
+        <w:t>2065 Мацнев Илья Антонович</w:t>
       </w:r>
     </w:p>
     <w:p>
@@ -589,19 +581,12 @@
     </w:p>
     <w:p>
       <w:pPr>
-        <w:ind w:firstLine="0"/>
-        <w:jc w:val="center"/>
-        <w:outlineLvl w:val="0"/>
-        <w:rPr>
-          <w:b/>
-        </w:rPr>
+        <w:pStyle w:val="10"/>
       </w:pPr>
       <w:bookmarkStart w:id="1" w:name="__RefHeading___2"/>
       <w:bookmarkEnd w:id="1"/>
       <w:r>
-        <w:rPr>
-          <w:b/>
-        </w:rPr>
+        <w:lastRenderedPageBreak/>
         <w:t>Введение и актуальность проектной работы</w:t>
       </w:r>
     </w:p>
@@ -610,18 +595,7 @@
         <w:spacing w:after="0"/>
       </w:pPr>
       <w:r>
-        <w:t xml:space="preserve">Мы </w:t>
-      </w:r>
-      <w:r>
-        <w:t xml:space="preserve">живем в XXI веке – веке </w:t>
-      </w:r>
-      <w:proofErr w:type="spellStart"/>
-      <w:r>
-        <w:t>компьюторных</w:t>
-      </w:r>
-      <w:proofErr w:type="spellEnd"/>
-      <w:r>
-        <w:t xml:space="preserve"> технологий. Сейчас востребованными сферами являются разработчики приложений и игр. Одним из простых и современных языков является Python.</w:t>
+        <w:t>Мы живем в XXI веке – веке компьюторных технологий. Сейчас востребованными сферами являются разработчики приложений и игр. Одним из простых и современных языков является Python.</w:t>
       </w:r>
     </w:p>
     <w:p>
@@ -635,13 +609,7 @@
         <w:rPr>
           <w:shd w:val="clear" w:color="auto" w:fill="F9FAFB"/>
         </w:rPr>
-        <w:t>Изучение языка «Python» и создание собственных проектов является актуальным и пер</w:t>
-      </w:r>
-      <w:r>
-        <w:rPr>
-          <w:shd w:val="clear" w:color="auto" w:fill="F9FAFB"/>
-        </w:rPr>
-        <w:t xml:space="preserve">спективным направлением. Также этот язык часто используется в решении сложных математических задач. </w:t>
+        <w:t xml:space="preserve">Изучение языка «Python» и создание собственных проектов является актуальным и перспективным направлением. Также этот язык часто используется в решении сложных математических задач. </w:t>
       </w:r>
     </w:p>
     <w:p>
@@ -656,14 +624,7 @@
           <w:color w:val="0A0A0A"/>
           <w:highlight w:val="white"/>
         </w:rPr>
-        <w:t xml:space="preserve">Язык «Go» известен своей простотой, высокой производительностью и эффективностью, что делает его идеальным для создания веб-сервисов, серверных приложений </w:t>
-      </w:r>
-      <w:r>
-        <w:rPr>
-          <w:color w:val="0A0A0A"/>
-          <w:highlight w:val="white"/>
-        </w:rPr>
-        <w:t>и облачной инфраструктуры.</w:t>
+        <w:t>Язык «Go» известен своей простотой, высокой производительностью и эффективностью, что делает его идеальным для создания веб-сервисов, серверных приложений и облачной инфраструктуры.</w:t>
       </w:r>
     </w:p>
     <w:p>
@@ -698,7 +659,15 @@
       </w:r>
       <w:proofErr w:type="spellEnd"/>
       <w:r>
-        <w:t xml:space="preserve">». Также Python используется в игре «World </w:t>
+        <w:t>». Также Python используется в игре «</w:t>
+      </w:r>
+      <w:proofErr w:type="spellStart"/>
+      <w:r>
+        <w:t>World</w:t>
+      </w:r>
+      <w:proofErr w:type="spellEnd"/>
+      <w:r>
+        <w:t xml:space="preserve"> </w:t>
       </w:r>
       <w:proofErr w:type="spellStart"/>
       <w:r>
@@ -726,221 +695,90 @@
         </w:rPr>
       </w:pPr>
       <w:r>
-        <w:t>«</w:t>
+        <w:t>«Golang» также применяется в крупных и перспективных проектах, таких как «</w:t>
       </w:r>
       <w:proofErr w:type="spellStart"/>
       <w:r>
-        <w:t>Golang</w:t>
+        <w:t>Uber</w:t>
       </w:r>
       <w:proofErr w:type="spellEnd"/>
       <w:r>
-        <w:t>» также применяется в крупных и перспективных проектах, таких как «</w:t>
+        <w:t>», где он используется как микросервис для обработки геоданных, «</w:t>
       </w:r>
       <w:proofErr w:type="spellStart"/>
       <w:r>
-        <w:t>Uber</w:t>
+        <w:t>Cloudflare</w:t>
       </w:r>
       <w:proofErr w:type="spellEnd"/>
       <w:r>
-        <w:t xml:space="preserve">», где он используется как </w:t>
+        <w:t>», где «Go» применяется для DNS-сервиса, «Nintendo», где этот язык используется для серверов для многопользовательских игр.</w:t>
+      </w:r>
+    </w:p>
+    <w:p>
+      <w:pPr>
+        <w:spacing w:after="0"/>
+      </w:pPr>
+      <w:r>
+        <w:rPr>
+          <w:highlight w:val="white"/>
+        </w:rPr>
+        <w:t>Мы разработали игру «</w:t>
       </w:r>
       <w:proofErr w:type="spellStart"/>
       <w:r>
-        <w:t>микросервис</w:t>
+        <w:rPr>
+          <w:highlight w:val="white"/>
+        </w:rPr>
+        <w:t>League</w:t>
       </w:r>
       <w:proofErr w:type="spellEnd"/>
       <w:r>
-        <w:t xml:space="preserve"> для обработки </w:t>
+        <w:rPr>
+          <w:highlight w:val="white"/>
+        </w:rPr>
+        <w:t xml:space="preserve"> </w:t>
       </w:r>
       <w:proofErr w:type="spellStart"/>
       <w:r>
-        <w:t>геоданных</w:t>
+        <w:rPr>
+          <w:highlight w:val="white"/>
+        </w:rPr>
+        <w:t>of</w:t>
       </w:r>
       <w:proofErr w:type="spellEnd"/>
       <w:r>
-        <w:t>, «</w:t>
+        <w:rPr>
+          <w:highlight w:val="white"/>
+        </w:rPr>
+        <w:t xml:space="preserve"> </w:t>
       </w:r>
       <w:proofErr w:type="spellStart"/>
       <w:r>
-        <w:t>Cloudflare</w:t>
+        <w:rPr>
+          <w:highlight w:val="white"/>
+        </w:rPr>
+        <w:t>adventures</w:t>
       </w:r>
       <w:proofErr w:type="spellEnd"/>
       <w:r>
-        <w:t>», где «Go» при</w:t>
-      </w:r>
-      <w:r>
-        <w:t>меняется для DNS-сервиса, «Nintendo», где этот язык используется для серверов для многопользовательских игр.</w:t>
-      </w:r>
-    </w:p>
-    <w:p>
-      <w:pPr>
-        <w:spacing w:after="0"/>
-      </w:pPr>
-      <w:r>
         <w:rPr>
           <w:highlight w:val="white"/>
         </w:rPr>
-        <w:t>Мы разработали игру «</w:t>
+        <w:t>» на языках «python» для клиента и «Go» для сервера, с использованием python библиотек «pygame», «websocket», «pytmx»; а также с использованием пользовательской библиотеки golang «</w:t>
       </w:r>
       <w:proofErr w:type="spellStart"/>
       <w:r>
         <w:rPr>
           <w:highlight w:val="white"/>
         </w:rPr>
-        <w:t>League</w:t>
+        <w:t>gorilla</w:t>
       </w:r>
       <w:proofErr w:type="spellEnd"/>
       <w:r>
         <w:rPr>
           <w:highlight w:val="white"/>
         </w:rPr>
-        <w:t xml:space="preserve"> </w:t>
-      </w:r>
-      <w:proofErr w:type="spellStart"/>
-      <w:r>
-        <w:rPr>
-          <w:highlight w:val="white"/>
-        </w:rPr>
-        <w:t>of</w:t>
-      </w:r>
-      <w:proofErr w:type="spellEnd"/>
-      <w:r>
-        <w:rPr>
-          <w:highlight w:val="white"/>
-        </w:rPr>
-        <w:t xml:space="preserve"> </w:t>
-      </w:r>
-      <w:proofErr w:type="spellStart"/>
-      <w:r>
-        <w:rPr>
-          <w:highlight w:val="white"/>
-        </w:rPr>
-        <w:t>adventures</w:t>
-      </w:r>
-      <w:proofErr w:type="spellEnd"/>
-      <w:r>
-        <w:rPr>
-          <w:highlight w:val="white"/>
-        </w:rPr>
-        <w:t>» на языках «</w:t>
-      </w:r>
-      <w:proofErr w:type="spellStart"/>
-      <w:r>
-        <w:rPr>
-          <w:highlight w:val="white"/>
-        </w:rPr>
-        <w:t>python</w:t>
-      </w:r>
-      <w:proofErr w:type="spellEnd"/>
-      <w:r>
-        <w:rPr>
-          <w:highlight w:val="white"/>
-        </w:rPr>
-        <w:t xml:space="preserve">» для клиента и «Go» для сервера, с использованием </w:t>
-      </w:r>
-      <w:proofErr w:type="spellStart"/>
-      <w:r>
-        <w:rPr>
-          <w:highlight w:val="white"/>
-        </w:rPr>
-        <w:t>python</w:t>
-      </w:r>
-      <w:proofErr w:type="spellEnd"/>
-      <w:r>
-        <w:rPr>
-          <w:highlight w:val="white"/>
-        </w:rPr>
-        <w:t xml:space="preserve"> библиотек «</w:t>
-      </w:r>
-      <w:proofErr w:type="spellStart"/>
-      <w:r>
-        <w:rPr>
-          <w:highlight w:val="white"/>
-        </w:rPr>
-        <w:t>pygame</w:t>
-      </w:r>
-      <w:proofErr w:type="spellEnd"/>
-      <w:r>
-        <w:rPr>
-          <w:highlight w:val="white"/>
-        </w:rPr>
-        <w:t>», «</w:t>
-      </w:r>
-      <w:proofErr w:type="spellStart"/>
-      <w:r>
-        <w:rPr>
-          <w:highlight w:val="white"/>
-        </w:rPr>
-        <w:t>websocke</w:t>
-      </w:r>
-      <w:r>
-        <w:rPr>
-          <w:highlight w:val="white"/>
-        </w:rPr>
-        <w:t>t</w:t>
-      </w:r>
-      <w:proofErr w:type="spellEnd"/>
-      <w:r>
-        <w:rPr>
-          <w:highlight w:val="white"/>
-        </w:rPr>
-        <w:t>», «</w:t>
-      </w:r>
-      <w:proofErr w:type="spellStart"/>
-      <w:r>
-        <w:rPr>
-          <w:highlight w:val="white"/>
-        </w:rPr>
-        <w:t>pytmx</w:t>
-      </w:r>
-      <w:proofErr w:type="spellEnd"/>
-      <w:r>
-        <w:rPr>
-          <w:highlight w:val="white"/>
-        </w:rPr>
-        <w:t xml:space="preserve">»; а также с использованием пользовательской библиотеки </w:t>
-      </w:r>
-      <w:proofErr w:type="spellStart"/>
-      <w:r>
-        <w:rPr>
-          <w:highlight w:val="white"/>
-        </w:rPr>
-        <w:t>golang</w:t>
-      </w:r>
-      <w:proofErr w:type="spellEnd"/>
-      <w:r>
-        <w:rPr>
-          <w:highlight w:val="white"/>
-        </w:rPr>
-        <w:t xml:space="preserve"> «</w:t>
-      </w:r>
-      <w:proofErr w:type="spellStart"/>
-      <w:r>
-        <w:rPr>
-          <w:highlight w:val="white"/>
-        </w:rPr>
-        <w:t>gorilla</w:t>
-      </w:r>
-      <w:proofErr w:type="spellEnd"/>
-      <w:r>
-        <w:rPr>
-          <w:highlight w:val="white"/>
-        </w:rPr>
-        <w:t>/</w:t>
-      </w:r>
-      <w:proofErr w:type="spellStart"/>
-      <w:r>
-        <w:rPr>
-          <w:highlight w:val="white"/>
-        </w:rPr>
-        <w:t>websocket</w:t>
-      </w:r>
-      <w:proofErr w:type="spellEnd"/>
-      <w:r>
-        <w:rPr>
-          <w:highlight w:val="white"/>
-        </w:rPr>
-        <w:t>» для соединения сервера с клиентами.</w:t>
+        <w:t>/websocket» для соединения сервера с клиентами.</w:t>
       </w:r>
     </w:p>
     <w:p>
@@ -1004,30 +842,7 @@
           <w:color w:val="34363D"/>
           <w:shd w:val="clear" w:color="auto" w:fill="FDFDFE"/>
         </w:rPr>
-        <w:t>Разработать прототип многопользовательской онлайн 2D-игры на «</w:t>
-      </w:r>
-      <w:proofErr w:type="spellStart"/>
-      <w:r>
-        <w:rPr>
-          <w:color w:val="34363D"/>
-          <w:shd w:val="clear" w:color="auto" w:fill="FDFDFE"/>
-        </w:rPr>
-        <w:t>python</w:t>
-      </w:r>
-      <w:proofErr w:type="spellEnd"/>
-      <w:r>
-        <w:rPr>
-          <w:color w:val="34363D"/>
-          <w:shd w:val="clear" w:color="auto" w:fill="FDFDFE"/>
-        </w:rPr>
-        <w:t>» с клиент-</w:t>
-      </w:r>
-      <w:r>
-        <w:rPr>
-          <w:color w:val="34363D"/>
-          <w:shd w:val="clear" w:color="auto" w:fill="FDFDFE"/>
-        </w:rPr>
-        <w:t>серверной архитектурой, демонстрирующий реализацию сетевого взаимодействия в реальном времени, управление игровым состоянием на сервере и отзывчивый графический интерфейс в клиенте</w:t>
+        <w:t>Разработать прототип многопользовательской онлайн 2D-игры на «python» с клиент-серверной архитектурой, демонстрирующий реализацию сетевого взаимодействия в реальном времени, управление игровым состоянием на сервере и отзывчивый графический интерфейс в клиенте</w:t>
       </w:r>
       <w:r>
         <w:rPr>
@@ -1055,7 +870,7 @@
     </w:p>
     <w:p>
       <w:pPr>
-        <w:pStyle w:val="af8"/>
+        <w:pStyle w:val="af7"/>
         <w:numPr>
           <w:ilvl w:val="0"/>
           <w:numId w:val="1"/>
@@ -1069,7 +884,7 @@
     </w:p>
     <w:p>
       <w:pPr>
-        <w:pStyle w:val="af8"/>
+        <w:pStyle w:val="af7"/>
         <w:numPr>
           <w:ilvl w:val="0"/>
           <w:numId w:val="1"/>
@@ -1078,15 +893,12 @@
         <w:jc w:val="left"/>
       </w:pPr>
       <w:r>
-        <w:t xml:space="preserve">Разработка алгоритма </w:t>
-      </w:r>
-      <w:r>
-        <w:t>работы игры;</w:t>
-      </w:r>
-    </w:p>
-    <w:p>
-      <w:pPr>
-        <w:pStyle w:val="af8"/>
+        <w:t>Разработка алгоритма работы игры;</w:t>
+      </w:r>
+    </w:p>
+    <w:p>
+      <w:pPr>
+        <w:pStyle w:val="af7"/>
         <w:numPr>
           <w:ilvl w:val="0"/>
           <w:numId w:val="1"/>
@@ -1100,7 +912,7 @@
     </w:p>
     <w:p>
       <w:pPr>
-        <w:pStyle w:val="af8"/>
+        <w:pStyle w:val="af7"/>
         <w:numPr>
           <w:ilvl w:val="0"/>
           <w:numId w:val="1"/>
@@ -1109,20 +921,12 @@
         <w:jc w:val="left"/>
       </w:pPr>
       <w:r>
-        <w:t xml:space="preserve">Создание </w:t>
-      </w:r>
-      <w:proofErr w:type="spellStart"/>
-      <w:r>
-        <w:t>tmx</w:t>
-      </w:r>
-      <w:proofErr w:type="spellEnd"/>
-      <w:r>
-        <w:t>-карты;</w:t>
-      </w:r>
-    </w:p>
-    <w:p>
-      <w:pPr>
-        <w:pStyle w:val="af8"/>
+        <w:t>Создание tmx-карты;</w:t>
+      </w:r>
+    </w:p>
+    <w:p>
+      <w:pPr>
+        <w:pStyle w:val="af7"/>
         <w:numPr>
           <w:ilvl w:val="0"/>
           <w:numId w:val="1"/>
@@ -1161,30 +965,44 @@
           <w:color w:val="34363D"/>
           <w:shd w:val="clear" w:color="auto" w:fill="FDFDFE"/>
         </w:rPr>
-        <w:t>Новизна проектной работы заключается в исследовании и реализации клиент-серверной архитектуры, где высокопроизводительный сервер реального времени, написан</w:t>
-      </w:r>
+        <w:t>Новизна проектной работы заключается в исследовании и реализации клиент-серверной архитектуры, где высокопроизводительный сервер реального времени, написанный на языке «</w:t>
+      </w:r>
+      <w:proofErr w:type="gramStart"/>
       <w:r>
         <w:rPr>
           <w:color w:val="34363D"/>
           <w:shd w:val="clear" w:color="auto" w:fill="FDFDFE"/>
         </w:rPr>
-        <w:t>ный на языке «Go» (язык, известный своей эффективностью в конкурентных сетевых задачах) взаимодействует с быстрым для прототипирования клиентом на языке «</w:t>
-      </w:r>
-      <w:proofErr w:type="spellStart"/>
+        <w:t>Go»</w:t>
+      </w:r>
       <w:r>
         <w:rPr>
           <w:color w:val="34363D"/>
           <w:shd w:val="clear" w:color="auto" w:fill="FDFDFE"/>
         </w:rPr>
-        <w:t>python</w:t>
-      </w:r>
-      <w:proofErr w:type="spellEnd"/>
+        <w:t>[</w:t>
+      </w:r>
+      <w:proofErr w:type="gramEnd"/>
       <w:r>
         <w:rPr>
           <w:color w:val="34363D"/>
           <w:shd w:val="clear" w:color="auto" w:fill="FDFDFE"/>
         </w:rPr>
-        <w:t>».</w:t>
+        <w:t>2</w:t>
+      </w:r>
+      <w:r>
+        <w:rPr>
+          <w:color w:val="34363D"/>
+          <w:shd w:val="clear" w:color="auto" w:fill="FDFDFE"/>
+        </w:rPr>
+        <w:t>]</w:t>
+      </w:r>
+      <w:r>
+        <w:rPr>
+          <w:color w:val="34363D"/>
+          <w:shd w:val="clear" w:color="auto" w:fill="FDFDFE"/>
+        </w:rPr>
+        <w:t xml:space="preserve"> (язык, известный своей эффективностью в конкурентных сетевых задачах) взаимодействует с быстрым для прототипирования клиентом на языке «python».</w:t>
       </w:r>
     </w:p>
     <w:p>
@@ -1203,7 +1021,7 @@
     </w:p>
     <w:p>
       <w:pPr>
-        <w:pStyle w:val="af8"/>
+        <w:pStyle w:val="af7"/>
         <w:numPr>
           <w:ilvl w:val="0"/>
           <w:numId w:val="2"/>
@@ -1217,7 +1035,7 @@
     </w:p>
     <w:p>
       <w:pPr>
-        <w:pStyle w:val="af8"/>
+        <w:pStyle w:val="af7"/>
         <w:numPr>
           <w:ilvl w:val="0"/>
           <w:numId w:val="2"/>
@@ -1231,7 +1049,7 @@
     </w:p>
     <w:p>
       <w:pPr>
-        <w:pStyle w:val="af8"/>
+        <w:pStyle w:val="af7"/>
         <w:numPr>
           <w:ilvl w:val="0"/>
           <w:numId w:val="2"/>
@@ -1279,13 +1097,7 @@
         <w:rPr>
           <w:b/>
         </w:rPr>
-        <w:t xml:space="preserve">Принцип </w:t>
-      </w:r>
-      <w:r>
-        <w:rPr>
-          <w:b/>
-        </w:rPr>
-        <w:t>работы кода</w:t>
+        <w:t>Принцип работы кода</w:t>
       </w:r>
     </w:p>
     <w:p>
@@ -1306,44 +1118,12 @@
         <w:jc w:val="left"/>
       </w:pPr>
       <w:r>
-        <w:t>Данный код представляет собой игровой клиент с поддержкой онлайн игры. В коде используются такие библиотеки, как «</w:t>
-      </w:r>
-      <w:proofErr w:type="spellStart"/>
-      <w:r>
-        <w:t>pygame</w:t>
-      </w:r>
-      <w:proofErr w:type="spellEnd"/>
-      <w:r>
-        <w:t>», «</w:t>
-      </w:r>
-      <w:proofErr w:type="spellStart"/>
-      <w:r>
-        <w:t>websocket</w:t>
-      </w:r>
-      <w:proofErr w:type="spellEnd"/>
-      <w:r>
-        <w:t>», «</w:t>
-      </w:r>
-      <w:proofErr w:type="spellStart"/>
-      <w:r>
-        <w:t>pytmx</w:t>
-      </w:r>
-      <w:proofErr w:type="spellEnd"/>
-      <w:r>
-        <w:t>», «</w:t>
-      </w:r>
-      <w:proofErr w:type="spellStart"/>
-      <w:r>
-        <w:t>json</w:t>
-      </w:r>
-      <w:proofErr w:type="spellEnd"/>
-      <w:r>
-        <w:t>».</w:t>
-      </w:r>
-    </w:p>
-    <w:p>
-      <w:pPr>
-        <w:pStyle w:val="af8"/>
+        <w:t>Данный код представляет собой игровой клиент с поддержкой онлайн игры. В коде используются такие библиотеки, как «pygame», «websocket», «pytmx», «json».</w:t>
+      </w:r>
+    </w:p>
+    <w:p>
+      <w:pPr>
+        <w:pStyle w:val="af7"/>
         <w:numPr>
           <w:ilvl w:val="0"/>
           <w:numId w:val="3"/>
@@ -1356,28 +1136,17 @@
     </w:p>
     <w:p>
       <w:pPr>
-        <w:pStyle w:val="af8"/>
+        <w:pStyle w:val="af7"/>
         <w:ind w:firstLine="0"/>
         <w:jc w:val="left"/>
       </w:pPr>
       <w:r>
-        <w:t xml:space="preserve">Инициализируются все модули </w:t>
-      </w:r>
-      <w:proofErr w:type="spellStart"/>
-      <w:r>
-        <w:t>pygame</w:t>
-      </w:r>
-      <w:proofErr w:type="spellEnd"/>
-      <w:r>
-        <w:t>, настраивается полноэк</w:t>
-      </w:r>
-      <w:r>
-        <w:t>ранный режим, загружаются шрифты для текста.</w:t>
-      </w:r>
-    </w:p>
-    <w:p>
-      <w:pPr>
-        <w:pStyle w:val="af8"/>
+        <w:t>Инициализируются все модули pygame, настраивается полноэкранный режим, загружаются шрифты для текста.</w:t>
+      </w:r>
+    </w:p>
+    <w:p>
+      <w:pPr>
+        <w:pStyle w:val="af7"/>
         <w:numPr>
           <w:ilvl w:val="0"/>
           <w:numId w:val="3"/>
@@ -1390,25 +1159,17 @@
     </w:p>
     <w:p>
       <w:pPr>
-        <w:pStyle w:val="af8"/>
+        <w:pStyle w:val="af7"/>
         <w:ind w:firstLine="0"/>
         <w:jc w:val="left"/>
       </w:pPr>
       <w:r>
-        <w:t xml:space="preserve">Загружаются изображения для меню, настроек, фоновые изображения для текстовой части, спрайты персонажа, </w:t>
-      </w:r>
-      <w:proofErr w:type="spellStart"/>
-      <w:r>
-        <w:t>tmx</w:t>
-      </w:r>
-      <w:proofErr w:type="spellEnd"/>
-      <w:r>
-        <w:t>-карта.</w:t>
-      </w:r>
-    </w:p>
-    <w:p>
-      <w:pPr>
-        <w:pStyle w:val="af8"/>
+        <w:t>Загружаются изображения для меню, настроек, фоновые изображения для текстовой части, спрайты персонажа, tmx-карта.</w:t>
+      </w:r>
+    </w:p>
+    <w:p>
+      <w:pPr>
+        <w:pStyle w:val="af7"/>
         <w:numPr>
           <w:ilvl w:val="0"/>
           <w:numId w:val="3"/>
@@ -1421,59 +1182,40 @@
     </w:p>
     <w:p>
       <w:pPr>
-        <w:pStyle w:val="af8"/>
+        <w:pStyle w:val="af7"/>
         <w:ind w:firstLine="0"/>
         <w:jc w:val="left"/>
       </w:pPr>
       <w:r>
-        <w:t>Создаются флаги состояний для главного меню, наст</w:t>
-      </w:r>
-      <w:r>
-        <w:t>роек, одиночной игры, онлайн игры.</w:t>
-      </w:r>
-    </w:p>
-    <w:p>
-      <w:pPr>
-        <w:pStyle w:val="af8"/>
+        <w:t>Создаются флаги состояний для главного меню, настроек, одиночной игры, онлайн игры.</w:t>
+      </w:r>
+    </w:p>
+    <w:p>
+      <w:pPr>
+        <w:pStyle w:val="af7"/>
         <w:numPr>
           <w:ilvl w:val="0"/>
           <w:numId w:val="3"/>
         </w:numPr>
         <w:jc w:val="left"/>
       </w:pPr>
-      <w:proofErr w:type="spellStart"/>
-      <w:r>
-        <w:t>Websocket</w:t>
-      </w:r>
-      <w:proofErr w:type="spellEnd"/>
-      <w:r>
-        <w:t xml:space="preserve"> соединение </w:t>
-      </w:r>
-    </w:p>
-    <w:p>
-      <w:pPr>
-        <w:pStyle w:val="af8"/>
+      <w:r>
+        <w:t xml:space="preserve">Websocket соединение </w:t>
+      </w:r>
+    </w:p>
+    <w:p>
+      <w:pPr>
+        <w:pStyle w:val="af7"/>
         <w:ind w:firstLine="0"/>
         <w:jc w:val="left"/>
       </w:pPr>
       <w:r>
-        <w:t xml:space="preserve">Создается отдельный поток для </w:t>
-      </w:r>
-      <w:proofErr w:type="spellStart"/>
-      <w:r>
-        <w:t>websocket</w:t>
-      </w:r>
-      <w:proofErr w:type="spellEnd"/>
-      <w:r>
-        <w:t xml:space="preserve"> соединения. Реализована обработка входящих сообщений, ошибок, закрытия соединения, отправки сообщений. Клиент отправляет ввод пользователя, сервер отправляет с</w:t>
-      </w:r>
-      <w:r>
-        <w:t>остояние игры.</w:t>
-      </w:r>
-    </w:p>
-    <w:p>
-      <w:pPr>
-        <w:pStyle w:val="af8"/>
+        <w:t>Создается отдельный поток для websocket соединения. Реализована обработка входящих сообщений, ошибок, закрытия соединения, отправки сообщений. Клиент отправляет ввод пользователя, сервер отправляет состояние игры.</w:t>
+      </w:r>
+    </w:p>
+    <w:p>
+      <w:pPr>
+        <w:pStyle w:val="af7"/>
         <w:numPr>
           <w:ilvl w:val="0"/>
           <w:numId w:val="3"/>
@@ -1486,7 +1228,7 @@
     </w:p>
     <w:p>
       <w:pPr>
-        <w:pStyle w:val="af8"/>
+        <w:pStyle w:val="af7"/>
         <w:ind w:firstLine="0"/>
         <w:jc w:val="left"/>
       </w:pPr>
@@ -1496,7 +1238,7 @@
     </w:p>
     <w:p>
       <w:pPr>
-        <w:pStyle w:val="af8"/>
+        <w:pStyle w:val="af7"/>
         <w:numPr>
           <w:ilvl w:val="0"/>
           <w:numId w:val="4"/>
@@ -1518,7 +1260,7 @@
     </w:p>
     <w:p>
       <w:pPr>
-        <w:pStyle w:val="af8"/>
+        <w:pStyle w:val="af7"/>
         <w:numPr>
           <w:ilvl w:val="0"/>
           <w:numId w:val="4"/>
@@ -1531,7 +1273,7 @@
     </w:p>
     <w:p>
       <w:pPr>
-        <w:pStyle w:val="af8"/>
+        <w:pStyle w:val="af7"/>
         <w:ind w:left="1440" w:firstLine="0"/>
         <w:jc w:val="left"/>
       </w:pPr>
@@ -1541,7 +1283,7 @@
     </w:p>
     <w:p>
       <w:pPr>
-        <w:pStyle w:val="af8"/>
+        <w:pStyle w:val="af7"/>
         <w:numPr>
           <w:ilvl w:val="0"/>
           <w:numId w:val="4"/>
@@ -1554,17 +1296,18 @@
     </w:p>
     <w:p>
       <w:pPr>
-        <w:pStyle w:val="af8"/>
+        <w:pStyle w:val="af7"/>
         <w:ind w:left="1440" w:firstLine="0"/>
         <w:jc w:val="left"/>
       </w:pPr>
       <w:r>
+        <w:lastRenderedPageBreak/>
         <w:t>Отображение текущего состояния, карты, сущностей, интерфейса</w:t>
       </w:r>
     </w:p>
     <w:p>
       <w:pPr>
-        <w:pStyle w:val="af8"/>
+        <w:pStyle w:val="af7"/>
         <w:numPr>
           <w:ilvl w:val="0"/>
           <w:numId w:val="3"/>
@@ -1577,7 +1320,7 @@
     </w:p>
     <w:p>
       <w:pPr>
-        <w:pStyle w:val="af8"/>
+        <w:pStyle w:val="af7"/>
         <w:numPr>
           <w:ilvl w:val="0"/>
           <w:numId w:val="4"/>
@@ -1587,10 +1330,13 @@
       <w:r>
         <w:t>Главное меню</w:t>
       </w:r>
-    </w:p>
-    <w:p>
-      <w:pPr>
-        <w:pStyle w:val="af8"/>
+      <w:r>
+        <w:t xml:space="preserve"> (рис1)</w:t>
+      </w:r>
+    </w:p>
+    <w:p>
+      <w:pPr>
+        <w:pStyle w:val="af7"/>
         <w:ind w:left="1440" w:firstLine="0"/>
         <w:jc w:val="left"/>
       </w:pPr>
@@ -1670,7 +1416,7 @@
     </w:p>
     <w:p>
       <w:pPr>
-        <w:pStyle w:val="af8"/>
+        <w:pStyle w:val="af7"/>
         <w:numPr>
           <w:ilvl w:val="0"/>
           <w:numId w:val="4"/>
@@ -1680,10 +1426,25 @@
       <w:r>
         <w:t>Меню настроек</w:t>
       </w:r>
-    </w:p>
-    <w:p>
-      <w:pPr>
-        <w:pStyle w:val="af8"/>
+      <w:r>
+        <w:rPr>
+          <w:lang w:val="en-US"/>
+        </w:rPr>
+        <w:t xml:space="preserve"> (</w:t>
+      </w:r>
+      <w:r>
+        <w:t>рис2</w:t>
+      </w:r>
+      <w:r>
+        <w:rPr>
+          <w:lang w:val="en-US"/>
+        </w:rPr>
+        <w:t>)</w:t>
+      </w:r>
+    </w:p>
+    <w:p>
+      <w:pPr>
+        <w:pStyle w:val="af7"/>
         <w:ind w:left="1440" w:firstLine="0"/>
         <w:jc w:val="left"/>
       </w:pPr>
@@ -1757,7 +1518,7 @@
     </w:p>
     <w:p>
       <w:pPr>
-        <w:pStyle w:val="af8"/>
+        <w:pStyle w:val="af7"/>
         <w:numPr>
           <w:ilvl w:val="0"/>
           <w:numId w:val="4"/>
@@ -1765,12 +1526,16 @@
         <w:jc w:val="left"/>
       </w:pPr>
       <w:r>
+        <w:lastRenderedPageBreak/>
         <w:t>Меню выхода</w:t>
       </w:r>
-    </w:p>
-    <w:p>
-      <w:pPr>
-        <w:pStyle w:val="af8"/>
+      <w:r>
+        <w:t xml:space="preserve"> (рис3)</w:t>
+      </w:r>
+    </w:p>
+    <w:p>
+      <w:pPr>
+        <w:pStyle w:val="af7"/>
         <w:ind w:left="1440" w:firstLine="0"/>
         <w:jc w:val="left"/>
       </w:pPr>
@@ -1820,10 +1585,7 @@
         </w:drawing>
       </w:r>
       <w:r>
-        <w:t>Отображается фоновое изображение и кнопки с возможностью подтверждения выхода из игры или во</w:t>
-      </w:r>
-      <w:r>
-        <w:t>звращения в главное меню</w:t>
+        <w:t>Отображается фоновое изображение и кнопки с возможностью подтверждения выхода из игры или возвращения в главное меню</w:t>
       </w:r>
     </w:p>
     <w:p>
@@ -1837,7 +1599,7 @@
     </w:p>
     <w:p>
       <w:pPr>
-        <w:pStyle w:val="af8"/>
+        <w:pStyle w:val="af7"/>
         <w:numPr>
           <w:ilvl w:val="0"/>
           <w:numId w:val="3"/>
@@ -1847,23 +1609,23 @@
       <w:r>
         <w:t>Одиночная игра</w:t>
       </w:r>
-    </w:p>
-    <w:p>
-      <w:pPr>
-        <w:pStyle w:val="af8"/>
+      <w:r>
+        <w:t xml:space="preserve"> (рис4, рис5)</w:t>
+      </w:r>
+    </w:p>
+    <w:p>
+      <w:pPr>
+        <w:pStyle w:val="af7"/>
         <w:ind w:firstLine="0"/>
         <w:jc w:val="left"/>
       </w:pPr>
       <w:r>
-        <w:t>Осуществляется последовательная смена изображений текстовой части игры с предысторией, тему и язык изображений можно изменить в настройках, используется таймер для смены изображений, нет взаим</w:t>
-      </w:r>
-      <w:r>
-        <w:t>одействия с сервером</w:t>
-      </w:r>
-    </w:p>
-    <w:p>
-      <w:pPr>
-        <w:pStyle w:val="af8"/>
+        <w:t>Осуществляется последовательная смена изображений текстовой части игры с предысторией, тему и язык изображений можно изменить в настройках, используется таймер для смены изображений, нет взаимодействия с сервером</w:t>
+      </w:r>
+    </w:p>
+    <w:p>
+      <w:pPr>
+        <w:pStyle w:val="af7"/>
         <w:ind w:firstLine="0"/>
         <w:jc w:val="left"/>
       </w:pPr>
@@ -1971,7 +1733,7 @@
     </w:p>
     <w:p>
       <w:pPr>
-        <w:pStyle w:val="af8"/>
+        <w:pStyle w:val="af7"/>
         <w:numPr>
           <w:ilvl w:val="0"/>
           <w:numId w:val="3"/>
@@ -1980,10 +1742,13 @@
       <w:r>
         <w:t>Мультиплеер</w:t>
       </w:r>
-    </w:p>
-    <w:p>
-      <w:pPr>
-        <w:pStyle w:val="af8"/>
+      <w:r>
+        <w:t xml:space="preserve"> (рис6)</w:t>
+      </w:r>
+    </w:p>
+    <w:p>
+      <w:pPr>
+        <w:pStyle w:val="af7"/>
         <w:ind w:firstLine="0"/>
       </w:pPr>
       <w:r>
@@ -1992,7 +1757,7 @@
     </w:p>
     <w:p>
       <w:pPr>
-        <w:pStyle w:val="af8"/>
+        <w:pStyle w:val="af7"/>
         <w:numPr>
           <w:ilvl w:val="0"/>
           <w:numId w:val="4"/>
@@ -2004,7 +1769,7 @@
     </w:p>
     <w:p>
       <w:pPr>
-        <w:pStyle w:val="af8"/>
+        <w:pStyle w:val="af7"/>
         <w:ind w:left="1440" w:firstLine="0"/>
       </w:pPr>
       <w:r>
@@ -2013,7 +1778,7 @@
     </w:p>
     <w:p>
       <w:pPr>
-        <w:pStyle w:val="af8"/>
+        <w:pStyle w:val="af7"/>
         <w:numPr>
           <w:ilvl w:val="0"/>
           <w:numId w:val="4"/>
@@ -2025,26 +1790,16 @@
     </w:p>
     <w:p>
       <w:pPr>
-        <w:pStyle w:val="af8"/>
+        <w:pStyle w:val="af7"/>
         <w:ind w:left="1440" w:firstLine="0"/>
       </w:pPr>
-      <w:proofErr w:type="spellStart"/>
-      <w:r>
-        <w:t>Рендерится</w:t>
-      </w:r>
-      <w:proofErr w:type="spellEnd"/>
-      <w:r>
-        <w:t xml:space="preserve"> только видимая часть карты, используется оптимизация по </w:t>
-      </w:r>
-      <w:proofErr w:type="spellStart"/>
-      <w:r>
-        <w:t>тайлам</w:t>
-      </w:r>
-      <w:proofErr w:type="spellEnd"/>
-    </w:p>
-    <w:p>
-      <w:pPr>
-        <w:pStyle w:val="af8"/>
+      <w:r>
+        <w:t>Рендерится только видимая часть карты, используется оптимизация по тайлам</w:t>
+      </w:r>
+    </w:p>
+    <w:p>
+      <w:pPr>
+        <w:pStyle w:val="af7"/>
         <w:numPr>
           <w:ilvl w:val="0"/>
           <w:numId w:val="4"/>
@@ -2056,7 +1811,7 @@
     </w:p>
     <w:p>
       <w:pPr>
-        <w:pStyle w:val="af8"/>
+        <w:pStyle w:val="af7"/>
         <w:numPr>
           <w:ilvl w:val="0"/>
           <w:numId w:val="5"/>
@@ -2068,7 +1823,7 @@
     </w:p>
     <w:p>
       <w:pPr>
-        <w:pStyle w:val="af8"/>
+        <w:pStyle w:val="af7"/>
         <w:numPr>
           <w:ilvl w:val="0"/>
           <w:numId w:val="5"/>
@@ -2080,7 +1835,7 @@
     </w:p>
     <w:p>
       <w:pPr>
-        <w:pStyle w:val="af8"/>
+        <w:pStyle w:val="af7"/>
         <w:numPr>
           <w:ilvl w:val="0"/>
           <w:numId w:val="5"/>
@@ -2092,7 +1847,7 @@
     </w:p>
     <w:p>
       <w:pPr>
-        <w:pStyle w:val="af8"/>
+        <w:pStyle w:val="af7"/>
         <w:numPr>
           <w:ilvl w:val="0"/>
           <w:numId w:val="4"/>
@@ -2104,7 +1859,7 @@
     </w:p>
     <w:p>
       <w:pPr>
-        <w:pStyle w:val="af8"/>
+        <w:pStyle w:val="af7"/>
         <w:numPr>
           <w:ilvl w:val="0"/>
           <w:numId w:val="6"/>
@@ -2116,7 +1871,7 @@
     </w:p>
     <w:p>
       <w:pPr>
-        <w:pStyle w:val="af8"/>
+        <w:pStyle w:val="af7"/>
         <w:numPr>
           <w:ilvl w:val="0"/>
           <w:numId w:val="6"/>
@@ -2142,6 +1897,7 @@
         <w:rPr>
           <w:noProof/>
         </w:rPr>
+        <w:lastRenderedPageBreak/>
         <w:drawing>
           <wp:anchor distT="0" distB="0" distL="114300" distR="114300" simplePos="0" relativeHeight="251654144" behindDoc="0" locked="0" layoutInCell="1" allowOverlap="1" wp14:anchorId="1E614F1A" wp14:editId="1624627A">
             <wp:simplePos x="0" y="0"/>
@@ -2208,6 +1964,7 @@
         <w:rPr>
           <w:b/>
         </w:rPr>
+        <w:lastRenderedPageBreak/>
         <w:t>Обзор существующих аналогов</w:t>
       </w:r>
     </w:p>
@@ -2229,13 +1986,13 @@
       </w:r>
       <w:proofErr w:type="spellEnd"/>
       <w:r>
-        <w:t>». Она представляет собой динамичный экшен в жанре экшен-РПГ. Игрокам предстоит исследовать мрачные подземелья, состоящие из множества комнат и уровней. Каждая локация наполнена разнообразными ловушками, головоломками и секретными зонами, требующими внимат</w:t>
-      </w:r>
-      <w:r>
-        <w:t>ельного изучения окружения. В мире игры представлены десятки видов врагов — от простых гоблинов и скелетов до могущественных боссов, каждый со своей тактикой боя и слабыми местами. В процессе прохождения игроки собирают золото и ресурсы, которые можно трат</w:t>
-      </w:r>
-      <w:r>
-        <w:t>ить на улучшение характеристик персонажа, покупку зелий и специальных предметов</w:t>
+        <w:t>»</w:t>
+      </w:r>
+      <w:r>
+        <w:t xml:space="preserve"> (рис7)</w:t>
+      </w:r>
+      <w:r>
+        <w:t>. Она представляет собой динамичный экшен в жанре экшен-РПГ. Игрокам предстоит исследовать мрачные подземелья, состоящие из множества комнат и уровней. Каждая локация наполнена разнообразными ловушками, головоломками и секретными зонами, требующими внимательного изучения окружения. В мире игры представлены десятки видов врагов — от простых гоблинов и скелетов до могущественных боссов, каждый со своей тактикой боя и слабыми местами. В процессе прохождения игроки собирают золото и ресурсы, которые можно тратить на улучшение характеристик персонажа, покупку зелий и специальных предметов</w:t>
       </w:r>
     </w:p>
     <w:p>
@@ -2248,10 +2005,15 @@
       </w:r>
       <w:proofErr w:type="spellEnd"/>
       <w:r>
-        <w:t xml:space="preserve"> является кооперативный мультиплеер, поддерживающий до четырех игроков одновременно. Совместное прохождение позволяет игрокам объединять способности сво</w:t>
-      </w:r>
-      <w:r>
-        <w:t>их персонажей, создавая эффективные тактические комбинации для преодоления самых сложных испытаний.</w:t>
+        <w:t xml:space="preserve"> является кооперативный </w:t>
+      </w:r>
+      <w:proofErr w:type="spellStart"/>
+      <w:r>
+        <w:t>мультиплеер</w:t>
+      </w:r>
+      <w:proofErr w:type="spellEnd"/>
+      <w:r>
+        <w:t>, поддерживающий до четырех игроков одновременно. Совместное прохождение позволяет игрокам объединять способности своих персонажей, создавая эффективные тактические комбинации для преодоления самых сложных испытаний.</w:t>
       </w:r>
       <w:r>
         <w:rPr>
@@ -2340,6 +2102,7 @@
         <w:rPr>
           <w:b/>
         </w:rPr>
+        <w:lastRenderedPageBreak/>
         <w:t>Алгоритм работы игры</w:t>
       </w:r>
     </w:p>
@@ -2390,10 +2153,7 @@
         </w:drawing>
       </w:r>
       <w:r>
-        <w:t>При запуске игры происходит отрисовка главного меню. Далее игрок может попасть в настройки, нажав соответствующую кнопку на главном меню, начать одиночную игру, нажав нужную кнопку на экране, или начать онлайн игру, выбрав это в главном меню. В одиночном р</w:t>
-      </w:r>
-      <w:r>
-        <w:t xml:space="preserve">ежиме игрок переходит на следующую картинку каждые 8 секунд, нажав </w:t>
+        <w:t xml:space="preserve">При запуске игры происходит отрисовка главного меню. Далее игрок может попасть в настройки, нажав соответствующую кнопку на главном меню, начать одиночную игру, нажав нужную кнопку на экране, или начать онлайн игру, выбрав это в главном меню. В одиночном режиме игрок переходит на следующую картинку каждые 8 секунд, нажав </w:t>
       </w:r>
       <w:proofErr w:type="spellStart"/>
       <w:r>
@@ -2401,10 +2161,10 @@
       </w:r>
       <w:proofErr w:type="spellEnd"/>
       <w:r>
-        <w:t xml:space="preserve"> можно поставить игру на паузу, где можно либо открыть настройки, либо продолжить игру. В режиме онлайн игрок появляется на карте, может перемещаться по ней, уничтожать врагов, а также д</w:t>
-      </w:r>
-      <w:r>
-        <w:t>ругих игроков. В настройках игрок может поменять язык, тему, а также включить фоновую музыку.</w:t>
+        <w:t xml:space="preserve"> можно поставить игру на паузу, где можно либо открыть настройки, либо продолжить игру. В режиме онлайн игрок появляется на карте, может перемещаться по ней, уничтожать врагов, а также других игроков. В настройках игрок может поменять язык, тему, а также включить фоновую музыку.</w:t>
+      </w:r>
+      <w:r>
+        <w:t xml:space="preserve"> (рис8)</w:t>
       </w:r>
     </w:p>
     <w:p>
@@ -2444,6 +2204,7 @@
         <w:rPr>
           <w:b/>
         </w:rPr>
+        <w:lastRenderedPageBreak/>
         <w:tab/>
         <w:t>Реализация (ход работы)</w:t>
       </w:r>
@@ -2456,7 +2217,7 @@
     </w:p>
     <w:p>
       <w:pPr>
-        <w:pStyle w:val="af8"/>
+        <w:pStyle w:val="af7"/>
         <w:numPr>
           <w:ilvl w:val="0"/>
           <w:numId w:val="7"/>
@@ -2517,7 +2278,18 @@
         </w:drawing>
       </w:r>
       <w:r>
-        <w:t>Главное меню: изображение и часть кода, отображающая ее</w:t>
+        <w:t xml:space="preserve">Главное меню: изображение и часть кода, отображающая </w:t>
+      </w:r>
+      <w:proofErr w:type="gramStart"/>
+      <w:r>
+        <w:t>ее</w:t>
+      </w:r>
+      <w:r>
+        <w:t>(</w:t>
+      </w:r>
+      <w:proofErr w:type="gramEnd"/>
+      <w:r>
+        <w:t>рис9,10</w:t>
       </w:r>
     </w:p>
     <w:p>
@@ -2613,7 +2385,7 @@
     </w:p>
     <w:p>
       <w:pPr>
-        <w:pStyle w:val="af8"/>
+        <w:pStyle w:val="af7"/>
         <w:numPr>
           <w:ilvl w:val="0"/>
           <w:numId w:val="7"/>
@@ -2668,6 +2440,9 @@
       <w:r>
         <w:t>Настройки: изображение и часть кода, отображающая ее</w:t>
       </w:r>
+      <w:r>
+        <w:t>(рис11,12)</w:t>
+      </w:r>
     </w:p>
     <w:p>
       <w:pPr>
@@ -2748,7 +2523,7 @@
     </w:p>
     <w:p>
       <w:pPr>
-        <w:pStyle w:val="af8"/>
+        <w:pStyle w:val="af7"/>
         <w:numPr>
           <w:ilvl w:val="0"/>
           <w:numId w:val="7"/>
@@ -2801,10 +2576,10 @@
         </w:drawing>
       </w:r>
       <w:r>
-        <w:t>Сюжет (</w:t>
-      </w:r>
-      <w:r>
-        <w:t xml:space="preserve">Первое изображение сюжета): часть кода, отображающая </w:t>
+        <w:t>Сюжет (Первое изображение сю</w:t>
+      </w:r>
+      <w:r>
+        <w:t>жета): часть кода, отображающая</w:t>
       </w:r>
     </w:p>
     <w:p>
@@ -2882,7 +2657,7 @@
     </w:p>
     <w:p>
       <w:pPr>
-        <w:pStyle w:val="af8"/>
+        <w:pStyle w:val="af7"/>
         <w:numPr>
           <w:ilvl w:val="0"/>
           <w:numId w:val="7"/>
@@ -2893,6 +2668,7 @@
         <w:rPr>
           <w:noProof/>
         </w:rPr>
+        <w:lastRenderedPageBreak/>
         <w:drawing>
           <wp:anchor distT="0" distB="0" distL="114300" distR="114300" simplePos="0" relativeHeight="251661312" behindDoc="0" locked="0" layoutInCell="1" allowOverlap="1" wp14:anchorId="5709B153" wp14:editId="29E49498">
             <wp:simplePos x="0" y="0"/>
@@ -2935,7 +2711,18 @@
         </w:drawing>
       </w:r>
       <w:r>
-        <w:t>Меню паузы: изображение и часть кода, отображающая ее</w:t>
+        <w:t xml:space="preserve">Меню паузы: изображение и часть кода, отображающая </w:t>
+      </w:r>
+      <w:proofErr w:type="gramStart"/>
+      <w:r>
+        <w:t>ее</w:t>
+      </w:r>
+      <w:r>
+        <w:t>(</w:t>
+      </w:r>
+      <w:proofErr w:type="gramEnd"/>
+      <w:r>
+        <w:t>рис15,16</w:t>
       </w:r>
     </w:p>
     <w:p>
@@ -2998,10 +2785,7 @@
         </w:drawing>
       </w:r>
       <w:r>
-        <w:t>Рисунок 16 – Часть ко</w:t>
-      </w:r>
-      <w:r>
-        <w:t>да, отображающая паузу</w:t>
+        <w:t>Рисунок 16 – Часть кода, отображающая паузу</w:t>
       </w:r>
     </w:p>
     <w:p>
@@ -3022,7 +2806,7 @@
     </w:p>
     <w:p>
       <w:pPr>
-        <w:pStyle w:val="af8"/>
+        <w:pStyle w:val="af7"/>
         <w:numPr>
           <w:ilvl w:val="0"/>
           <w:numId w:val="7"/>
@@ -3074,15 +2858,10 @@
         </w:drawing>
       </w:r>
       <w:r>
-        <w:t xml:space="preserve">Онлайн игра: изображение и часть кода, отображающая </w:t>
-      </w:r>
-      <w:proofErr w:type="spellStart"/>
-      <w:r>
-        <w:t>Tmx</w:t>
-      </w:r>
-      <w:proofErr w:type="spellEnd"/>
-      <w:r>
-        <w:t>-карту и персонажа</w:t>
+        <w:t>Онлайн игра: изображение и часть кода, отображающая Tmx-карту и персонажа</w:t>
+      </w:r>
+      <w:r>
+        <w:t>(рис17,18)</w:t>
       </w:r>
     </w:p>
     <w:p>
@@ -3105,6 +2884,7 @@
         <w:rPr>
           <w:noProof/>
         </w:rPr>
+        <w:lastRenderedPageBreak/>
         <w:drawing>
           <wp:anchor distT="0" distB="0" distL="114300" distR="114300" simplePos="0" relativeHeight="251664384" behindDoc="0" locked="0" layoutInCell="1" allowOverlap="1" wp14:anchorId="16B9E926" wp14:editId="7532221B">
             <wp:simplePos x="0" y="0"/>
@@ -3169,7 +2949,7 @@
     </w:p>
     <w:p>
       <w:pPr>
-        <w:pStyle w:val="af8"/>
+        <w:pStyle w:val="af7"/>
         <w:numPr>
           <w:ilvl w:val="0"/>
           <w:numId w:val="7"/>
@@ -3177,7 +2957,18 @@
         <w:jc w:val="left"/>
       </w:pPr>
       <w:r>
-        <w:t>Меню выхода: изображение и часть кода, отображающая его</w:t>
+        <w:t xml:space="preserve">Меню выхода: изображение и часть кода, отображающая </w:t>
+      </w:r>
+      <w:proofErr w:type="gramStart"/>
+      <w:r>
+        <w:t>его</w:t>
+      </w:r>
+      <w:r>
+        <w:t>(</w:t>
+      </w:r>
+      <w:proofErr w:type="gramEnd"/>
+      <w:r>
+        <w:t>19,20)</w:t>
       </w:r>
     </w:p>
     <w:p>
@@ -3231,10 +3022,7 @@
         </w:drawing>
       </w:r>
       <w:r>
-        <w:t xml:space="preserve">Рисунок </w:t>
-      </w:r>
-      <w:r>
-        <w:t>19 – меню выхода</w:t>
+        <w:t>Рисунок 19 – меню выхода</w:t>
       </w:r>
     </w:p>
     <w:p>
@@ -3293,7 +3081,7 @@
     </w:p>
     <w:p>
       <w:pPr>
-        <w:pStyle w:val="af8"/>
+        <w:pStyle w:val="af7"/>
         <w:ind w:left="1440" w:firstLine="0"/>
         <w:jc w:val="center"/>
       </w:pPr>
@@ -3304,15 +3092,13 @@
         <w:rPr>
           <w:b/>
         </w:rPr>
+        <w:lastRenderedPageBreak/>
         <w:t>Результаты работы и их проверка</w:t>
       </w:r>
     </w:p>
     <w:p>
       <w:r>
-        <w:t xml:space="preserve">В результате проделанной работы была разработана полноценная 2d онлайн игра с системой битв, сюжетом и изображениями. Также в игре можно открыть настройки </w:t>
-      </w:r>
-      <w:r>
-        <w:t xml:space="preserve">как в меню, так и во время игры. </w:t>
+        <w:t xml:space="preserve">В результате проделанной работы была разработана полноценная 2d онлайн игра с системой битв, сюжетом и изображениями. Также в игре можно открыть настройки как в меню, так и во время игры. </w:t>
       </w:r>
     </w:p>
     <w:p>
@@ -3327,7 +3113,7 @@
     </w:p>
     <w:p>
       <w:pPr>
-        <w:pStyle w:val="af8"/>
+        <w:pStyle w:val="af7"/>
         <w:numPr>
           <w:ilvl w:val="0"/>
           <w:numId w:val="8"/>
@@ -3339,7 +3125,7 @@
     </w:p>
     <w:p>
       <w:pPr>
-        <w:pStyle w:val="af8"/>
+        <w:pStyle w:val="af7"/>
         <w:numPr>
           <w:ilvl w:val="0"/>
           <w:numId w:val="8"/>
@@ -3351,7 +3137,7 @@
     </w:p>
     <w:p>
       <w:pPr>
-        <w:pStyle w:val="af8"/>
+        <w:pStyle w:val="af7"/>
         <w:numPr>
           <w:ilvl w:val="0"/>
           <w:numId w:val="8"/>
@@ -3363,7 +3149,7 @@
     </w:p>
     <w:p>
       <w:pPr>
-        <w:pStyle w:val="af8"/>
+        <w:pStyle w:val="af7"/>
         <w:numPr>
           <w:ilvl w:val="0"/>
           <w:numId w:val="8"/>
@@ -3371,23 +3157,12 @@
         <w:jc w:val="left"/>
       </w:pPr>
       <w:r>
-        <w:t xml:space="preserve">Создание </w:t>
-      </w:r>
-      <w:proofErr w:type="spellStart"/>
-      <w:r>
-        <w:t>tmx</w:t>
-      </w:r>
-      <w:proofErr w:type="spellEnd"/>
-      <w:r>
-        <w:t>-</w:t>
-      </w:r>
-      <w:r>
-        <w:t>карты</w:t>
-      </w:r>
-    </w:p>
-    <w:p>
-      <w:pPr>
-        <w:pStyle w:val="af8"/>
+        <w:t>Создание tmx-карты</w:t>
+      </w:r>
+    </w:p>
+    <w:p>
+      <w:pPr>
+        <w:pStyle w:val="af7"/>
         <w:numPr>
           <w:ilvl w:val="0"/>
           <w:numId w:val="8"/>
@@ -3404,7 +3179,7 @@
     </w:p>
     <w:p>
       <w:pPr>
-        <w:pStyle w:val="af8"/>
+        <w:pStyle w:val="af7"/>
         <w:numPr>
           <w:ilvl w:val="0"/>
           <w:numId w:val="9"/>
@@ -3416,15 +3191,12 @@
     </w:p>
     <w:p>
       <w:r>
-        <w:t>В будущем планируется продолжить разработку нашей игры. Также планируется добавить систему миссий и заданий, выполняя которые игрок будет получать игровую валюту, котор</w:t>
-      </w:r>
-      <w:r>
-        <w:t xml:space="preserve">ую сможет обменять на улучшенную броню или оружие. </w:t>
-      </w:r>
-    </w:p>
-    <w:p>
-      <w:pPr>
-        <w:pStyle w:val="af8"/>
+        <w:t xml:space="preserve">В будущем планируется продолжить разработку нашей игры. Также планируется добавить систему миссий и заданий, выполняя которые игрок будет получать игровую валюту, которую сможет обменять на улучшенную броню или оружие. </w:t>
+      </w:r>
+    </w:p>
+    <w:p>
+      <w:pPr>
+        <w:pStyle w:val="af7"/>
         <w:tabs>
           <w:tab w:val="left" w:pos="7968"/>
         </w:tabs>
@@ -3442,7 +3214,7 @@
     </w:p>
     <w:p>
       <w:pPr>
-        <w:pStyle w:val="af8"/>
+        <w:pStyle w:val="af7"/>
         <w:tabs>
           <w:tab w:val="left" w:pos="7968"/>
         </w:tabs>
@@ -3459,12 +3231,13 @@
         <w:rPr>
           <w:b/>
         </w:rPr>
+        <w:lastRenderedPageBreak/>
         <w:t>Команда проекта</w:t>
       </w:r>
     </w:p>
     <w:tbl>
       <w:tblPr>
-        <w:tblStyle w:val="afa"/>
+        <w:tblStyle w:val="af9"/>
         <w:tblW w:w="0" w:type="auto"/>
         <w:jc w:val="center"/>
         <w:tblLayout w:type="fixed"/>
@@ -3486,7 +3259,7 @@
           </w:tcPr>
           <w:p>
             <w:pPr>
-              <w:pStyle w:val="af8"/>
+              <w:pStyle w:val="af7"/>
               <w:tabs>
                 <w:tab w:val="left" w:pos="7968"/>
               </w:tabs>
@@ -3504,7 +3277,7 @@
           </w:tcPr>
           <w:p>
             <w:pPr>
-              <w:pStyle w:val="af8"/>
+              <w:pStyle w:val="af7"/>
               <w:tabs>
                 <w:tab w:val="left" w:pos="7968"/>
               </w:tabs>
@@ -3517,7 +3290,7 @@
           </w:p>
           <w:p>
             <w:pPr>
-              <w:pStyle w:val="af8"/>
+              <w:pStyle w:val="af7"/>
               <w:tabs>
                 <w:tab w:val="left" w:pos="7968"/>
               </w:tabs>
@@ -3535,7 +3308,7 @@
           </w:tcPr>
           <w:p>
             <w:pPr>
-              <w:pStyle w:val="af8"/>
+              <w:pStyle w:val="af7"/>
               <w:tabs>
                 <w:tab w:val="left" w:pos="7968"/>
               </w:tabs>
@@ -3553,7 +3326,7 @@
           </w:tcPr>
           <w:p>
             <w:pPr>
-              <w:pStyle w:val="af8"/>
+              <w:pStyle w:val="af7"/>
               <w:tabs>
                 <w:tab w:val="left" w:pos="7968"/>
               </w:tabs>
@@ -3577,7 +3350,7 @@
           </w:tcPr>
           <w:p>
             <w:pPr>
-              <w:pStyle w:val="af8"/>
+              <w:pStyle w:val="af7"/>
               <w:tabs>
                 <w:tab w:val="left" w:pos="7968"/>
               </w:tabs>
@@ -3590,7 +3363,7 @@
           </w:p>
           <w:p>
             <w:pPr>
-              <w:pStyle w:val="af8"/>
+              <w:pStyle w:val="af7"/>
               <w:tabs>
                 <w:tab w:val="left" w:pos="7968"/>
               </w:tabs>
@@ -3603,7 +3376,7 @@
           </w:p>
           <w:p>
             <w:pPr>
-              <w:pStyle w:val="af8"/>
+              <w:pStyle w:val="af7"/>
               <w:tabs>
                 <w:tab w:val="left" w:pos="7968"/>
               </w:tabs>
@@ -3621,7 +3394,7 @@
           </w:tcPr>
           <w:p>
             <w:pPr>
-              <w:pStyle w:val="af8"/>
+              <w:pStyle w:val="af7"/>
               <w:tabs>
                 <w:tab w:val="left" w:pos="7968"/>
               </w:tabs>
@@ -3634,7 +3407,7 @@
           </w:p>
           <w:p>
             <w:pPr>
-              <w:pStyle w:val="af8"/>
+              <w:pStyle w:val="af7"/>
               <w:tabs>
                 <w:tab w:val="left" w:pos="7968"/>
               </w:tabs>
@@ -3647,7 +3420,7 @@
           </w:p>
           <w:p>
             <w:pPr>
-              <w:pStyle w:val="af8"/>
+              <w:pStyle w:val="af7"/>
               <w:tabs>
                 <w:tab w:val="left" w:pos="7968"/>
               </w:tabs>
@@ -3665,7 +3438,7 @@
           </w:tcPr>
           <w:p>
             <w:pPr>
-              <w:pStyle w:val="af8"/>
+              <w:pStyle w:val="af7"/>
               <w:tabs>
                 <w:tab w:val="left" w:pos="7968"/>
               </w:tabs>
@@ -3683,7 +3456,7 @@
           </w:tcPr>
           <w:p>
             <w:pPr>
-              <w:pStyle w:val="af8"/>
+              <w:pStyle w:val="af7"/>
               <w:tabs>
                 <w:tab w:val="left" w:pos="7968"/>
               </w:tabs>
@@ -3707,7 +3480,7 @@
           </w:tcPr>
           <w:p>
             <w:pPr>
-              <w:pStyle w:val="af8"/>
+              <w:pStyle w:val="af7"/>
               <w:tabs>
                 <w:tab w:val="left" w:pos="7968"/>
               </w:tabs>
@@ -3730,7 +3503,7 @@
           </w:tcPr>
           <w:p>
             <w:pPr>
-              <w:pStyle w:val="af8"/>
+              <w:pStyle w:val="af7"/>
               <w:tabs>
                 <w:tab w:val="left" w:pos="7968"/>
               </w:tabs>
@@ -3743,7 +3516,7 @@
           </w:p>
           <w:p>
             <w:pPr>
-              <w:pStyle w:val="af8"/>
+              <w:pStyle w:val="af7"/>
               <w:tabs>
                 <w:tab w:val="left" w:pos="7968"/>
               </w:tabs>
@@ -3756,7 +3529,7 @@
           </w:p>
           <w:p>
             <w:pPr>
-              <w:pStyle w:val="af8"/>
+              <w:pStyle w:val="af7"/>
               <w:tabs>
                 <w:tab w:val="left" w:pos="7968"/>
               </w:tabs>
@@ -3774,7 +3547,7 @@
           </w:tcPr>
           <w:p>
             <w:pPr>
-              <w:pStyle w:val="af8"/>
+              <w:pStyle w:val="af7"/>
               <w:tabs>
                 <w:tab w:val="left" w:pos="7968"/>
               </w:tabs>
@@ -3792,7 +3565,7 @@
           </w:tcPr>
           <w:p>
             <w:pPr>
-              <w:pStyle w:val="af8"/>
+              <w:pStyle w:val="af7"/>
               <w:tabs>
                 <w:tab w:val="left" w:pos="7968"/>
               </w:tabs>
@@ -3815,22 +3588,20 @@
           </w:tcPr>
           <w:p>
             <w:pPr>
-              <w:pStyle w:val="af8"/>
+              <w:pStyle w:val="af7"/>
               <w:tabs>
                 <w:tab w:val="left" w:pos="7968"/>
               </w:tabs>
               <w:ind w:left="0" w:firstLine="0"/>
               <w:jc w:val="center"/>
             </w:pPr>
-            <w:proofErr w:type="spellStart"/>
             <w:r>
               <w:t>Мацнев</w:t>
             </w:r>
-            <w:proofErr w:type="spellEnd"/>
           </w:p>
           <w:p>
             <w:pPr>
-              <w:pStyle w:val="af8"/>
+              <w:pStyle w:val="af7"/>
               <w:tabs>
                 <w:tab w:val="left" w:pos="7968"/>
               </w:tabs>
@@ -3843,7 +3614,7 @@
           </w:p>
           <w:p>
             <w:pPr>
-              <w:pStyle w:val="af8"/>
+              <w:pStyle w:val="af7"/>
               <w:tabs>
                 <w:tab w:val="left" w:pos="7968"/>
               </w:tabs>
@@ -3861,7 +3632,7 @@
           </w:tcPr>
           <w:p>
             <w:pPr>
-              <w:pStyle w:val="af8"/>
+              <w:pStyle w:val="af7"/>
               <w:tabs>
                 <w:tab w:val="left" w:pos="7968"/>
               </w:tabs>
@@ -3874,7 +3645,7 @@
           </w:p>
           <w:p>
             <w:pPr>
-              <w:pStyle w:val="af8"/>
+              <w:pStyle w:val="af7"/>
               <w:tabs>
                 <w:tab w:val="left" w:pos="7968"/>
               </w:tabs>
@@ -3893,7 +3664,7 @@
           </w:p>
           <w:p>
             <w:pPr>
-              <w:pStyle w:val="af8"/>
+              <w:pStyle w:val="af7"/>
               <w:tabs>
                 <w:tab w:val="left" w:pos="7968"/>
               </w:tabs>
@@ -3911,7 +3682,7 @@
           </w:tcPr>
           <w:p>
             <w:pPr>
-              <w:pStyle w:val="af8"/>
+              <w:pStyle w:val="af7"/>
               <w:tabs>
                 <w:tab w:val="left" w:pos="7968"/>
               </w:tabs>
@@ -3929,7 +3700,7 @@
           </w:tcPr>
           <w:p>
             <w:pPr>
-              <w:pStyle w:val="af8"/>
+              <w:pStyle w:val="af7"/>
               <w:tabs>
                 <w:tab w:val="left" w:pos="7968"/>
               </w:tabs>
@@ -3942,7 +3713,7 @@
           </w:p>
           <w:p>
             <w:pPr>
-              <w:pStyle w:val="af8"/>
+              <w:pStyle w:val="af7"/>
               <w:tabs>
                 <w:tab w:val="left" w:pos="7968"/>
               </w:tabs>
@@ -3965,7 +3736,7 @@
           </w:tcPr>
           <w:p>
             <w:pPr>
-              <w:pStyle w:val="af8"/>
+              <w:pStyle w:val="af7"/>
               <w:tabs>
                 <w:tab w:val="left" w:pos="7968"/>
               </w:tabs>
@@ -3978,7 +3749,7 @@
           </w:p>
           <w:p>
             <w:pPr>
-              <w:pStyle w:val="af8"/>
+              <w:pStyle w:val="af7"/>
               <w:tabs>
                 <w:tab w:val="left" w:pos="7968"/>
               </w:tabs>
@@ -3991,7 +3762,7 @@
           </w:p>
           <w:p>
             <w:pPr>
-              <w:pStyle w:val="af8"/>
+              <w:pStyle w:val="af7"/>
               <w:tabs>
                 <w:tab w:val="left" w:pos="7968"/>
               </w:tabs>
@@ -4009,7 +3780,7 @@
           </w:tcPr>
           <w:p>
             <w:pPr>
-              <w:pStyle w:val="af8"/>
+              <w:pStyle w:val="af7"/>
               <w:tabs>
                 <w:tab w:val="left" w:pos="7968"/>
               </w:tabs>
@@ -4022,7 +3793,7 @@
           </w:p>
           <w:p>
             <w:pPr>
-              <w:pStyle w:val="af8"/>
+              <w:pStyle w:val="af7"/>
               <w:tabs>
                 <w:tab w:val="left" w:pos="7968"/>
               </w:tabs>
@@ -4035,7 +3806,7 @@
           </w:p>
           <w:p>
             <w:pPr>
-              <w:pStyle w:val="af8"/>
+              <w:pStyle w:val="af7"/>
               <w:tabs>
                 <w:tab w:val="left" w:pos="7968"/>
               </w:tabs>
@@ -4053,7 +3824,7 @@
           </w:tcPr>
           <w:p>
             <w:pPr>
-              <w:pStyle w:val="af8"/>
+              <w:pStyle w:val="af7"/>
               <w:tabs>
                 <w:tab w:val="left" w:pos="7968"/>
               </w:tabs>
@@ -4066,7 +3837,7 @@
           </w:p>
           <w:p>
             <w:pPr>
-              <w:pStyle w:val="af8"/>
+              <w:pStyle w:val="af7"/>
               <w:tabs>
                 <w:tab w:val="left" w:pos="7968"/>
               </w:tabs>
@@ -4079,7 +3850,7 @@
           </w:p>
           <w:p>
             <w:pPr>
-              <w:pStyle w:val="af8"/>
+              <w:pStyle w:val="af7"/>
               <w:tabs>
                 <w:tab w:val="left" w:pos="7968"/>
               </w:tabs>
@@ -4097,7 +3868,7 @@
           </w:tcPr>
           <w:p>
             <w:pPr>
-              <w:pStyle w:val="af8"/>
+              <w:pStyle w:val="af7"/>
               <w:tabs>
                 <w:tab w:val="left" w:pos="7968"/>
               </w:tabs>
@@ -4110,7 +3881,7 @@
           </w:p>
           <w:p>
             <w:pPr>
-              <w:pStyle w:val="af8"/>
+              <w:pStyle w:val="af7"/>
               <w:tabs>
                 <w:tab w:val="left" w:pos="7968"/>
               </w:tabs>
@@ -4123,7 +3894,7 @@
           </w:p>
           <w:p>
             <w:pPr>
-              <w:pStyle w:val="af8"/>
+              <w:pStyle w:val="af7"/>
               <w:tabs>
                 <w:tab w:val="left" w:pos="7968"/>
               </w:tabs>
@@ -4139,7 +3910,7 @@
     </w:tbl>
     <w:p>
       <w:pPr>
-        <w:pStyle w:val="af8"/>
+        <w:pStyle w:val="af7"/>
         <w:tabs>
           <w:tab w:val="left" w:pos="7968"/>
         </w:tabs>
@@ -4167,7 +3938,7 @@
     </w:p>
     <w:p>
       <w:pPr>
-        <w:pStyle w:val="af8"/>
+        <w:pStyle w:val="af7"/>
         <w:tabs>
           <w:tab w:val="left" w:pos="7968"/>
         </w:tabs>
@@ -4184,6 +3955,7 @@
         <w:rPr>
           <w:b/>
         </w:rPr>
+        <w:lastRenderedPageBreak/>
         <w:t>Список используемой литературы</w:t>
       </w:r>
     </w:p>
@@ -4237,14 +4009,12 @@
           <w:tab w:val="left" w:pos="7968"/>
         </w:tabs>
       </w:pPr>
-      <w:proofErr w:type="spellStart"/>
       <w:r>
         <w:rPr>
           <w:b/>
         </w:rPr>
         <w:t>Pygame</w:t>
       </w:r>
-      <w:proofErr w:type="spellEnd"/>
       <w:r>
         <w:t>: набор модулей Python для программирования видеоигр: офиц. сайт. – URL: </w:t>
       </w:r>
@@ -4290,8 +4060,21 @@
       <w:r>
         <w:t xml:space="preserve">: </w:t>
       </w:r>
-      <w:r>
-        <w:t xml:space="preserve">мультимодальная нейросеть от </w:t>
+      <w:proofErr w:type="spellStart"/>
+      <w:r>
+        <w:t>мультимодальная</w:t>
+      </w:r>
+      <w:proofErr w:type="spellEnd"/>
+      <w:r>
+        <w:t xml:space="preserve"> </w:t>
+      </w:r>
+      <w:proofErr w:type="spellStart"/>
+      <w:r>
+        <w:t>нейросеть</w:t>
+      </w:r>
+      <w:proofErr w:type="spellEnd"/>
+      <w:r>
+        <w:t xml:space="preserve"> от </w:t>
       </w:r>
       <w:proofErr w:type="spellStart"/>
       <w:r>
@@ -4321,6 +4104,14 @@
       <w:r>
         <w:t>).</w:t>
       </w:r>
+      <w:r>
+        <w:rPr>
+          <w:lang w:val="en-US"/>
+        </w:rPr>
+        <w:t>s</w:t>
+      </w:r>
+      <w:bookmarkStart w:id="8" w:name="_GoBack"/>
+      <w:bookmarkEnd w:id="8"/>
     </w:p>
     <w:p>
       <w:pPr>
@@ -4344,7 +4135,7 @@
 </file>
 
 <file path=word/endnotes.xml><?xml version="1.0" encoding="utf-8"?>
-<w:endnotes xmlns:wpc="http://schemas.microsoft.com/office/word/2010/wordprocessingCanvas" xmlns:cx="http://schemas.microsoft.com/office/drawing/2014/chartex" xmlns:cx1="http://schemas.microsoft.com/office/drawing/2015/9/8/chartex" xmlns:cx2="http://schemas.microsoft.com/office/drawing/2015/10/21/chartex" xmlns:cx3="http://schemas.microsoft.com/office/drawing/2016/5/9/chartex" xmlns:cx4="http://schemas.microsoft.com/office/drawing/2016/5/10/chartex" xmlns:cx5="http://schemas.microsoft.com/office/drawing/2016/5/11/chartex" xmlns:cx6="http://schemas.microsoft.com/office/drawing/2016/5/12/chartex" xmlns:cx7="http://schemas.microsoft.com/office/drawing/2016/5/13/chartex" xmlns:cx8="http://schemas.microsoft.com/office/drawing/2016/5/14/chartex" xmlns:mc="http://schemas.openxmlformats.org/markup-compatibility/2006" xmlns:aink="http://schemas.microsoft.com/office/drawing/2016/ink" xmlns:am3d="http://schemas.microsoft.com/office/drawing/2017/model3d" xmlns:o="urn:schemas-microsoft-com:office:office" xmlns:r="http://schemas.openxmlformats.org/officeDocument/2006/relationships" xmlns:m="http://schemas.openxmlformats.org/officeDocument/2006/math" xmlns:v="urn:schemas-microsoft-com:vml" xmlns:wp14="http://schemas.microsoft.com/office/word/2010/wordprocessingDrawing" xmlns:wp="http://schemas.openxmlformats.org/drawingml/2006/wordprocessingDrawing" xmlns:w10="urn:schemas-microsoft-com:office:word" xmlns:w="http://schemas.openxmlformats.org/wordprocessingml/2006/main" xmlns:w14="http://schemas.microsoft.com/office/word/2010/wordml" xmlns:w15="http://schemas.microsoft.com/office/word/2012/wordml" xmlns:w16cex="http://schemas.microsoft.com/office/word/2018/wordml/cex" xmlns:w16cid="http://schemas.microsoft.com/office/word/2016/wordml/cid" xmlns:w16="http://schemas.microsoft.com/office/word/2018/wordml" xmlns:w16sdtdh="http://schemas.microsoft.com/office/word/2020/wordml/sdtdatahash" xmlns:w16se="http://schemas.microsoft.com/office/word/2015/wordml/symex" xmlns:wpg="http://schemas.microsoft.com/office/word/2010/wordprocessingGroup" xmlns:wpi="http://schemas.microsoft.com/office/word/2010/wordprocessingInk" xmlns:wne="http://schemas.microsoft.com/office/word/2006/wordml" xmlns:wps="http://schemas.microsoft.com/office/word/2010/wordprocessingShape" mc:Ignorable="w14 w15 w16se w16cid w16 w16cex w16sdtdh wp14">
+<w:endnotes xmlns:wpc="http://schemas.microsoft.com/office/word/2010/wordprocessingCanvas" xmlns:cx="http://schemas.microsoft.com/office/drawing/2014/chartex" xmlns:cx1="http://schemas.microsoft.com/office/drawing/2015/9/8/chartex" xmlns:mc="http://schemas.openxmlformats.org/markup-compatibility/2006" xmlns:o="urn:schemas-microsoft-com:office:office" xmlns:r="http://schemas.openxmlformats.org/officeDocument/2006/relationships" xmlns:m="http://schemas.openxmlformats.org/officeDocument/2006/math" xmlns:v="urn:schemas-microsoft-com:vml" xmlns:wp14="http://schemas.microsoft.com/office/word/2010/wordprocessingDrawing" xmlns:wp="http://schemas.openxmlformats.org/drawingml/2006/wordprocessingDrawing" xmlns:w10="urn:schemas-microsoft-com:office:word" xmlns:w="http://schemas.openxmlformats.org/wordprocessingml/2006/main" xmlns:w14="http://schemas.microsoft.com/office/word/2010/wordml" xmlns:w15="http://schemas.microsoft.com/office/word/2012/wordml" xmlns:w16se="http://schemas.microsoft.com/office/word/2015/wordml/symex" xmlns:wpg="http://schemas.microsoft.com/office/word/2010/wordprocessingGroup" xmlns:wpi="http://schemas.microsoft.com/office/word/2010/wordprocessingInk" xmlns:wne="http://schemas.microsoft.com/office/word/2006/wordml" xmlns:wps="http://schemas.microsoft.com/office/word/2010/wordprocessingShape" mc:Ignorable="w14 w15 w16se wp14">
   <w:endnote w:type="separator" w:id="-1">
     <w:p>
       <w:pPr>
@@ -4369,7 +4160,7 @@
 </file>
 
 <file path=word/footer1.xml><?xml version="1.0" encoding="utf-8"?>
-<w:ftr xmlns:wpc="http://schemas.microsoft.com/office/word/2010/wordprocessingCanvas" xmlns:cx="http://schemas.microsoft.com/office/drawing/2014/chartex" xmlns:cx1="http://schemas.microsoft.com/office/drawing/2015/9/8/chartex" xmlns:cx2="http://schemas.microsoft.com/office/drawing/2015/10/21/chartex" xmlns:cx3="http://schemas.microsoft.com/office/drawing/2016/5/9/chartex" xmlns:cx4="http://schemas.microsoft.com/office/drawing/2016/5/10/chartex" xmlns:cx5="http://schemas.microsoft.com/office/drawing/2016/5/11/chartex" xmlns:cx6="http://schemas.microsoft.com/office/drawing/2016/5/12/chartex" xmlns:cx7="http://schemas.microsoft.com/office/drawing/2016/5/13/chartex" xmlns:cx8="http://schemas.microsoft.com/office/drawing/2016/5/14/chartex" xmlns:mc="http://schemas.openxmlformats.org/markup-compatibility/2006" xmlns:aink="http://schemas.microsoft.com/office/drawing/2016/ink" xmlns:am3d="http://schemas.microsoft.com/office/drawing/2017/model3d" xmlns:o="urn:schemas-microsoft-com:office:office" xmlns:r="http://schemas.openxmlformats.org/officeDocument/2006/relationships" xmlns:m="http://schemas.openxmlformats.org/officeDocument/2006/math" xmlns:v="urn:schemas-microsoft-com:vml" xmlns:wp14="http://schemas.microsoft.com/office/word/2010/wordprocessingDrawing" xmlns:wp="http://schemas.openxmlformats.org/drawingml/2006/wordprocessingDrawing" xmlns:w10="urn:schemas-microsoft-com:office:word" xmlns:w="http://schemas.openxmlformats.org/wordprocessingml/2006/main" xmlns:w14="http://schemas.microsoft.com/office/word/2010/wordml" xmlns:w15="http://schemas.microsoft.com/office/word/2012/wordml" xmlns:w16cex="http://schemas.microsoft.com/office/word/2018/wordml/cex" xmlns:w16cid="http://schemas.microsoft.com/office/word/2016/wordml/cid" xmlns:w16="http://schemas.microsoft.com/office/word/2018/wordml" xmlns:w16sdtdh="http://schemas.microsoft.com/office/word/2020/wordml/sdtdatahash" xmlns:w16se="http://schemas.microsoft.com/office/word/2015/wordml/symex" xmlns:wpg="http://schemas.microsoft.com/office/word/2010/wordprocessingGroup" xmlns:wpi="http://schemas.microsoft.com/office/word/2010/wordprocessingInk" xmlns:wne="http://schemas.microsoft.com/office/word/2006/wordml" xmlns:wps="http://schemas.microsoft.com/office/word/2010/wordprocessingShape" mc:Ignorable="w14 w15 w16se w16cid w16 w16cex w16sdtdh wp14">
+<w:ftr xmlns:wpc="http://schemas.microsoft.com/office/word/2010/wordprocessingCanvas" xmlns:cx="http://schemas.microsoft.com/office/drawing/2014/chartex" xmlns:cx1="http://schemas.microsoft.com/office/drawing/2015/9/8/chartex" xmlns:mc="http://schemas.openxmlformats.org/markup-compatibility/2006" xmlns:o="urn:schemas-microsoft-com:office:office" xmlns:r="http://schemas.openxmlformats.org/officeDocument/2006/relationships" xmlns:m="http://schemas.openxmlformats.org/officeDocument/2006/math" xmlns:v="urn:schemas-microsoft-com:vml" xmlns:wp14="http://schemas.microsoft.com/office/word/2010/wordprocessingDrawing" xmlns:wp="http://schemas.openxmlformats.org/drawingml/2006/wordprocessingDrawing" xmlns:w10="urn:schemas-microsoft-com:office:word" xmlns:w="http://schemas.openxmlformats.org/wordprocessingml/2006/main" xmlns:w14="http://schemas.microsoft.com/office/word/2010/wordml" xmlns:w15="http://schemas.microsoft.com/office/word/2012/wordml" xmlns:w16se="http://schemas.microsoft.com/office/word/2015/wordml/symex" xmlns:wpg="http://schemas.microsoft.com/office/word/2010/wordprocessingGroup" xmlns:wpi="http://schemas.microsoft.com/office/word/2010/wordprocessingInk" xmlns:wne="http://schemas.microsoft.com/office/word/2006/wordml" xmlns:wps="http://schemas.microsoft.com/office/word/2010/wordprocessingShape" mc:Ignorable="w14 w15 w16se wp14">
   <w:p>
     <w:pPr>
       <w:pStyle w:val="a5"/>
@@ -4386,7 +4177,10 @@
       <w:fldChar w:fldCharType="separate"/>
     </w:r>
     <w:r>
-      <w:t xml:space="preserve"> </w:t>
+      <w:rPr>
+        <w:noProof/>
+      </w:rPr>
+      <w:t>22</w:t>
     </w:r>
     <w:r>
       <w:fldChar w:fldCharType="end"/>
@@ -4396,7 +4190,7 @@
 </file>
 
 <file path=word/footnotes.xml><?xml version="1.0" encoding="utf-8"?>
-<w:footnotes xmlns:wpc="http://schemas.microsoft.com/office/word/2010/wordprocessingCanvas" xmlns:cx="http://schemas.microsoft.com/office/drawing/2014/chartex" xmlns:cx1="http://schemas.microsoft.com/office/drawing/2015/9/8/chartex" xmlns:cx2="http://schemas.microsoft.com/office/drawing/2015/10/21/chartex" xmlns:cx3="http://schemas.microsoft.com/office/drawing/2016/5/9/chartex" xmlns:cx4="http://schemas.microsoft.com/office/drawing/2016/5/10/chartex" xmlns:cx5="http://schemas.microsoft.com/office/drawing/2016/5/11/chartex" xmlns:cx6="http://schemas.microsoft.com/office/drawing/2016/5/12/chartex" xmlns:cx7="http://schemas.microsoft.com/office/drawing/2016/5/13/chartex" xmlns:cx8="http://schemas.microsoft.com/office/drawing/2016/5/14/chartex" xmlns:mc="http://schemas.openxmlformats.org/markup-compatibility/2006" xmlns:aink="http://schemas.microsoft.com/office/drawing/2016/ink" xmlns:am3d="http://schemas.microsoft.com/office/drawing/2017/model3d" xmlns:o="urn:schemas-microsoft-com:office:office" xmlns:r="http://schemas.openxmlformats.org/officeDocument/2006/relationships" xmlns:m="http://schemas.openxmlformats.org/officeDocument/2006/math" xmlns:v="urn:schemas-microsoft-com:vml" xmlns:wp14="http://schemas.microsoft.com/office/word/2010/wordprocessingDrawing" xmlns:wp="http://schemas.openxmlformats.org/drawingml/2006/wordprocessingDrawing" xmlns:w10="urn:schemas-microsoft-com:office:word" xmlns:w="http://schemas.openxmlformats.org/wordprocessingml/2006/main" xmlns:w14="http://schemas.microsoft.com/office/word/2010/wordml" xmlns:w15="http://schemas.microsoft.com/office/word/2012/wordml" xmlns:w16cex="http://schemas.microsoft.com/office/word/2018/wordml/cex" xmlns:w16cid="http://schemas.microsoft.com/office/word/2016/wordml/cid" xmlns:w16="http://schemas.microsoft.com/office/word/2018/wordml" xmlns:w16sdtdh="http://schemas.microsoft.com/office/word/2020/wordml/sdtdatahash" xmlns:w16se="http://schemas.microsoft.com/office/word/2015/wordml/symex" xmlns:wpg="http://schemas.microsoft.com/office/word/2010/wordprocessingGroup" xmlns:wpi="http://schemas.microsoft.com/office/word/2010/wordprocessingInk" xmlns:wne="http://schemas.microsoft.com/office/word/2006/wordml" xmlns:wps="http://schemas.microsoft.com/office/word/2010/wordprocessingShape" mc:Ignorable="w14 w15 w16se w16cid w16 w16cex w16sdtdh wp14">
+<w:footnotes xmlns:wpc="http://schemas.microsoft.com/office/word/2010/wordprocessingCanvas" xmlns:cx="http://schemas.microsoft.com/office/drawing/2014/chartex" xmlns:cx1="http://schemas.microsoft.com/office/drawing/2015/9/8/chartex" xmlns:mc="http://schemas.openxmlformats.org/markup-compatibility/2006" xmlns:o="urn:schemas-microsoft-com:office:office" xmlns:r="http://schemas.openxmlformats.org/officeDocument/2006/relationships" xmlns:m="http://schemas.openxmlformats.org/officeDocument/2006/math" xmlns:v="urn:schemas-microsoft-com:vml" xmlns:wp14="http://schemas.microsoft.com/office/word/2010/wordprocessingDrawing" xmlns:wp="http://schemas.openxmlformats.org/drawingml/2006/wordprocessingDrawing" xmlns:w10="urn:schemas-microsoft-com:office:word" xmlns:w="http://schemas.openxmlformats.org/wordprocessingml/2006/main" xmlns:w14="http://schemas.microsoft.com/office/word/2010/wordml" xmlns:w15="http://schemas.microsoft.com/office/word/2012/wordml" xmlns:w16se="http://schemas.microsoft.com/office/word/2015/wordml/symex" xmlns:wpg="http://schemas.microsoft.com/office/word/2010/wordprocessingGroup" xmlns:wpi="http://schemas.microsoft.com/office/word/2010/wordprocessingInk" xmlns:wne="http://schemas.microsoft.com/office/word/2006/wordml" xmlns:wps="http://schemas.microsoft.com/office/word/2010/wordprocessingShape" mc:Ignorable="w14 w15 w16se wp14">
   <w:footnote w:type="separator" w:id="-1">
     <w:p>
       <w:pPr>
@@ -4421,7 +4215,7 @@
 </file>
 
 <file path=word/header1.xml><?xml version="1.0" encoding="utf-8"?>
-<w:hdr xmlns:wpc="http://schemas.microsoft.com/office/word/2010/wordprocessingCanvas" xmlns:cx="http://schemas.microsoft.com/office/drawing/2014/chartex" xmlns:cx1="http://schemas.microsoft.com/office/drawing/2015/9/8/chartex" xmlns:cx2="http://schemas.microsoft.com/office/drawing/2015/10/21/chartex" xmlns:cx3="http://schemas.microsoft.com/office/drawing/2016/5/9/chartex" xmlns:cx4="http://schemas.microsoft.com/office/drawing/2016/5/10/chartex" xmlns:cx5="http://schemas.microsoft.com/office/drawing/2016/5/11/chartex" xmlns:cx6="http://schemas.microsoft.com/office/drawing/2016/5/12/chartex" xmlns:cx7="http://schemas.microsoft.com/office/drawing/2016/5/13/chartex" xmlns:cx8="http://schemas.microsoft.com/office/drawing/2016/5/14/chartex" xmlns:mc="http://schemas.openxmlformats.org/markup-compatibility/2006" xmlns:aink="http://schemas.microsoft.com/office/drawing/2016/ink" xmlns:am3d="http://schemas.microsoft.com/office/drawing/2017/model3d" xmlns:o="urn:schemas-microsoft-com:office:office" xmlns:r="http://schemas.openxmlformats.org/officeDocument/2006/relationships" xmlns:m="http://schemas.openxmlformats.org/officeDocument/2006/math" xmlns:v="urn:schemas-microsoft-com:vml" xmlns:wp14="http://schemas.microsoft.com/office/word/2010/wordprocessingDrawing" xmlns:wp="http://schemas.openxmlformats.org/drawingml/2006/wordprocessingDrawing" xmlns:w10="urn:schemas-microsoft-com:office:word" xmlns:w="http://schemas.openxmlformats.org/wordprocessingml/2006/main" xmlns:w14="http://schemas.microsoft.com/office/word/2010/wordml" xmlns:w15="http://schemas.microsoft.com/office/word/2012/wordml" xmlns:w16cex="http://schemas.microsoft.com/office/word/2018/wordml/cex" xmlns:w16cid="http://schemas.microsoft.com/office/word/2016/wordml/cid" xmlns:w16="http://schemas.microsoft.com/office/word/2018/wordml" xmlns:w16sdtdh="http://schemas.microsoft.com/office/word/2020/wordml/sdtdatahash" xmlns:w16se="http://schemas.microsoft.com/office/word/2015/wordml/symex" xmlns:wpg="http://schemas.microsoft.com/office/word/2010/wordprocessingGroup" xmlns:wpi="http://schemas.microsoft.com/office/word/2010/wordprocessingInk" xmlns:wne="http://schemas.microsoft.com/office/word/2006/wordml" xmlns:wps="http://schemas.microsoft.com/office/word/2010/wordprocessingShape" mc:Ignorable="w14 w15 w16se w16cid w16 w16cex w16sdtdh wp14">
+<w:hdr xmlns:wpc="http://schemas.microsoft.com/office/word/2010/wordprocessingCanvas" xmlns:cx="http://schemas.microsoft.com/office/drawing/2014/chartex" xmlns:cx1="http://schemas.microsoft.com/office/drawing/2015/9/8/chartex" xmlns:mc="http://schemas.openxmlformats.org/markup-compatibility/2006" xmlns:o="urn:schemas-microsoft-com:office:office" xmlns:r="http://schemas.openxmlformats.org/officeDocument/2006/relationships" xmlns:m="http://schemas.openxmlformats.org/officeDocument/2006/math" xmlns:v="urn:schemas-microsoft-com:vml" xmlns:wp14="http://schemas.microsoft.com/office/word/2010/wordprocessingDrawing" xmlns:wp="http://schemas.openxmlformats.org/drawingml/2006/wordprocessingDrawing" xmlns:w10="urn:schemas-microsoft-com:office:word" xmlns:w="http://schemas.openxmlformats.org/wordprocessingml/2006/main" xmlns:w14="http://schemas.microsoft.com/office/word/2010/wordml" xmlns:w15="http://schemas.microsoft.com/office/word/2012/wordml" xmlns:w16se="http://schemas.microsoft.com/office/word/2015/wordml/symex" xmlns:wpg="http://schemas.microsoft.com/office/word/2010/wordprocessingGroup" xmlns:wpi="http://schemas.microsoft.com/office/word/2010/wordprocessingInk" xmlns:wne="http://schemas.microsoft.com/office/word/2006/wordml" xmlns:wps="http://schemas.microsoft.com/office/word/2010/wordprocessingShape" mc:Ignorable="w14 w15 w16se wp14">
   <w:p>
     <w:pPr>
       <w:pStyle w:val="aa"/>
@@ -4432,7 +4226,7 @@
 </file>
 
 <file path=word/numbering.xml><?xml version="1.0" encoding="utf-8"?>
-<w:numbering xmlns:wpc="http://schemas.microsoft.com/office/word/2010/wordprocessingCanvas" xmlns:cx="http://schemas.microsoft.com/office/drawing/2014/chartex" xmlns:cx1="http://schemas.microsoft.com/office/drawing/2015/9/8/chartex" xmlns:cx2="http://schemas.microsoft.com/office/drawing/2015/10/21/chartex" xmlns:cx3="http://schemas.microsoft.com/office/drawing/2016/5/9/chartex" xmlns:cx4="http://schemas.microsoft.com/office/drawing/2016/5/10/chartex" xmlns:cx5="http://schemas.microsoft.com/office/drawing/2016/5/11/chartex" xmlns:cx6="http://schemas.microsoft.com/office/drawing/2016/5/12/chartex" xmlns:cx7="http://schemas.microsoft.com/office/drawing/2016/5/13/chartex" xmlns:cx8="http://schemas.microsoft.com/office/drawing/2016/5/14/chartex" xmlns:mc="http://schemas.openxmlformats.org/markup-compatibility/2006" xmlns:aink="http://schemas.microsoft.com/office/drawing/2016/ink" xmlns:am3d="http://schemas.microsoft.com/office/drawing/2017/model3d" xmlns:o="urn:schemas-microsoft-com:office:office" xmlns:r="http://schemas.openxmlformats.org/officeDocument/2006/relationships" xmlns:m="http://schemas.openxmlformats.org/officeDocument/2006/math" xmlns:v="urn:schemas-microsoft-com:vml" xmlns:wp14="http://schemas.microsoft.com/office/word/2010/wordprocessingDrawing" xmlns:wp="http://schemas.openxmlformats.org/drawingml/2006/wordprocessingDrawing" xmlns:w10="urn:schemas-microsoft-com:office:word" xmlns:w="http://schemas.openxmlformats.org/wordprocessingml/2006/main" xmlns:w14="http://schemas.microsoft.com/office/word/2010/wordml" xmlns:w15="http://schemas.microsoft.com/office/word/2012/wordml" xmlns:w16cex="http://schemas.microsoft.com/office/word/2018/wordml/cex" xmlns:w16cid="http://schemas.microsoft.com/office/word/2016/wordml/cid" xmlns:w16="http://schemas.microsoft.com/office/word/2018/wordml" xmlns:w16sdtdh="http://schemas.microsoft.com/office/word/2020/wordml/sdtdatahash" xmlns:w16se="http://schemas.microsoft.com/office/word/2015/wordml/symex" xmlns:wpg="http://schemas.microsoft.com/office/word/2010/wordprocessingGroup" xmlns:wpi="http://schemas.microsoft.com/office/word/2010/wordprocessingInk" xmlns:wne="http://schemas.microsoft.com/office/word/2006/wordml" xmlns:wps="http://schemas.microsoft.com/office/word/2010/wordprocessingShape" mc:Ignorable="w14 w15 w16se w16cid w16 w16cex w16sdtdh wp14">
+<w:numbering xmlns:wpc="http://schemas.microsoft.com/office/word/2010/wordprocessingCanvas" xmlns:cx="http://schemas.microsoft.com/office/drawing/2014/chartex" xmlns:cx1="http://schemas.microsoft.com/office/drawing/2015/9/8/chartex" xmlns:mc="http://schemas.openxmlformats.org/markup-compatibility/2006" xmlns:o="urn:schemas-microsoft-com:office:office" xmlns:r="http://schemas.openxmlformats.org/officeDocument/2006/relationships" xmlns:m="http://schemas.openxmlformats.org/officeDocument/2006/math" xmlns:v="urn:schemas-microsoft-com:vml" xmlns:wp14="http://schemas.microsoft.com/office/word/2010/wordprocessingDrawing" xmlns:wp="http://schemas.openxmlformats.org/drawingml/2006/wordprocessingDrawing" xmlns:w10="urn:schemas-microsoft-com:office:word" xmlns:w="http://schemas.openxmlformats.org/wordprocessingml/2006/main" xmlns:w14="http://schemas.microsoft.com/office/word/2010/wordml" xmlns:w15="http://schemas.microsoft.com/office/word/2012/wordml" xmlns:w16se="http://schemas.microsoft.com/office/word/2015/wordml/symex" xmlns:wpg="http://schemas.microsoft.com/office/word/2010/wordprocessingGroup" xmlns:wpi="http://schemas.microsoft.com/office/word/2010/wordprocessingInk" xmlns:wne="http://schemas.microsoft.com/office/word/2006/wordml" xmlns:wps="http://schemas.microsoft.com/office/word/2010/wordprocessingShape" mc:Ignorable="w14 w15 w16se wp14">
   <w:abstractNum w:abstractNumId="0" w15:restartNumberingAfterBreak="0">
     <w:nsid w:val="0D872688"/>
     <w:multiLevelType w:val="multilevel"/>
@@ -5582,7 +5376,7 @@
 </file>
 
 <file path=word/styles.xml><?xml version="1.0" encoding="utf-8"?>
-<w:styles xmlns:mc="http://schemas.openxmlformats.org/markup-compatibility/2006" xmlns:r="http://schemas.openxmlformats.org/officeDocument/2006/relationships" xmlns:w="http://schemas.openxmlformats.org/wordprocessingml/2006/main" xmlns:w14="http://schemas.microsoft.com/office/word/2010/wordml" xmlns:w15="http://schemas.microsoft.com/office/word/2012/wordml" xmlns:w16cex="http://schemas.microsoft.com/office/word/2018/wordml/cex" xmlns:w16cid="http://schemas.microsoft.com/office/word/2016/wordml/cid" xmlns:w16="http://schemas.microsoft.com/office/word/2018/wordml" xmlns:w16sdtdh="http://schemas.microsoft.com/office/word/2020/wordml/sdtdatahash" xmlns:w16se="http://schemas.microsoft.com/office/word/2015/wordml/symex" mc:Ignorable="w14 w15 w16se w16cid w16 w16cex w16sdtdh">
+<w:styles xmlns:mc="http://schemas.openxmlformats.org/markup-compatibility/2006" xmlns:r="http://schemas.openxmlformats.org/officeDocument/2006/relationships" xmlns:w="http://schemas.openxmlformats.org/wordprocessingml/2006/main" xmlns:w14="http://schemas.microsoft.com/office/word/2010/wordml" xmlns:w15="http://schemas.microsoft.com/office/word/2012/wordml" xmlns:w16se="http://schemas.microsoft.com/office/word/2015/wordml/symex" mc:Ignorable="w14 w15 w16se">
   <w:docDefaults>
     <w:rPrDefault>
       <w:rPr>
@@ -5598,7 +5392,7 @@
       </w:pPr>
     </w:pPrDefault>
   </w:docDefaults>
-  <w:latentStyles w:defLockedState="0" w:defUIPriority="99" w:defSemiHidden="0" w:defUnhideWhenUsed="0" w:defQFormat="0" w:count="376">
+  <w:latentStyles w:defLockedState="0" w:defUIPriority="99" w:defSemiHidden="0" w:defUnhideWhenUsed="0" w:defQFormat="0" w:count="371">
     <w:lsdException w:name="Normal" w:uiPriority="0" w:qFormat="1"/>
     <w:lsdException w:name="heading 1" w:uiPriority="9" w:qFormat="1"/>
     <w:lsdException w:name="heading 2" w:uiPriority="9" w:qFormat="1"/>
@@ -5969,11 +5763,6 @@
     <w:lsdException w:name="List Table 5 Dark Accent 6" w:uiPriority="50"/>
     <w:lsdException w:name="List Table 6 Colorful Accent 6" w:uiPriority="51"/>
     <w:lsdException w:name="List Table 7 Colorful Accent 6" w:uiPriority="52"/>
-    <w:lsdException w:name="Mention" w:semiHidden="1" w:unhideWhenUsed="1"/>
-    <w:lsdException w:name="Smart Hyperlink" w:semiHidden="1" w:unhideWhenUsed="1"/>
-    <w:lsdException w:name="Hashtag" w:semiHidden="1" w:unhideWhenUsed="1"/>
-    <w:lsdException w:name="Unresolved Mention" w:semiHidden="1" w:unhideWhenUsed="1"/>
-    <w:lsdException w:name="Smart Link" w:semiHidden="1" w:unhideWhenUsed="1"/>
   </w:latentStyles>
   <w:style w:type="paragraph" w:default="1" w:styleId="a">
     <w:name w:val="Normal"/>
@@ -6078,6 +5867,7 @@
   <w:style w:type="character" w:default="1" w:styleId="a0">
     <w:name w:val="Default Paragraph Font"/>
     <w:uiPriority w:val="1"/>
+    <w:semiHidden/>
     <w:unhideWhenUsed/>
   </w:style>
   <w:style w:type="table" w:default="1" w:styleId="a1">
@@ -6271,7 +6061,6 @@
   </w:style>
   <w:style w:type="paragraph" w:customStyle="1" w:styleId="14">
     <w:name w:val="Основной шрифт абзаца1"/>
-    <w:link w:val="a5"/>
   </w:style>
   <w:style w:type="paragraph" w:styleId="a5">
     <w:name w:val="footer"/>
@@ -6347,7 +6136,7 @@
     </w:rPr>
   </w:style>
   <w:style w:type="character" w:customStyle="1" w:styleId="a9">
-    <w:name w:val="Обычный (Интернет) Знак"/>
+    <w:name w:val="Обычный (веб) Знак"/>
     <w:basedOn w:val="1"/>
     <w:link w:val="a8"/>
     <w:rPr>
@@ -6541,13 +6330,13 @@
   <w:style w:type="paragraph" w:customStyle="1" w:styleId="19">
     <w:name w:val="Неразрешенное упоминание1"/>
     <w:basedOn w:val="14"/>
-    <w:link w:val="af1"/>
+    <w:link w:val="UnresolvedMention"/>
     <w:rPr>
       <w:color w:val="605E5C"/>
       <w:shd w:val="clear" w:color="auto" w:fill="E1DFDD"/>
     </w:rPr>
   </w:style>
-  <w:style w:type="character" w:styleId="af1">
+  <w:style w:type="character" w:customStyle="1" w:styleId="UnresolvedMention">
     <w:name w:val="Unresolved Mention"/>
     <w:basedOn w:val="a0"/>
     <w:link w:val="19"/>
@@ -6580,12 +6369,12 @@
   <w:style w:type="paragraph" w:customStyle="1" w:styleId="1a">
     <w:name w:val="Знак примечания1"/>
     <w:basedOn w:val="14"/>
-    <w:link w:val="af2"/>
+    <w:link w:val="af1"/>
     <w:rPr>
       <w:sz w:val="16"/>
     </w:rPr>
   </w:style>
-  <w:style w:type="character" w:styleId="af2">
+  <w:style w:type="character" w:styleId="af1">
     <w:name w:val="annotation reference"/>
     <w:basedOn w:val="a0"/>
     <w:link w:val="1a"/>
@@ -6614,10 +6403,10 @@
       <w:sz w:val="28"/>
     </w:rPr>
   </w:style>
-  <w:style w:type="paragraph" w:styleId="af3">
+  <w:style w:type="paragraph" w:styleId="af2">
     <w:name w:val="Subtitle"/>
     <w:next w:val="a"/>
-    <w:link w:val="af4"/>
+    <w:link w:val="af3"/>
     <w:uiPriority w:val="11"/>
     <w:qFormat/>
     <w:pPr>
@@ -6629,9 +6418,9 @@
       <w:sz w:val="24"/>
     </w:rPr>
   </w:style>
-  <w:style w:type="character" w:customStyle="1" w:styleId="af4">
+  <w:style w:type="character" w:customStyle="1" w:styleId="af3">
     <w:name w:val="Подзаголовок Знак"/>
-    <w:link w:val="af3"/>
+    <w:link w:val="af2"/>
     <w:rPr>
       <w:rFonts w:ascii="XO Thames" w:hAnsi="XO Thames"/>
       <w:i/>
@@ -6659,10 +6448,10 @@
       <w:sz w:val="20"/>
     </w:rPr>
   </w:style>
-  <w:style w:type="paragraph" w:styleId="af5">
+  <w:style w:type="paragraph" w:styleId="af4">
     <w:name w:val="Title"/>
     <w:next w:val="a"/>
-    <w:link w:val="af6"/>
+    <w:link w:val="af5"/>
     <w:uiPriority w:val="10"/>
     <w:qFormat/>
     <w:pPr>
@@ -6676,9 +6465,9 @@
       <w:sz w:val="40"/>
     </w:rPr>
   </w:style>
-  <w:style w:type="character" w:customStyle="1" w:styleId="af6">
+  <w:style w:type="character" w:customStyle="1" w:styleId="af5">
     <w:name w:val="Заголовок Знак"/>
-    <w:link w:val="af5"/>
+    <w:link w:val="af4"/>
     <w:rPr>
       <w:rFonts w:ascii="XO Thames" w:hAnsi="XO Thames"/>
       <w:b/>
@@ -6698,13 +6487,13 @@
   <w:style w:type="paragraph" w:customStyle="1" w:styleId="1b">
     <w:name w:val="Просмотренная гиперссылка1"/>
     <w:basedOn w:val="14"/>
-    <w:link w:val="af7"/>
+    <w:link w:val="af6"/>
     <w:rPr>
       <w:color w:val="954F72" w:themeColor="followedHyperlink"/>
       <w:u w:val="single"/>
     </w:rPr>
   </w:style>
-  <w:style w:type="character" w:styleId="af7">
+  <w:style w:type="character" w:styleId="af6">
     <w:name w:val="FollowedHyperlink"/>
     <w:basedOn w:val="a0"/>
     <w:link w:val="1b"/>
@@ -6713,19 +6502,19 @@
       <w:u w:val="single"/>
     </w:rPr>
   </w:style>
-  <w:style w:type="paragraph" w:styleId="af8">
+  <w:style w:type="paragraph" w:styleId="af7">
     <w:name w:val="List Paragraph"/>
     <w:basedOn w:val="a"/>
-    <w:link w:val="af9"/>
+    <w:link w:val="af8"/>
     <w:pPr>
       <w:ind w:left="720"/>
       <w:contextualSpacing/>
     </w:pPr>
   </w:style>
-  <w:style w:type="character" w:customStyle="1" w:styleId="af9">
+  <w:style w:type="character" w:customStyle="1" w:styleId="af8">
     <w:name w:val="Абзац списка Знак"/>
     <w:basedOn w:val="1"/>
-    <w:link w:val="af8"/>
+    <w:link w:val="af7"/>
     <w:rPr>
       <w:rFonts w:ascii="Times New Roman" w:hAnsi="Times New Roman"/>
       <w:color w:val="000000" w:themeColor="text1"/>
@@ -6741,7 +6530,7 @@
       <w:sz w:val="28"/>
     </w:rPr>
   </w:style>
-  <w:style w:type="table" w:styleId="afa">
+  <w:style w:type="table" w:styleId="af9">
     <w:name w:val="Table Grid"/>
     <w:basedOn w:val="a1"/>
     <w:pPr>
@@ -6968,7 +6757,7 @@
 </file>
 
 <file path=customXml/itemProps1.xml><?xml version="1.0" encoding="utf-8"?>
-<ds:datastoreItem xmlns:ds="http://schemas.openxmlformats.org/officeDocument/2006/customXml" ds:itemID="{D8A8D6D3-00C6-4A16-8273-4EBD3438382C}">
+<ds:datastoreItem xmlns:ds="http://schemas.openxmlformats.org/officeDocument/2006/customXml" ds:itemID="{BDA3CB57-C9F8-4D77-B78F-7CF0C510E34E}">
   <ds:schemaRefs>
     <ds:schemaRef ds:uri="http://schemas.openxmlformats.org/officeDocument/2006/bibliography"/>
   </ds:schemaRefs>

--- a/Документация/project.docx
+++ b/Документация/project.docx
@@ -1,6 +1,6 @@
 
 <file path=word/document.xml><?xml version="1.0" encoding="utf-8"?>
-<w:document xmlns:wpc="http://schemas.microsoft.com/office/word/2010/wordprocessingCanvas" xmlns:cx="http://schemas.microsoft.com/office/drawing/2014/chartex" xmlns:cx1="http://schemas.microsoft.com/office/drawing/2015/9/8/chartex" xmlns:cx2="http://schemas.microsoft.com/office/drawing/2015/10/21/chartex" xmlns:cx3="http://schemas.microsoft.com/office/drawing/2016/5/9/chartex" xmlns:cx4="http://schemas.microsoft.com/office/drawing/2016/5/10/chartex" xmlns:cx5="http://schemas.microsoft.com/office/drawing/2016/5/11/chartex" xmlns:cx6="http://schemas.microsoft.com/office/drawing/2016/5/12/chartex" xmlns:cx7="http://schemas.microsoft.com/office/drawing/2016/5/13/chartex" xmlns:cx8="http://schemas.microsoft.com/office/drawing/2016/5/14/chartex" xmlns:mc="http://schemas.openxmlformats.org/markup-compatibility/2006" xmlns:aink="http://schemas.microsoft.com/office/drawing/2016/ink" xmlns:am3d="http://schemas.microsoft.com/office/drawing/2017/model3d" xmlns:o="urn:schemas-microsoft-com:office:office" xmlns:r="http://schemas.openxmlformats.org/officeDocument/2006/relationships" xmlns:m="http://schemas.openxmlformats.org/officeDocument/2006/math" xmlns:v="urn:schemas-microsoft-com:vml" xmlns:wp14="http://schemas.microsoft.com/office/word/2010/wordprocessingDrawing" xmlns:wp="http://schemas.openxmlformats.org/drawingml/2006/wordprocessingDrawing" xmlns:w10="urn:schemas-microsoft-com:office:word" xmlns:w="http://schemas.openxmlformats.org/wordprocessingml/2006/main" xmlns:w14="http://schemas.microsoft.com/office/word/2010/wordml" xmlns:w15="http://schemas.microsoft.com/office/word/2012/wordml" xmlns:w16cex="http://schemas.microsoft.com/office/word/2018/wordml/cex" xmlns:w16cid="http://schemas.microsoft.com/office/word/2016/wordml/cid" xmlns:w16="http://schemas.microsoft.com/office/word/2018/wordml" xmlns:w16sdtdh="http://schemas.microsoft.com/office/word/2020/wordml/sdtdatahash" xmlns:w16se="http://schemas.microsoft.com/office/word/2015/wordml/symex" xmlns:wpg="http://schemas.microsoft.com/office/word/2010/wordprocessingGroup" xmlns:wpi="http://schemas.microsoft.com/office/word/2010/wordprocessingInk" xmlns:wne="http://schemas.microsoft.com/office/word/2006/wordml" xmlns:wps="http://schemas.microsoft.com/office/word/2010/wordprocessingShape" mc:Ignorable="w14 w15 w16se w16cid w16 w16cex w16sdtdh wp14">
+<w:document xmlns:wpc="http://schemas.microsoft.com/office/word/2010/wordprocessingCanvas" xmlns:cx="http://schemas.microsoft.com/office/drawing/2014/chartex" xmlns:cx1="http://schemas.microsoft.com/office/drawing/2015/9/8/chartex" xmlns:cx2="http://schemas.microsoft.com/office/drawing/2015/10/21/chartex" xmlns:cx3="http://schemas.microsoft.com/office/drawing/2016/5/9/chartex" xmlns:cx4="http://schemas.microsoft.com/office/drawing/2016/5/10/chartex" xmlns:cx5="http://schemas.microsoft.com/office/drawing/2016/5/11/chartex" xmlns:cx6="http://schemas.microsoft.com/office/drawing/2016/5/12/chartex" xmlns:cx7="http://schemas.microsoft.com/office/drawing/2016/5/13/chartex" xmlns:cx8="http://schemas.microsoft.com/office/drawing/2016/5/14/chartex" xmlns:mc="http://schemas.openxmlformats.org/markup-compatibility/2006" xmlns:aink="http://schemas.microsoft.com/office/drawing/2016/ink" xmlns:am3d="http://schemas.microsoft.com/office/drawing/2017/model3d" xmlns:o="urn:schemas-microsoft-com:office:office" xmlns:oel="http://schemas.microsoft.com/office/2019/extlst" xmlns:r="http://schemas.openxmlformats.org/officeDocument/2006/relationships" xmlns:m="http://schemas.openxmlformats.org/officeDocument/2006/math" xmlns:v="urn:schemas-microsoft-com:vml" xmlns:wp14="http://schemas.microsoft.com/office/word/2010/wordprocessingDrawing" xmlns:wp="http://schemas.openxmlformats.org/drawingml/2006/wordprocessingDrawing" xmlns:w10="urn:schemas-microsoft-com:office:word" xmlns:w="http://schemas.openxmlformats.org/wordprocessingml/2006/main" xmlns:w14="http://schemas.microsoft.com/office/word/2010/wordml" xmlns:w15="http://schemas.microsoft.com/office/word/2012/wordml" xmlns:w16cex="http://schemas.microsoft.com/office/word/2018/wordml/cex" xmlns:w16cid="http://schemas.microsoft.com/office/word/2016/wordml/cid" xmlns:w16="http://schemas.microsoft.com/office/word/2018/wordml" xmlns:w16du="http://schemas.microsoft.com/office/word/2023/wordml/word16du" xmlns:w16sdtdh="http://schemas.microsoft.com/office/word/2020/wordml/sdtdatahash" xmlns:w16sdtfl="http://schemas.microsoft.com/office/word/2024/wordml/sdtformatlock" xmlns:w16se="http://schemas.microsoft.com/office/word/2015/wordml/symex" xmlns:wpg="http://schemas.microsoft.com/office/word/2010/wordprocessingGroup" xmlns:wpi="http://schemas.microsoft.com/office/word/2010/wordprocessingInk" xmlns:wne="http://schemas.microsoft.com/office/word/2006/wordml" xmlns:wps="http://schemas.microsoft.com/office/word/2010/wordprocessingShape" mc:Ignorable="w14 w15 w16se w16cid w16 w16cex w16sdtdh w16sdtfl w16du wp14">
   <w:body>
     <w:p>
       <w:pPr>
@@ -168,15 +168,7 @@
         <w:t> </w:t>
       </w:r>
       <w:r>
-        <w:t xml:space="preserve">2065 </w:t>
-      </w:r>
-      <w:proofErr w:type="spellStart"/>
-      <w:r>
-        <w:t>Мацнев</w:t>
-      </w:r>
-      <w:proofErr w:type="spellEnd"/>
-      <w:r>
-        <w:t xml:space="preserve"> Илья Антонович</w:t>
+        <w:t>2065 Мацнев Илья Антонович</w:t>
       </w:r>
     </w:p>
     <w:p>
@@ -602,6 +594,7 @@
         <w:rPr>
           <w:b/>
         </w:rPr>
+        <w:lastRenderedPageBreak/>
         <w:t>Введение и актуальность проектной работы</w:t>
       </w:r>
     </w:p>
@@ -610,18 +603,13 @@
         <w:spacing w:after="0"/>
       </w:pPr>
       <w:r>
-        <w:t xml:space="preserve">Мы </w:t>
-      </w:r>
-      <w:r>
-        <w:t xml:space="preserve">живем в XXI веке – веке </w:t>
-      </w:r>
-      <w:proofErr w:type="spellStart"/>
-      <w:r>
-        <w:t>компьюторных</w:t>
-      </w:r>
-      <w:proofErr w:type="spellEnd"/>
-      <w:r>
-        <w:t xml:space="preserve"> технологий. Сейчас востребованными сферами являются разработчики приложений и игр. Одним из простых и современных языков является Python.</w:t>
+        <w:t>Мы живем в XXI веке – веке компьют</w:t>
+      </w:r>
+      <w:r>
+        <w:t>е</w:t>
+      </w:r>
+      <w:r>
+        <w:t>рных технологий. Сейчас востребованными сферами являются разработчики приложений и игр. Одним из простых и современных языков является Python.</w:t>
       </w:r>
     </w:p>
     <w:p>
@@ -635,13 +623,7 @@
         <w:rPr>
           <w:shd w:val="clear" w:color="auto" w:fill="F9FAFB"/>
         </w:rPr>
-        <w:t>Изучение языка «Python» и создание собственных проектов является актуальным и пер</w:t>
-      </w:r>
-      <w:r>
-        <w:rPr>
-          <w:shd w:val="clear" w:color="auto" w:fill="F9FAFB"/>
-        </w:rPr>
-        <w:t xml:space="preserve">спективным направлением. Также этот язык часто используется в решении сложных математических задач. </w:t>
+        <w:t xml:space="preserve">Изучение языка «Python» и создание собственных проектов является актуальным и перспективным направлением. Также этот язык часто используется в решении сложных математических задач. </w:t>
       </w:r>
     </w:p>
     <w:p>
@@ -656,14 +638,7 @@
           <w:color w:val="0A0A0A"/>
           <w:highlight w:val="white"/>
         </w:rPr>
-        <w:t xml:space="preserve">Язык «Go» известен своей простотой, высокой производительностью и эффективностью, что делает его идеальным для создания веб-сервисов, серверных приложений </w:t>
-      </w:r>
-      <w:r>
-        <w:rPr>
-          <w:color w:val="0A0A0A"/>
-          <w:highlight w:val="white"/>
-        </w:rPr>
-        <w:t>и облачной инфраструктуры.</w:t>
+        <w:t>Язык «Go» известен своей простотой, высокой производительностью и эффективностью, что делает его идеальным для создания веб-сервисов, серверных приложений и облачной инфраструктуры.</w:t>
       </w:r>
     </w:p>
     <w:p>
@@ -742,142 +717,89 @@
       </w:r>
       <w:proofErr w:type="spellEnd"/>
       <w:r>
-        <w:t xml:space="preserve">», где он используется как </w:t>
+        <w:t>», где он используется как микросервис для обработки геоданных, «</w:t>
       </w:r>
       <w:proofErr w:type="spellStart"/>
       <w:r>
-        <w:t>микросервис</w:t>
+        <w:t>Cloudflare</w:t>
       </w:r>
       <w:proofErr w:type="spellEnd"/>
       <w:r>
-        <w:t xml:space="preserve"> для обработки </w:t>
+        <w:t>», где «Go» применяется для DNS-сервиса, «Nintendo», где этот язык используется для серверов для многопользовательских игр.</w:t>
+      </w:r>
+    </w:p>
+    <w:p>
+      <w:pPr>
+        <w:spacing w:after="0"/>
+      </w:pPr>
+      <w:r>
+        <w:rPr>
+          <w:highlight w:val="white"/>
+        </w:rPr>
+        <w:t>Мы разработали игру «</w:t>
       </w:r>
       <w:proofErr w:type="spellStart"/>
       <w:r>
-        <w:t>геоданных</w:t>
+        <w:rPr>
+          <w:highlight w:val="white"/>
+        </w:rPr>
+        <w:t>League</w:t>
       </w:r>
       <w:proofErr w:type="spellEnd"/>
       <w:r>
-        <w:t>, «</w:t>
+        <w:rPr>
+          <w:highlight w:val="white"/>
+        </w:rPr>
+        <w:t xml:space="preserve"> </w:t>
       </w:r>
       <w:proofErr w:type="spellStart"/>
       <w:r>
-        <w:t>Cloudflare</w:t>
+        <w:rPr>
+          <w:highlight w:val="white"/>
+        </w:rPr>
+        <w:t>of</w:t>
       </w:r>
       <w:proofErr w:type="spellEnd"/>
       <w:r>
-        <w:t>», где «Go» при</w:t>
-      </w:r>
-      <w:r>
-        <w:t>меняется для DNS-сервиса, «Nintendo», где этот язык используется для серверов для многопользовательских игр.</w:t>
-      </w:r>
-    </w:p>
-    <w:p>
-      <w:pPr>
-        <w:spacing w:after="0"/>
-      </w:pPr>
-      <w:r>
         <w:rPr>
           <w:highlight w:val="white"/>
         </w:rPr>
-        <w:t>Мы разработали игру «</w:t>
+        <w:t xml:space="preserve"> </w:t>
       </w:r>
       <w:proofErr w:type="spellStart"/>
       <w:r>
         <w:rPr>
           <w:highlight w:val="white"/>
         </w:rPr>
-        <w:t>League</w:t>
+        <w:t>adventures</w:t>
       </w:r>
       <w:proofErr w:type="spellEnd"/>
       <w:r>
         <w:rPr>
           <w:highlight w:val="white"/>
         </w:rPr>
-        <w:t xml:space="preserve"> </w:t>
+        <w:t>» на языках «python» для клиента и «Go» для сервера, с использованием python библиотек «</w:t>
       </w:r>
       <w:proofErr w:type="spellStart"/>
       <w:r>
         <w:rPr>
           <w:highlight w:val="white"/>
         </w:rPr>
-        <w:t>of</w:t>
+        <w:t>pygame</w:t>
       </w:r>
       <w:proofErr w:type="spellEnd"/>
       <w:r>
         <w:rPr>
           <w:highlight w:val="white"/>
         </w:rPr>
-        <w:t xml:space="preserve"> </w:t>
+        <w:t>», «</w:t>
       </w:r>
       <w:proofErr w:type="spellStart"/>
       <w:r>
         <w:rPr>
           <w:highlight w:val="white"/>
         </w:rPr>
-        <w:t>adventures</w:t>
-      </w:r>
-      <w:proofErr w:type="spellEnd"/>
-      <w:r>
-        <w:rPr>
-          <w:highlight w:val="white"/>
-        </w:rPr>
-        <w:t>» на языках «</w:t>
-      </w:r>
-      <w:proofErr w:type="spellStart"/>
-      <w:r>
-        <w:rPr>
-          <w:highlight w:val="white"/>
-        </w:rPr>
-        <w:t>python</w:t>
-      </w:r>
-      <w:proofErr w:type="spellEnd"/>
-      <w:r>
-        <w:rPr>
-          <w:highlight w:val="white"/>
-        </w:rPr>
-        <w:t xml:space="preserve">» для клиента и «Go» для сервера, с использованием </w:t>
-      </w:r>
-      <w:proofErr w:type="spellStart"/>
-      <w:r>
-        <w:rPr>
-          <w:highlight w:val="white"/>
-        </w:rPr>
-        <w:t>python</w:t>
-      </w:r>
-      <w:proofErr w:type="spellEnd"/>
-      <w:r>
-        <w:rPr>
-          <w:highlight w:val="white"/>
-        </w:rPr>
-        <w:t xml:space="preserve"> библиотек «</w:t>
-      </w:r>
-      <w:proofErr w:type="spellStart"/>
-      <w:r>
-        <w:rPr>
-          <w:highlight w:val="white"/>
-        </w:rPr>
-        <w:t>pygame</w:t>
-      </w:r>
-      <w:proofErr w:type="spellEnd"/>
-      <w:r>
-        <w:rPr>
-          <w:highlight w:val="white"/>
-        </w:rPr>
-        <w:t>», «</w:t>
-      </w:r>
-      <w:proofErr w:type="spellStart"/>
-      <w:r>
-        <w:rPr>
-          <w:highlight w:val="white"/>
-        </w:rPr>
-        <w:t>websocke</w:t>
-      </w:r>
-      <w:r>
-        <w:rPr>
-          <w:highlight w:val="white"/>
-        </w:rPr>
-        <w:t>t</w:t>
+        <w:t>websocket</w:t>
       </w:r>
       <w:proofErr w:type="spellEnd"/>
       <w:r>
@@ -1004,30 +926,7 @@
           <w:color w:val="34363D"/>
           <w:shd w:val="clear" w:color="auto" w:fill="FDFDFE"/>
         </w:rPr>
-        <w:t>Разработать прототип многопользовательской онлайн 2D-игры на «</w:t>
-      </w:r>
-      <w:proofErr w:type="spellStart"/>
-      <w:r>
-        <w:rPr>
-          <w:color w:val="34363D"/>
-          <w:shd w:val="clear" w:color="auto" w:fill="FDFDFE"/>
-        </w:rPr>
-        <w:t>python</w:t>
-      </w:r>
-      <w:proofErr w:type="spellEnd"/>
-      <w:r>
-        <w:rPr>
-          <w:color w:val="34363D"/>
-          <w:shd w:val="clear" w:color="auto" w:fill="FDFDFE"/>
-        </w:rPr>
-        <w:t>» с клиент-</w:t>
-      </w:r>
-      <w:r>
-        <w:rPr>
-          <w:color w:val="34363D"/>
-          <w:shd w:val="clear" w:color="auto" w:fill="FDFDFE"/>
-        </w:rPr>
-        <w:t>серверной архитектурой, демонстрирующий реализацию сетевого взаимодействия в реальном времени, управление игровым состоянием на сервере и отзывчивый графический интерфейс в клиенте</w:t>
+        <w:t>Разработать прототип многопользовательской онлайн 2D-игры на «python» с клиент-серверной архитектурой, демонстрирующий реализацию сетевого взаимодействия в реальном времени, управление игровым состоянием на сервере и отзывчивый графический интерфейс в клиенте</w:t>
       </w:r>
       <w:r>
         <w:rPr>
@@ -1078,10 +977,7 @@
         <w:jc w:val="left"/>
       </w:pPr>
       <w:r>
-        <w:t xml:space="preserve">Разработка алгоритма </w:t>
-      </w:r>
-      <w:r>
-        <w:t>работы игры;</w:t>
+        <w:t>Разработка алгоритма работы игры;</w:t>
       </w:r>
     </w:p>
     <w:p>
@@ -1161,30 +1057,7 @@
           <w:color w:val="34363D"/>
           <w:shd w:val="clear" w:color="auto" w:fill="FDFDFE"/>
         </w:rPr>
-        <w:t>Новизна проектной работы заключается в исследовании и реализации клиент-серверной архитектуры, где высокопроизводительный сервер реального времени, написан</w:t>
-      </w:r>
-      <w:r>
-        <w:rPr>
-          <w:color w:val="34363D"/>
-          <w:shd w:val="clear" w:color="auto" w:fill="FDFDFE"/>
-        </w:rPr>
-        <w:t>ный на языке «Go» (язык, известный своей эффективностью в конкурентных сетевых задачах) взаимодействует с быстрым для прототипирования клиентом на языке «</w:t>
-      </w:r>
-      <w:proofErr w:type="spellStart"/>
-      <w:r>
-        <w:rPr>
-          <w:color w:val="34363D"/>
-          <w:shd w:val="clear" w:color="auto" w:fill="FDFDFE"/>
-        </w:rPr>
-        <w:t>python</w:t>
-      </w:r>
-      <w:proofErr w:type="spellEnd"/>
-      <w:r>
-        <w:rPr>
-          <w:color w:val="34363D"/>
-          <w:shd w:val="clear" w:color="auto" w:fill="FDFDFE"/>
-        </w:rPr>
-        <w:t>».</w:t>
+        <w:t>Новизна проектной работы заключается в исследовании и реализации клиент-серверной архитектуры, где высокопроизводительный сервер реального времени, написанный на языке «Go» (язык, известный своей эффективностью в конкурентных сетевых задачах) взаимодействует с быстрым для прототипирования клиентом на языке «python».</w:t>
       </w:r>
     </w:p>
     <w:p>
@@ -1279,13 +1152,7 @@
         <w:rPr>
           <w:b/>
         </w:rPr>
-        <w:t xml:space="preserve">Принцип </w:t>
-      </w:r>
-      <w:r>
-        <w:rPr>
-          <w:b/>
-        </w:rPr>
-        <w:t>работы кода</w:t>
+        <w:t>Принцип работы кода</w:t>
       </w:r>
     </w:p>
     <w:p>
@@ -1369,10 +1236,7 @@
       </w:r>
       <w:proofErr w:type="spellEnd"/>
       <w:r>
-        <w:t>, настраивается полноэк</w:t>
-      </w:r>
-      <w:r>
-        <w:t>ранный режим, загружаются шрифты для текста.</w:t>
+        <w:t>, настраивается полноэкранный режим, загружаются шрифты для текста.</w:t>
       </w:r>
     </w:p>
     <w:p>
@@ -1426,10 +1290,7 @@
         <w:jc w:val="left"/>
       </w:pPr>
       <w:r>
-        <w:t>Создаются флаги состояний для главного меню, наст</w:t>
-      </w:r>
-      <w:r>
-        <w:t>роек, одиночной игры, онлайн игры.</w:t>
+        <w:t>Создаются флаги состояний для главного меню, настроек, одиночной игры, онлайн игры.</w:t>
       </w:r>
     </w:p>
     <w:p>
@@ -1465,10 +1326,7 @@
       </w:r>
       <w:proofErr w:type="spellEnd"/>
       <w:r>
-        <w:t xml:space="preserve"> соединения. Реализована обработка входящих сообщений, ошибок, закрытия соединения, отправки сообщений. Клиент отправляет ввод пользователя, сервер отправляет с</w:t>
-      </w:r>
-      <w:r>
-        <w:t>остояние игры.</w:t>
+        <w:t xml:space="preserve"> соединения. Реализована обработка входящих сообщений, ошибок, закрытия соединения, отправки сообщений. Клиент отправляет ввод пользователя, сервер отправляет состояние игры.</w:t>
       </w:r>
     </w:p>
     <w:p>
@@ -1559,6 +1417,7 @@
         <w:jc w:val="left"/>
       </w:pPr>
       <w:r>
+        <w:lastRenderedPageBreak/>
         <w:t>Отображение текущего состояния, карты, сущностей, интерфейса</w:t>
       </w:r>
     </w:p>
@@ -1765,6 +1624,7 @@
         <w:jc w:val="left"/>
       </w:pPr>
       <w:r>
+        <w:lastRenderedPageBreak/>
         <w:t>Меню выхода</w:t>
       </w:r>
     </w:p>
@@ -1820,10 +1680,7 @@
         </w:drawing>
       </w:r>
       <w:r>
-        <w:t>Отображается фоновое изображение и кнопки с возможностью подтверждения выхода из игры или во</w:t>
-      </w:r>
-      <w:r>
-        <w:t>звращения в главное меню</w:t>
+        <w:t>Отображается фоновое изображение и кнопки с возможностью подтверждения выхода из игры или возвращения в главное меню</w:t>
       </w:r>
     </w:p>
     <w:p>
@@ -1855,10 +1712,7 @@
         <w:jc w:val="left"/>
       </w:pPr>
       <w:r>
-        <w:t>Осуществляется последовательная смена изображений текстовой части игры с предысторией, тему и язык изображений можно изменить в настройках, используется таймер для смены изображений, нет взаим</w:t>
-      </w:r>
-      <w:r>
-        <w:t>одействия с сервером</w:t>
+        <w:t>Осуществляется последовательная смена изображений текстовой части игры с предысторией, тему и язык изображений можно изменить в настройках, используется таймер для смены изображений, нет взаимодействия с сервером</w:t>
       </w:r>
     </w:p>
     <w:p>
@@ -2142,6 +1996,7 @@
         <w:rPr>
           <w:noProof/>
         </w:rPr>
+        <w:lastRenderedPageBreak/>
         <w:drawing>
           <wp:anchor distT="0" distB="0" distL="114300" distR="114300" simplePos="0" relativeHeight="251654144" behindDoc="0" locked="0" layoutInCell="1" allowOverlap="1" wp14:anchorId="1E614F1A" wp14:editId="1624627A">
             <wp:simplePos x="0" y="0"/>
@@ -2208,6 +2063,7 @@
         <w:rPr>
           <w:b/>
         </w:rPr>
+        <w:lastRenderedPageBreak/>
         <w:t>Обзор существующих аналогов</w:t>
       </w:r>
     </w:p>
@@ -2221,37 +2077,12 @@
         </w:rPr>
       </w:pPr>
       <w:r>
-        <w:t>Один из аналогов нашего проекта – игра «</w:t>
-      </w:r>
-      <w:proofErr w:type="spellStart"/>
-      <w:r>
-        <w:t>Hammerwatch</w:t>
-      </w:r>
-      <w:proofErr w:type="spellEnd"/>
-      <w:r>
-        <w:t>». Она представляет собой динамичный экшен в жанре экшен-РПГ. Игрокам предстоит исследовать мрачные подземелья, состоящие из множества комнат и уровней. Каждая локация наполнена разнообразными ловушками, головоломками и секретными зонами, требующими внимат</w:t>
-      </w:r>
-      <w:r>
-        <w:t>ельного изучения окружения. В мире игры представлены десятки видов врагов — от простых гоблинов и скелетов до могущественных боссов, каждый со своей тактикой боя и слабыми местами. В процессе прохождения игроки собирают золото и ресурсы, которые можно трат</w:t>
-      </w:r>
-      <w:r>
-        <w:t>ить на улучшение характеристик персонажа, покупку зелий и специальных предметов</w:t>
-      </w:r>
-    </w:p>
-    <w:p>
-      <w:r>
-        <w:t xml:space="preserve">Особенностью </w:t>
-      </w:r>
-      <w:proofErr w:type="spellStart"/>
-      <w:r>
-        <w:t>Hammerwatch</w:t>
-      </w:r>
-      <w:proofErr w:type="spellEnd"/>
-      <w:r>
-        <w:t xml:space="preserve"> является кооперативный мультиплеер, поддерживающий до четырех игроков одновременно. Совместное прохождение позволяет игрокам объединять способности сво</w:t>
-      </w:r>
-      <w:r>
-        <w:t>их персонажей, создавая эффективные тактические комбинации для преодоления самых сложных испытаний.</w:t>
+        <w:t>Один из аналогов нашего проекта – игра «Hammerwatch». Она представляет собой динамичный экшен в жанре экшен-РПГ. Игрокам предстоит исследовать мрачные подземелья, состоящие из множества комнат и уровней. Каждая локация наполнена разнообразными ловушками, головоломками и секретными зонами, требующими внимательного изучения окружения. В мире игры представлены десятки видов врагов — от простых гоблинов и скелетов до могущественных боссов, каждый со своей тактикой боя и слабыми местами. В процессе прохождения игроки собирают золото и ресурсы, которые можно тратить на улучшение характеристик персонажа, покупку зелий и специальных предметов</w:t>
+      </w:r>
+    </w:p>
+    <w:p>
+      <w:r>
+        <w:t>Особенностью Hammerwatch является кооперативный мультиплеер, поддерживающий до четырех игроков одновременно. Совместное прохождение позволяет игрокам объединять способности своих персонажей, создавая эффективные тактические комбинации для преодоления самых сложных испытаний.</w:t>
       </w:r>
       <w:r>
         <w:rPr>
@@ -2312,15 +2143,7 @@
         <w:jc w:val="center"/>
       </w:pPr>
       <w:r>
-        <w:t>Рисунок 7 – игра «</w:t>
-      </w:r>
-      <w:proofErr w:type="spellStart"/>
-      <w:r>
-        <w:t>Hammerwatch</w:t>
-      </w:r>
-      <w:proofErr w:type="spellEnd"/>
-      <w:r>
-        <w:t xml:space="preserve">» </w:t>
+        <w:t xml:space="preserve">Рисунок 7 – игра «Hammerwatch» </w:t>
       </w:r>
       <w:r>
         <w:br w:type="page"/>
@@ -2340,6 +2163,7 @@
         <w:rPr>
           <w:b/>
         </w:rPr>
+        <w:lastRenderedPageBreak/>
         <w:t>Алгоритм работы игры</w:t>
       </w:r>
     </w:p>
@@ -2390,10 +2214,7 @@
         </w:drawing>
       </w:r>
       <w:r>
-        <w:t>При запуске игры происходит отрисовка главного меню. Далее игрок может попасть в настройки, нажав соответствующую кнопку на главном меню, начать одиночную игру, нажав нужную кнопку на экране, или начать онлайн игру, выбрав это в главном меню. В одиночном р</w:t>
-      </w:r>
-      <w:r>
-        <w:t xml:space="preserve">ежиме игрок переходит на следующую картинку каждые 8 секунд, нажав </w:t>
+        <w:t xml:space="preserve">При запуске игры происходит отрисовка главного меню. Далее игрок может попасть в настройки, нажав соответствующую кнопку на главном меню, начать одиночную игру, нажав нужную кнопку на экране, или начать онлайн игру, выбрав это в главном меню. В одиночном режиме игрок переходит на следующую картинку каждые 8 секунд, нажав </w:t>
       </w:r>
       <w:proofErr w:type="spellStart"/>
       <w:r>
@@ -2401,10 +2222,7 @@
       </w:r>
       <w:proofErr w:type="spellEnd"/>
       <w:r>
-        <w:t xml:space="preserve"> можно поставить игру на паузу, где можно либо открыть настройки, либо продолжить игру. В режиме онлайн игрок появляется на карте, может перемещаться по ней, уничтожать врагов, а также д</w:t>
-      </w:r>
-      <w:r>
-        <w:t>ругих игроков. В настройках игрок может поменять язык, тему, а также включить фоновую музыку.</w:t>
+        <w:t xml:space="preserve"> можно поставить игру на паузу, где можно либо открыть настройки, либо продолжить игру. В режиме онлайн игрок появляется на карте, может перемещаться по ней, уничтожать врагов, а также других игроков. В настройках игрок может поменять язык, тему, а также включить фоновую музыку.</w:t>
       </w:r>
     </w:p>
     <w:p>
@@ -2444,6 +2262,7 @@
         <w:rPr>
           <w:b/>
         </w:rPr>
+        <w:lastRenderedPageBreak/>
         <w:tab/>
         <w:t>Реализация (ход работы)</w:t>
       </w:r>
@@ -2801,10 +2620,7 @@
         </w:drawing>
       </w:r>
       <w:r>
-        <w:t>Сюжет (</w:t>
-      </w:r>
-      <w:r>
-        <w:t xml:space="preserve">Первое изображение сюжета): часть кода, отображающая </w:t>
+        <w:t xml:space="preserve">Сюжет (Первое изображение сюжета): часть кода, отображающая </w:t>
       </w:r>
     </w:p>
     <w:p>
@@ -2893,6 +2709,7 @@
         <w:rPr>
           <w:noProof/>
         </w:rPr>
+        <w:lastRenderedPageBreak/>
         <w:drawing>
           <wp:anchor distT="0" distB="0" distL="114300" distR="114300" simplePos="0" relativeHeight="251661312" behindDoc="0" locked="0" layoutInCell="1" allowOverlap="1" wp14:anchorId="5709B153" wp14:editId="29E49498">
             <wp:simplePos x="0" y="0"/>
@@ -2998,10 +2815,7 @@
         </w:drawing>
       </w:r>
       <w:r>
-        <w:t>Рисунок 16 – Часть ко</w:t>
-      </w:r>
-      <w:r>
-        <w:t>да, отображающая паузу</w:t>
+        <w:t>Рисунок 16 – Часть кода, отображающая паузу</w:t>
       </w:r>
     </w:p>
     <w:p>
@@ -3105,6 +2919,7 @@
         <w:rPr>
           <w:noProof/>
         </w:rPr>
+        <w:lastRenderedPageBreak/>
         <w:drawing>
           <wp:anchor distT="0" distB="0" distL="114300" distR="114300" simplePos="0" relativeHeight="251664384" behindDoc="0" locked="0" layoutInCell="1" allowOverlap="1" wp14:anchorId="16B9E926" wp14:editId="7532221B">
             <wp:simplePos x="0" y="0"/>
@@ -3231,10 +3046,7 @@
         </w:drawing>
       </w:r>
       <w:r>
-        <w:t xml:space="preserve">Рисунок </w:t>
-      </w:r>
-      <w:r>
-        <w:t>19 – меню выхода</w:t>
+        <w:t>Рисунок 19 – меню выхода</w:t>
       </w:r>
     </w:p>
     <w:p>
@@ -3304,15 +3116,13 @@
         <w:rPr>
           <w:b/>
         </w:rPr>
+        <w:lastRenderedPageBreak/>
         <w:t>Результаты работы и их проверка</w:t>
       </w:r>
     </w:p>
     <w:p>
       <w:r>
-        <w:t xml:space="preserve">В результате проделанной работы была разработана полноценная 2d онлайн игра с системой битв, сюжетом и изображениями. Также в игре можно открыть настройки </w:t>
-      </w:r>
-      <w:r>
-        <w:t xml:space="preserve">как в меню, так и во время игры. </w:t>
+        <w:t xml:space="preserve">В результате проделанной работы была разработана полноценная 2d онлайн игра с системой битв, сюжетом и изображениями. Также в игре можно открыть настройки как в меню, так и во время игры. </w:t>
       </w:r>
     </w:p>
     <w:p>
@@ -3379,10 +3189,7 @@
       </w:r>
       <w:proofErr w:type="spellEnd"/>
       <w:r>
-        <w:t>-</w:t>
-      </w:r>
-      <w:r>
-        <w:t>карты</w:t>
+        <w:t>-карты</w:t>
       </w:r>
     </w:p>
     <w:p>
@@ -3416,10 +3223,7 @@
     </w:p>
     <w:p>
       <w:r>
-        <w:t>В будущем планируется продолжить разработку нашей игры. Также планируется добавить систему миссий и заданий, выполняя которые игрок будет получать игровую валюту, котор</w:t>
-      </w:r>
-      <w:r>
-        <w:t xml:space="preserve">ую сможет обменять на улучшенную броню или оружие. </w:t>
+        <w:t xml:space="preserve">В будущем планируется продолжить разработку нашей игры. Также планируется добавить систему миссий и заданий, выполняя которые игрок будет получать игровую валюту, которую сможет обменять на улучшенную броню или оружие. </w:t>
       </w:r>
     </w:p>
     <w:p>
@@ -3459,6 +3263,7 @@
         <w:rPr>
           <w:b/>
         </w:rPr>
+        <w:lastRenderedPageBreak/>
         <w:t>Команда проекта</w:t>
       </w:r>
     </w:p>
@@ -3822,11 +3627,9 @@
               <w:ind w:left="0" w:firstLine="0"/>
               <w:jc w:val="center"/>
             </w:pPr>
-            <w:proofErr w:type="spellStart"/>
             <w:r>
               <w:t>Мацнев</w:t>
             </w:r>
-            <w:proofErr w:type="spellEnd"/>
           </w:p>
           <w:p>
             <w:pPr>
@@ -4184,6 +3987,7 @@
         <w:rPr>
           <w:b/>
         </w:rPr>
+        <w:lastRenderedPageBreak/>
         <w:t>Список используемой литературы</w:t>
       </w:r>
     </w:p>
@@ -4288,18 +4092,7 @@
       </w:r>
       <w:proofErr w:type="spellEnd"/>
       <w:r>
-        <w:t xml:space="preserve">: </w:t>
-      </w:r>
-      <w:r>
-        <w:t xml:space="preserve">мультимодальная нейросеть от </w:t>
-      </w:r>
-      <w:proofErr w:type="spellStart"/>
-      <w:r>
-        <w:t>Сбера</w:t>
-      </w:r>
-      <w:proofErr w:type="spellEnd"/>
-      <w:r>
-        <w:t xml:space="preserve">: офиц. сайт. – URL:  </w:t>
+        <w:t xml:space="preserve">: мультимодальная нейросеть от Сбера: офиц. сайт. – URL:  </w:t>
       </w:r>
       <w:hyperlink r:id="rId26" w:history="1">
         <w:r>
@@ -4344,7 +4137,7 @@
 </file>
 
 <file path=word/endnotes.xml><?xml version="1.0" encoding="utf-8"?>
-<w:endnotes xmlns:wpc="http://schemas.microsoft.com/office/word/2010/wordprocessingCanvas" xmlns:cx="http://schemas.microsoft.com/office/drawing/2014/chartex" xmlns:cx1="http://schemas.microsoft.com/office/drawing/2015/9/8/chartex" xmlns:cx2="http://schemas.microsoft.com/office/drawing/2015/10/21/chartex" xmlns:cx3="http://schemas.microsoft.com/office/drawing/2016/5/9/chartex" xmlns:cx4="http://schemas.microsoft.com/office/drawing/2016/5/10/chartex" xmlns:cx5="http://schemas.microsoft.com/office/drawing/2016/5/11/chartex" xmlns:cx6="http://schemas.microsoft.com/office/drawing/2016/5/12/chartex" xmlns:cx7="http://schemas.microsoft.com/office/drawing/2016/5/13/chartex" xmlns:cx8="http://schemas.microsoft.com/office/drawing/2016/5/14/chartex" xmlns:mc="http://schemas.openxmlformats.org/markup-compatibility/2006" xmlns:aink="http://schemas.microsoft.com/office/drawing/2016/ink" xmlns:am3d="http://schemas.microsoft.com/office/drawing/2017/model3d" xmlns:o="urn:schemas-microsoft-com:office:office" xmlns:r="http://schemas.openxmlformats.org/officeDocument/2006/relationships" xmlns:m="http://schemas.openxmlformats.org/officeDocument/2006/math" xmlns:v="urn:schemas-microsoft-com:vml" xmlns:wp14="http://schemas.microsoft.com/office/word/2010/wordprocessingDrawing" xmlns:wp="http://schemas.openxmlformats.org/drawingml/2006/wordprocessingDrawing" xmlns:w10="urn:schemas-microsoft-com:office:word" xmlns:w="http://schemas.openxmlformats.org/wordprocessingml/2006/main" xmlns:w14="http://schemas.microsoft.com/office/word/2010/wordml" xmlns:w15="http://schemas.microsoft.com/office/word/2012/wordml" xmlns:w16cex="http://schemas.microsoft.com/office/word/2018/wordml/cex" xmlns:w16cid="http://schemas.microsoft.com/office/word/2016/wordml/cid" xmlns:w16="http://schemas.microsoft.com/office/word/2018/wordml" xmlns:w16sdtdh="http://schemas.microsoft.com/office/word/2020/wordml/sdtdatahash" xmlns:w16se="http://schemas.microsoft.com/office/word/2015/wordml/symex" xmlns:wpg="http://schemas.microsoft.com/office/word/2010/wordprocessingGroup" xmlns:wpi="http://schemas.microsoft.com/office/word/2010/wordprocessingInk" xmlns:wne="http://schemas.microsoft.com/office/word/2006/wordml" xmlns:wps="http://schemas.microsoft.com/office/word/2010/wordprocessingShape" mc:Ignorable="w14 w15 w16se w16cid w16 w16cex w16sdtdh wp14">
+<w:endnotes xmlns:wpc="http://schemas.microsoft.com/office/word/2010/wordprocessingCanvas" xmlns:cx="http://schemas.microsoft.com/office/drawing/2014/chartex" xmlns:cx1="http://schemas.microsoft.com/office/drawing/2015/9/8/chartex" xmlns:cx2="http://schemas.microsoft.com/office/drawing/2015/10/21/chartex" xmlns:cx3="http://schemas.microsoft.com/office/drawing/2016/5/9/chartex" xmlns:cx4="http://schemas.microsoft.com/office/drawing/2016/5/10/chartex" xmlns:cx5="http://schemas.microsoft.com/office/drawing/2016/5/11/chartex" xmlns:cx6="http://schemas.microsoft.com/office/drawing/2016/5/12/chartex" xmlns:cx7="http://schemas.microsoft.com/office/drawing/2016/5/13/chartex" xmlns:cx8="http://schemas.microsoft.com/office/drawing/2016/5/14/chartex" xmlns:mc="http://schemas.openxmlformats.org/markup-compatibility/2006" xmlns:aink="http://schemas.microsoft.com/office/drawing/2016/ink" xmlns:am3d="http://schemas.microsoft.com/office/drawing/2017/model3d" xmlns:o="urn:schemas-microsoft-com:office:office" xmlns:oel="http://schemas.microsoft.com/office/2019/extlst" xmlns:r="http://schemas.openxmlformats.org/officeDocument/2006/relationships" xmlns:m="http://schemas.openxmlformats.org/officeDocument/2006/math" xmlns:v="urn:schemas-microsoft-com:vml" xmlns:wp14="http://schemas.microsoft.com/office/word/2010/wordprocessingDrawing" xmlns:wp="http://schemas.openxmlformats.org/drawingml/2006/wordprocessingDrawing" xmlns:w10="urn:schemas-microsoft-com:office:word" xmlns:w="http://schemas.openxmlformats.org/wordprocessingml/2006/main" xmlns:w14="http://schemas.microsoft.com/office/word/2010/wordml" xmlns:w15="http://schemas.microsoft.com/office/word/2012/wordml" xmlns:w16cex="http://schemas.microsoft.com/office/word/2018/wordml/cex" xmlns:w16cid="http://schemas.microsoft.com/office/word/2016/wordml/cid" xmlns:w16="http://schemas.microsoft.com/office/word/2018/wordml" xmlns:w16du="http://schemas.microsoft.com/office/word/2023/wordml/word16du" xmlns:w16sdtdh="http://schemas.microsoft.com/office/word/2020/wordml/sdtdatahash" xmlns:w16sdtfl="http://schemas.microsoft.com/office/word/2024/wordml/sdtformatlock" xmlns:w16se="http://schemas.microsoft.com/office/word/2015/wordml/symex" xmlns:wpg="http://schemas.microsoft.com/office/word/2010/wordprocessingGroup" xmlns:wpi="http://schemas.microsoft.com/office/word/2010/wordprocessingInk" xmlns:wne="http://schemas.microsoft.com/office/word/2006/wordml" xmlns:wps="http://schemas.microsoft.com/office/word/2010/wordprocessingShape" mc:Ignorable="w14 w15 w16se w16cid w16 w16cex w16sdtdh w16sdtfl w16du wp14">
   <w:endnote w:type="separator" w:id="-1">
     <w:p>
       <w:pPr>
@@ -4369,7 +4162,7 @@
 </file>
 
 <file path=word/footer1.xml><?xml version="1.0" encoding="utf-8"?>
-<w:ftr xmlns:wpc="http://schemas.microsoft.com/office/word/2010/wordprocessingCanvas" xmlns:cx="http://schemas.microsoft.com/office/drawing/2014/chartex" xmlns:cx1="http://schemas.microsoft.com/office/drawing/2015/9/8/chartex" xmlns:cx2="http://schemas.microsoft.com/office/drawing/2015/10/21/chartex" xmlns:cx3="http://schemas.microsoft.com/office/drawing/2016/5/9/chartex" xmlns:cx4="http://schemas.microsoft.com/office/drawing/2016/5/10/chartex" xmlns:cx5="http://schemas.microsoft.com/office/drawing/2016/5/11/chartex" xmlns:cx6="http://schemas.microsoft.com/office/drawing/2016/5/12/chartex" xmlns:cx7="http://schemas.microsoft.com/office/drawing/2016/5/13/chartex" xmlns:cx8="http://schemas.microsoft.com/office/drawing/2016/5/14/chartex" xmlns:mc="http://schemas.openxmlformats.org/markup-compatibility/2006" xmlns:aink="http://schemas.microsoft.com/office/drawing/2016/ink" xmlns:am3d="http://schemas.microsoft.com/office/drawing/2017/model3d" xmlns:o="urn:schemas-microsoft-com:office:office" xmlns:r="http://schemas.openxmlformats.org/officeDocument/2006/relationships" xmlns:m="http://schemas.openxmlformats.org/officeDocument/2006/math" xmlns:v="urn:schemas-microsoft-com:vml" xmlns:wp14="http://schemas.microsoft.com/office/word/2010/wordprocessingDrawing" xmlns:wp="http://schemas.openxmlformats.org/drawingml/2006/wordprocessingDrawing" xmlns:w10="urn:schemas-microsoft-com:office:word" xmlns:w="http://schemas.openxmlformats.org/wordprocessingml/2006/main" xmlns:w14="http://schemas.microsoft.com/office/word/2010/wordml" xmlns:w15="http://schemas.microsoft.com/office/word/2012/wordml" xmlns:w16cex="http://schemas.microsoft.com/office/word/2018/wordml/cex" xmlns:w16cid="http://schemas.microsoft.com/office/word/2016/wordml/cid" xmlns:w16="http://schemas.microsoft.com/office/word/2018/wordml" xmlns:w16sdtdh="http://schemas.microsoft.com/office/word/2020/wordml/sdtdatahash" xmlns:w16se="http://schemas.microsoft.com/office/word/2015/wordml/symex" xmlns:wpg="http://schemas.microsoft.com/office/word/2010/wordprocessingGroup" xmlns:wpi="http://schemas.microsoft.com/office/word/2010/wordprocessingInk" xmlns:wne="http://schemas.microsoft.com/office/word/2006/wordml" xmlns:wps="http://schemas.microsoft.com/office/word/2010/wordprocessingShape" mc:Ignorable="w14 w15 w16se w16cid w16 w16cex w16sdtdh wp14">
+<w:ftr xmlns:wpc="http://schemas.microsoft.com/office/word/2010/wordprocessingCanvas" xmlns:cx="http://schemas.microsoft.com/office/drawing/2014/chartex" xmlns:cx1="http://schemas.microsoft.com/office/drawing/2015/9/8/chartex" xmlns:cx2="http://schemas.microsoft.com/office/drawing/2015/10/21/chartex" xmlns:cx3="http://schemas.microsoft.com/office/drawing/2016/5/9/chartex" xmlns:cx4="http://schemas.microsoft.com/office/drawing/2016/5/10/chartex" xmlns:cx5="http://schemas.microsoft.com/office/drawing/2016/5/11/chartex" xmlns:cx6="http://schemas.microsoft.com/office/drawing/2016/5/12/chartex" xmlns:cx7="http://schemas.microsoft.com/office/drawing/2016/5/13/chartex" xmlns:cx8="http://schemas.microsoft.com/office/drawing/2016/5/14/chartex" xmlns:mc="http://schemas.openxmlformats.org/markup-compatibility/2006" xmlns:aink="http://schemas.microsoft.com/office/drawing/2016/ink" xmlns:am3d="http://schemas.microsoft.com/office/drawing/2017/model3d" xmlns:o="urn:schemas-microsoft-com:office:office" xmlns:oel="http://schemas.microsoft.com/office/2019/extlst" xmlns:r="http://schemas.openxmlformats.org/officeDocument/2006/relationships" xmlns:m="http://schemas.openxmlformats.org/officeDocument/2006/math" xmlns:v="urn:schemas-microsoft-com:vml" xmlns:wp14="http://schemas.microsoft.com/office/word/2010/wordprocessingDrawing" xmlns:wp="http://schemas.openxmlformats.org/drawingml/2006/wordprocessingDrawing" xmlns:w10="urn:schemas-microsoft-com:office:word" xmlns:w="http://schemas.openxmlformats.org/wordprocessingml/2006/main" xmlns:w14="http://schemas.microsoft.com/office/word/2010/wordml" xmlns:w15="http://schemas.microsoft.com/office/word/2012/wordml" xmlns:w16cex="http://schemas.microsoft.com/office/word/2018/wordml/cex" xmlns:w16cid="http://schemas.microsoft.com/office/word/2016/wordml/cid" xmlns:w16="http://schemas.microsoft.com/office/word/2018/wordml" xmlns:w16du="http://schemas.microsoft.com/office/word/2023/wordml/word16du" xmlns:w16sdtdh="http://schemas.microsoft.com/office/word/2020/wordml/sdtdatahash" xmlns:w16sdtfl="http://schemas.microsoft.com/office/word/2024/wordml/sdtformatlock" xmlns:w16se="http://schemas.microsoft.com/office/word/2015/wordml/symex" xmlns:wpg="http://schemas.microsoft.com/office/word/2010/wordprocessingGroup" xmlns:wpi="http://schemas.microsoft.com/office/word/2010/wordprocessingInk" xmlns:wne="http://schemas.microsoft.com/office/word/2006/wordml" xmlns:wps="http://schemas.microsoft.com/office/word/2010/wordprocessingShape" mc:Ignorable="w14 w15 w16se w16cid w16 w16cex w16sdtdh w16sdtfl w16du wp14">
   <w:p>
     <w:pPr>
       <w:pStyle w:val="a5"/>
@@ -4396,7 +4189,7 @@
 </file>
 
 <file path=word/footnotes.xml><?xml version="1.0" encoding="utf-8"?>
-<w:footnotes xmlns:wpc="http://schemas.microsoft.com/office/word/2010/wordprocessingCanvas" xmlns:cx="http://schemas.microsoft.com/office/drawing/2014/chartex" xmlns:cx1="http://schemas.microsoft.com/office/drawing/2015/9/8/chartex" xmlns:cx2="http://schemas.microsoft.com/office/drawing/2015/10/21/chartex" xmlns:cx3="http://schemas.microsoft.com/office/drawing/2016/5/9/chartex" xmlns:cx4="http://schemas.microsoft.com/office/drawing/2016/5/10/chartex" xmlns:cx5="http://schemas.microsoft.com/office/drawing/2016/5/11/chartex" xmlns:cx6="http://schemas.microsoft.com/office/drawing/2016/5/12/chartex" xmlns:cx7="http://schemas.microsoft.com/office/drawing/2016/5/13/chartex" xmlns:cx8="http://schemas.microsoft.com/office/drawing/2016/5/14/chartex" xmlns:mc="http://schemas.openxmlformats.org/markup-compatibility/2006" xmlns:aink="http://schemas.microsoft.com/office/drawing/2016/ink" xmlns:am3d="http://schemas.microsoft.com/office/drawing/2017/model3d" xmlns:o="urn:schemas-microsoft-com:office:office" xmlns:r="http://schemas.openxmlformats.org/officeDocument/2006/relationships" xmlns:m="http://schemas.openxmlformats.org/officeDocument/2006/math" xmlns:v="urn:schemas-microsoft-com:vml" xmlns:wp14="http://schemas.microsoft.com/office/word/2010/wordprocessingDrawing" xmlns:wp="http://schemas.openxmlformats.org/drawingml/2006/wordprocessingDrawing" xmlns:w10="urn:schemas-microsoft-com:office:word" xmlns:w="http://schemas.openxmlformats.org/wordprocessingml/2006/main" xmlns:w14="http://schemas.microsoft.com/office/word/2010/wordml" xmlns:w15="http://schemas.microsoft.com/office/word/2012/wordml" xmlns:w16cex="http://schemas.microsoft.com/office/word/2018/wordml/cex" xmlns:w16cid="http://schemas.microsoft.com/office/word/2016/wordml/cid" xmlns:w16="http://schemas.microsoft.com/office/word/2018/wordml" xmlns:w16sdtdh="http://schemas.microsoft.com/office/word/2020/wordml/sdtdatahash" xmlns:w16se="http://schemas.microsoft.com/office/word/2015/wordml/symex" xmlns:wpg="http://schemas.microsoft.com/office/word/2010/wordprocessingGroup" xmlns:wpi="http://schemas.microsoft.com/office/word/2010/wordprocessingInk" xmlns:wne="http://schemas.microsoft.com/office/word/2006/wordml" xmlns:wps="http://schemas.microsoft.com/office/word/2010/wordprocessingShape" mc:Ignorable="w14 w15 w16se w16cid w16 w16cex w16sdtdh wp14">
+<w:footnotes xmlns:wpc="http://schemas.microsoft.com/office/word/2010/wordprocessingCanvas" xmlns:cx="http://schemas.microsoft.com/office/drawing/2014/chartex" xmlns:cx1="http://schemas.microsoft.com/office/drawing/2015/9/8/chartex" xmlns:cx2="http://schemas.microsoft.com/office/drawing/2015/10/21/chartex" xmlns:cx3="http://schemas.microsoft.com/office/drawing/2016/5/9/chartex" xmlns:cx4="http://schemas.microsoft.com/office/drawing/2016/5/10/chartex" xmlns:cx5="http://schemas.microsoft.com/office/drawing/2016/5/11/chartex" xmlns:cx6="http://schemas.microsoft.com/office/drawing/2016/5/12/chartex" xmlns:cx7="http://schemas.microsoft.com/office/drawing/2016/5/13/chartex" xmlns:cx8="http://schemas.microsoft.com/office/drawing/2016/5/14/chartex" xmlns:mc="http://schemas.openxmlformats.org/markup-compatibility/2006" xmlns:aink="http://schemas.microsoft.com/office/drawing/2016/ink" xmlns:am3d="http://schemas.microsoft.com/office/drawing/2017/model3d" xmlns:o="urn:schemas-microsoft-com:office:office" xmlns:oel="http://schemas.microsoft.com/office/2019/extlst" xmlns:r="http://schemas.openxmlformats.org/officeDocument/2006/relationships" xmlns:m="http://schemas.openxmlformats.org/officeDocument/2006/math" xmlns:v="urn:schemas-microsoft-com:vml" xmlns:wp14="http://schemas.microsoft.com/office/word/2010/wordprocessingDrawing" xmlns:wp="http://schemas.openxmlformats.org/drawingml/2006/wordprocessingDrawing" xmlns:w10="urn:schemas-microsoft-com:office:word" xmlns:w="http://schemas.openxmlformats.org/wordprocessingml/2006/main" xmlns:w14="http://schemas.microsoft.com/office/word/2010/wordml" xmlns:w15="http://schemas.microsoft.com/office/word/2012/wordml" xmlns:w16cex="http://schemas.microsoft.com/office/word/2018/wordml/cex" xmlns:w16cid="http://schemas.microsoft.com/office/word/2016/wordml/cid" xmlns:w16="http://schemas.microsoft.com/office/word/2018/wordml" xmlns:w16du="http://schemas.microsoft.com/office/word/2023/wordml/word16du" xmlns:w16sdtdh="http://schemas.microsoft.com/office/word/2020/wordml/sdtdatahash" xmlns:w16sdtfl="http://schemas.microsoft.com/office/word/2024/wordml/sdtformatlock" xmlns:w16se="http://schemas.microsoft.com/office/word/2015/wordml/symex" xmlns:wpg="http://schemas.microsoft.com/office/word/2010/wordprocessingGroup" xmlns:wpi="http://schemas.microsoft.com/office/word/2010/wordprocessingInk" xmlns:wne="http://schemas.microsoft.com/office/word/2006/wordml" xmlns:wps="http://schemas.microsoft.com/office/word/2010/wordprocessingShape" mc:Ignorable="w14 w15 w16se w16cid w16 w16cex w16sdtdh w16sdtfl w16du wp14">
   <w:footnote w:type="separator" w:id="-1">
     <w:p>
       <w:pPr>
@@ -4421,7 +4214,7 @@
 </file>
 
 <file path=word/header1.xml><?xml version="1.0" encoding="utf-8"?>
-<w:hdr xmlns:wpc="http://schemas.microsoft.com/office/word/2010/wordprocessingCanvas" xmlns:cx="http://schemas.microsoft.com/office/drawing/2014/chartex" xmlns:cx1="http://schemas.microsoft.com/office/drawing/2015/9/8/chartex" xmlns:cx2="http://schemas.microsoft.com/office/drawing/2015/10/21/chartex" xmlns:cx3="http://schemas.microsoft.com/office/drawing/2016/5/9/chartex" xmlns:cx4="http://schemas.microsoft.com/office/drawing/2016/5/10/chartex" xmlns:cx5="http://schemas.microsoft.com/office/drawing/2016/5/11/chartex" xmlns:cx6="http://schemas.microsoft.com/office/drawing/2016/5/12/chartex" xmlns:cx7="http://schemas.microsoft.com/office/drawing/2016/5/13/chartex" xmlns:cx8="http://schemas.microsoft.com/office/drawing/2016/5/14/chartex" xmlns:mc="http://schemas.openxmlformats.org/markup-compatibility/2006" xmlns:aink="http://schemas.microsoft.com/office/drawing/2016/ink" xmlns:am3d="http://schemas.microsoft.com/office/drawing/2017/model3d" xmlns:o="urn:schemas-microsoft-com:office:office" xmlns:r="http://schemas.openxmlformats.org/officeDocument/2006/relationships" xmlns:m="http://schemas.openxmlformats.org/officeDocument/2006/math" xmlns:v="urn:schemas-microsoft-com:vml" xmlns:wp14="http://schemas.microsoft.com/office/word/2010/wordprocessingDrawing" xmlns:wp="http://schemas.openxmlformats.org/drawingml/2006/wordprocessingDrawing" xmlns:w10="urn:schemas-microsoft-com:office:word" xmlns:w="http://schemas.openxmlformats.org/wordprocessingml/2006/main" xmlns:w14="http://schemas.microsoft.com/office/word/2010/wordml" xmlns:w15="http://schemas.microsoft.com/office/word/2012/wordml" xmlns:w16cex="http://schemas.microsoft.com/office/word/2018/wordml/cex" xmlns:w16cid="http://schemas.microsoft.com/office/word/2016/wordml/cid" xmlns:w16="http://schemas.microsoft.com/office/word/2018/wordml" xmlns:w16sdtdh="http://schemas.microsoft.com/office/word/2020/wordml/sdtdatahash" xmlns:w16se="http://schemas.microsoft.com/office/word/2015/wordml/symex" xmlns:wpg="http://schemas.microsoft.com/office/word/2010/wordprocessingGroup" xmlns:wpi="http://schemas.microsoft.com/office/word/2010/wordprocessingInk" xmlns:wne="http://schemas.microsoft.com/office/word/2006/wordml" xmlns:wps="http://schemas.microsoft.com/office/word/2010/wordprocessingShape" mc:Ignorable="w14 w15 w16se w16cid w16 w16cex w16sdtdh wp14">
+<w:hdr xmlns:wpc="http://schemas.microsoft.com/office/word/2010/wordprocessingCanvas" xmlns:cx="http://schemas.microsoft.com/office/drawing/2014/chartex" xmlns:cx1="http://schemas.microsoft.com/office/drawing/2015/9/8/chartex" xmlns:cx2="http://schemas.microsoft.com/office/drawing/2015/10/21/chartex" xmlns:cx3="http://schemas.microsoft.com/office/drawing/2016/5/9/chartex" xmlns:cx4="http://schemas.microsoft.com/office/drawing/2016/5/10/chartex" xmlns:cx5="http://schemas.microsoft.com/office/drawing/2016/5/11/chartex" xmlns:cx6="http://schemas.microsoft.com/office/drawing/2016/5/12/chartex" xmlns:cx7="http://schemas.microsoft.com/office/drawing/2016/5/13/chartex" xmlns:cx8="http://schemas.microsoft.com/office/drawing/2016/5/14/chartex" xmlns:mc="http://schemas.openxmlformats.org/markup-compatibility/2006" xmlns:aink="http://schemas.microsoft.com/office/drawing/2016/ink" xmlns:am3d="http://schemas.microsoft.com/office/drawing/2017/model3d" xmlns:o="urn:schemas-microsoft-com:office:office" xmlns:oel="http://schemas.microsoft.com/office/2019/extlst" xmlns:r="http://schemas.openxmlformats.org/officeDocument/2006/relationships" xmlns:m="http://schemas.openxmlformats.org/officeDocument/2006/math" xmlns:v="urn:schemas-microsoft-com:vml" xmlns:wp14="http://schemas.microsoft.com/office/word/2010/wordprocessingDrawing" xmlns:wp="http://schemas.openxmlformats.org/drawingml/2006/wordprocessingDrawing" xmlns:w10="urn:schemas-microsoft-com:office:word" xmlns:w="http://schemas.openxmlformats.org/wordprocessingml/2006/main" xmlns:w14="http://schemas.microsoft.com/office/word/2010/wordml" xmlns:w15="http://schemas.microsoft.com/office/word/2012/wordml" xmlns:w16cex="http://schemas.microsoft.com/office/word/2018/wordml/cex" xmlns:w16cid="http://schemas.microsoft.com/office/word/2016/wordml/cid" xmlns:w16="http://schemas.microsoft.com/office/word/2018/wordml" xmlns:w16du="http://schemas.microsoft.com/office/word/2023/wordml/word16du" xmlns:w16sdtdh="http://schemas.microsoft.com/office/word/2020/wordml/sdtdatahash" xmlns:w16sdtfl="http://schemas.microsoft.com/office/word/2024/wordml/sdtformatlock" xmlns:w16se="http://schemas.microsoft.com/office/word/2015/wordml/symex" xmlns:wpg="http://schemas.microsoft.com/office/word/2010/wordprocessingGroup" xmlns:wpi="http://schemas.microsoft.com/office/word/2010/wordprocessingInk" xmlns:wne="http://schemas.microsoft.com/office/word/2006/wordml" xmlns:wps="http://schemas.microsoft.com/office/word/2010/wordprocessingShape" mc:Ignorable="w14 w15 w16se w16cid w16 w16cex w16sdtdh w16sdtfl w16du wp14">
   <w:p>
     <w:pPr>
       <w:pStyle w:val="aa"/>
@@ -4432,7 +4225,7 @@
 </file>
 
 <file path=word/numbering.xml><?xml version="1.0" encoding="utf-8"?>
-<w:numbering xmlns:wpc="http://schemas.microsoft.com/office/word/2010/wordprocessingCanvas" xmlns:cx="http://schemas.microsoft.com/office/drawing/2014/chartex" xmlns:cx1="http://schemas.microsoft.com/office/drawing/2015/9/8/chartex" xmlns:cx2="http://schemas.microsoft.com/office/drawing/2015/10/21/chartex" xmlns:cx3="http://schemas.microsoft.com/office/drawing/2016/5/9/chartex" xmlns:cx4="http://schemas.microsoft.com/office/drawing/2016/5/10/chartex" xmlns:cx5="http://schemas.microsoft.com/office/drawing/2016/5/11/chartex" xmlns:cx6="http://schemas.microsoft.com/office/drawing/2016/5/12/chartex" xmlns:cx7="http://schemas.microsoft.com/office/drawing/2016/5/13/chartex" xmlns:cx8="http://schemas.microsoft.com/office/drawing/2016/5/14/chartex" xmlns:mc="http://schemas.openxmlformats.org/markup-compatibility/2006" xmlns:aink="http://schemas.microsoft.com/office/drawing/2016/ink" xmlns:am3d="http://schemas.microsoft.com/office/drawing/2017/model3d" xmlns:o="urn:schemas-microsoft-com:office:office" xmlns:r="http://schemas.openxmlformats.org/officeDocument/2006/relationships" xmlns:m="http://schemas.openxmlformats.org/officeDocument/2006/math" xmlns:v="urn:schemas-microsoft-com:vml" xmlns:wp14="http://schemas.microsoft.com/office/word/2010/wordprocessingDrawing" xmlns:wp="http://schemas.openxmlformats.org/drawingml/2006/wordprocessingDrawing" xmlns:w10="urn:schemas-microsoft-com:office:word" xmlns:w="http://schemas.openxmlformats.org/wordprocessingml/2006/main" xmlns:w14="http://schemas.microsoft.com/office/word/2010/wordml" xmlns:w15="http://schemas.microsoft.com/office/word/2012/wordml" xmlns:w16cex="http://schemas.microsoft.com/office/word/2018/wordml/cex" xmlns:w16cid="http://schemas.microsoft.com/office/word/2016/wordml/cid" xmlns:w16="http://schemas.microsoft.com/office/word/2018/wordml" xmlns:w16sdtdh="http://schemas.microsoft.com/office/word/2020/wordml/sdtdatahash" xmlns:w16se="http://schemas.microsoft.com/office/word/2015/wordml/symex" xmlns:wpg="http://schemas.microsoft.com/office/word/2010/wordprocessingGroup" xmlns:wpi="http://schemas.microsoft.com/office/word/2010/wordprocessingInk" xmlns:wne="http://schemas.microsoft.com/office/word/2006/wordml" xmlns:wps="http://schemas.microsoft.com/office/word/2010/wordprocessingShape" mc:Ignorable="w14 w15 w16se w16cid w16 w16cex w16sdtdh wp14">
+<w:numbering xmlns:wpc="http://schemas.microsoft.com/office/word/2010/wordprocessingCanvas" xmlns:cx="http://schemas.microsoft.com/office/drawing/2014/chartex" xmlns:cx1="http://schemas.microsoft.com/office/drawing/2015/9/8/chartex" xmlns:cx2="http://schemas.microsoft.com/office/drawing/2015/10/21/chartex" xmlns:cx3="http://schemas.microsoft.com/office/drawing/2016/5/9/chartex" xmlns:cx4="http://schemas.microsoft.com/office/drawing/2016/5/10/chartex" xmlns:cx5="http://schemas.microsoft.com/office/drawing/2016/5/11/chartex" xmlns:cx6="http://schemas.microsoft.com/office/drawing/2016/5/12/chartex" xmlns:cx7="http://schemas.microsoft.com/office/drawing/2016/5/13/chartex" xmlns:cx8="http://schemas.microsoft.com/office/drawing/2016/5/14/chartex" xmlns:mc="http://schemas.openxmlformats.org/markup-compatibility/2006" xmlns:aink="http://schemas.microsoft.com/office/drawing/2016/ink" xmlns:am3d="http://schemas.microsoft.com/office/drawing/2017/model3d" xmlns:o="urn:schemas-microsoft-com:office:office" xmlns:oel="http://schemas.microsoft.com/office/2019/extlst" xmlns:r="http://schemas.openxmlformats.org/officeDocument/2006/relationships" xmlns:m="http://schemas.openxmlformats.org/officeDocument/2006/math" xmlns:v="urn:schemas-microsoft-com:vml" xmlns:wp14="http://schemas.microsoft.com/office/word/2010/wordprocessingDrawing" xmlns:wp="http://schemas.openxmlformats.org/drawingml/2006/wordprocessingDrawing" xmlns:w10="urn:schemas-microsoft-com:office:word" xmlns:w="http://schemas.openxmlformats.org/wordprocessingml/2006/main" xmlns:w14="http://schemas.microsoft.com/office/word/2010/wordml" xmlns:w15="http://schemas.microsoft.com/office/word/2012/wordml" xmlns:w16cex="http://schemas.microsoft.com/office/word/2018/wordml/cex" xmlns:w16cid="http://schemas.microsoft.com/office/word/2016/wordml/cid" xmlns:w16="http://schemas.microsoft.com/office/word/2018/wordml" xmlns:w16du="http://schemas.microsoft.com/office/word/2023/wordml/word16du" xmlns:w16sdtdh="http://schemas.microsoft.com/office/word/2020/wordml/sdtdatahash" xmlns:w16sdtfl="http://schemas.microsoft.com/office/word/2024/wordml/sdtformatlock" xmlns:w16se="http://schemas.microsoft.com/office/word/2015/wordml/symex" xmlns:wpg="http://schemas.microsoft.com/office/word/2010/wordprocessingGroup" xmlns:wpi="http://schemas.microsoft.com/office/word/2010/wordprocessingInk" xmlns:wne="http://schemas.microsoft.com/office/word/2006/wordml" xmlns:wps="http://schemas.microsoft.com/office/word/2010/wordprocessingShape" mc:Ignorable="w14 w15 w16se w16cid w16 w16cex w16sdtdh w16sdtfl w16du wp14">
   <w:abstractNum w:abstractNumId="0" w15:restartNumberingAfterBreak="0">
     <w:nsid w:val="0D872688"/>
     <w:multiLevelType w:val="multilevel"/>
@@ -5548,41 +5341,41 @@
       </w:pPr>
     </w:lvl>
   </w:abstractNum>
-  <w:num w:numId="1">
+  <w:num w:numId="1" w16cid:durableId="270865682">
     <w:abstractNumId w:val="7"/>
   </w:num>
-  <w:num w:numId="2">
+  <w:num w:numId="2" w16cid:durableId="1438021136">
     <w:abstractNumId w:val="1"/>
   </w:num>
-  <w:num w:numId="3">
+  <w:num w:numId="3" w16cid:durableId="941382732">
     <w:abstractNumId w:val="3"/>
   </w:num>
-  <w:num w:numId="4">
+  <w:num w:numId="4" w16cid:durableId="519196432">
     <w:abstractNumId w:val="4"/>
   </w:num>
-  <w:num w:numId="5">
+  <w:num w:numId="5" w16cid:durableId="1020620542">
     <w:abstractNumId w:val="9"/>
   </w:num>
-  <w:num w:numId="6">
+  <w:num w:numId="6" w16cid:durableId="1627469699">
     <w:abstractNumId w:val="2"/>
   </w:num>
-  <w:num w:numId="7">
+  <w:num w:numId="7" w16cid:durableId="249043707">
     <w:abstractNumId w:val="5"/>
   </w:num>
-  <w:num w:numId="8">
+  <w:num w:numId="8" w16cid:durableId="1796942564">
     <w:abstractNumId w:val="8"/>
   </w:num>
-  <w:num w:numId="9">
+  <w:num w:numId="9" w16cid:durableId="839546063">
     <w:abstractNumId w:val="6"/>
   </w:num>
-  <w:num w:numId="10">
+  <w:num w:numId="10" w16cid:durableId="828715586">
     <w:abstractNumId w:val="0"/>
   </w:num>
 </w:numbering>
 </file>
 
 <file path=word/styles.xml><?xml version="1.0" encoding="utf-8"?>
-<w:styles xmlns:mc="http://schemas.openxmlformats.org/markup-compatibility/2006" xmlns:r="http://schemas.openxmlformats.org/officeDocument/2006/relationships" xmlns:w="http://schemas.openxmlformats.org/wordprocessingml/2006/main" xmlns:w14="http://schemas.microsoft.com/office/word/2010/wordml" xmlns:w15="http://schemas.microsoft.com/office/word/2012/wordml" xmlns:w16cex="http://schemas.microsoft.com/office/word/2018/wordml/cex" xmlns:w16cid="http://schemas.microsoft.com/office/word/2016/wordml/cid" xmlns:w16="http://schemas.microsoft.com/office/word/2018/wordml" xmlns:w16sdtdh="http://schemas.microsoft.com/office/word/2020/wordml/sdtdatahash" xmlns:w16se="http://schemas.microsoft.com/office/word/2015/wordml/symex" mc:Ignorable="w14 w15 w16se w16cid w16 w16cex w16sdtdh">
+<w:styles xmlns:mc="http://schemas.openxmlformats.org/markup-compatibility/2006" xmlns:r="http://schemas.openxmlformats.org/officeDocument/2006/relationships" xmlns:w="http://schemas.openxmlformats.org/wordprocessingml/2006/main" xmlns:w14="http://schemas.microsoft.com/office/word/2010/wordml" xmlns:w15="http://schemas.microsoft.com/office/word/2012/wordml" xmlns:w16cex="http://schemas.microsoft.com/office/word/2018/wordml/cex" xmlns:w16cid="http://schemas.microsoft.com/office/word/2016/wordml/cid" xmlns:w16="http://schemas.microsoft.com/office/word/2018/wordml" xmlns:w16du="http://schemas.microsoft.com/office/word/2023/wordml/word16du" xmlns:w16sdtdh="http://schemas.microsoft.com/office/word/2020/wordml/sdtdatahash" xmlns:w16sdtfl="http://schemas.microsoft.com/office/word/2024/wordml/sdtformatlock" xmlns:w16se="http://schemas.microsoft.com/office/word/2015/wordml/symex" mc:Ignorable="w14 w15 w16se w16cid w16 w16cex w16sdtdh w16sdtfl w16du">
   <w:docDefaults>
     <w:rPrDefault>
       <w:rPr>
@@ -6078,6 +5871,7 @@
   <w:style w:type="character" w:default="1" w:styleId="a0">
     <w:name w:val="Default Paragraph Font"/>
     <w:uiPriority w:val="1"/>
+    <w:semiHidden/>
     <w:unhideWhenUsed/>
   </w:style>
   <w:style w:type="table" w:default="1" w:styleId="a1">
@@ -6271,7 +6065,6 @@
   </w:style>
   <w:style w:type="paragraph" w:customStyle="1" w:styleId="14">
     <w:name w:val="Основной шрифт абзаца1"/>
-    <w:link w:val="a5"/>
   </w:style>
   <w:style w:type="paragraph" w:styleId="a5">
     <w:name w:val="footer"/>

--- a/Документация/project.docx
+++ b/Документация/project.docx
@@ -210,7 +210,14 @@
           <w:sz w:val="24"/>
           <w:szCs w:val="24"/>
         </w:rPr>
-        <w:t>Участники:</w:t>
+        <w:t>Участник</w:t>
+      </w:r>
+      <w:r>
+        <w:rPr>
+          <w:sz w:val="24"/>
+          <w:szCs w:val="24"/>
+        </w:rPr>
+        <w:t>:</w:t>
       </w:r>
     </w:p>
     <w:p>
@@ -235,39 +242,6 @@
     <w:p>
       <w:pPr>
         <w:pStyle w:val="12"/>
-        <w:spacing w:line="240" w:lineRule="auto"/>
-        <w:ind w:left="5103"/>
-        <w:jc w:val="left"/>
-        <w:rPr>
-          <w:sz w:val="24"/>
-          <w:szCs w:val="24"/>
-        </w:rPr>
-      </w:pPr>
-      <w:r>
-        <w:rPr>
-          <w:sz w:val="24"/>
-          <w:szCs w:val="24"/>
-        </w:rPr>
-        <w:t>Ученик 8 «Б» класса ГБОУ Школа №</w:t>
-      </w:r>
-      <w:r>
-        <w:rPr>
-          <w:sz w:val="24"/>
-          <w:szCs w:val="24"/>
-        </w:rPr>
-        <w:t> </w:t>
-      </w:r>
-      <w:r>
-        <w:rPr>
-          <w:sz w:val="24"/>
-          <w:szCs w:val="24"/>
-        </w:rPr>
-        <w:t>2065 Мацнев Илья Антонович</w:t>
-      </w:r>
-    </w:p>
-    <w:p>
-      <w:pPr>
-        <w:pStyle w:val="12"/>
         <w:spacing w:after="120" w:line="240" w:lineRule="auto"/>
         <w:ind w:left="5103"/>
         <w:jc w:val="left"/>
@@ -302,8 +276,6 @@
         </w:rPr>
         <w:t>Педагог ГБОУ Школа № 2065 Кирсанов Максим Григорьевич</w:t>
       </w:r>
-      <w:bookmarkStart w:id="0" w:name="_GoBack"/>
-      <w:bookmarkEnd w:id="0"/>
     </w:p>
     <w:p>
       <w:pPr>
@@ -482,11 +454,14 @@
         <w:lastRenderedPageBreak/>
         <w:tab/>
       </w:r>
-      <w:bookmarkStart w:id="1" w:name="__RefHeading___1"/>
-      <w:bookmarkEnd w:id="1"/>
+      <w:bookmarkStart w:id="0" w:name="__RefHeading___1"/>
+      <w:bookmarkEnd w:id="0"/>
     </w:p>
     <w:sdt>
       <w:sdtPr>
+        <w:rPr>
+          <w:b w:val="0"/>
+        </w:rPr>
         <w:id w:val="368651041"/>
         <w:docPartObj>
           <w:docPartGallery w:val="Table of Contents"/>
@@ -1177,25 +1152,7 @@
                 <w:sz w:val="24"/>
                 <w:szCs w:val="24"/>
               </w:rPr>
-              <w:t>Кома</w:t>
-            </w:r>
-            <w:r>
-              <w:rPr>
-                <w:rStyle w:val="ac"/>
-                <w:noProof/>
-                <w:sz w:val="24"/>
-                <w:szCs w:val="24"/>
-              </w:rPr>
-              <w:t>н</w:t>
-            </w:r>
-            <w:r>
-              <w:rPr>
-                <w:rStyle w:val="ac"/>
-                <w:noProof/>
-                <w:sz w:val="24"/>
-                <w:szCs w:val="24"/>
-              </w:rPr>
-              <w:t>да проекта</w:t>
+              <w:t>Команда проекта</w:t>
             </w:r>
             <w:r>
               <w:rPr>
@@ -1421,14 +1378,14 @@
       <w:pPr>
         <w:pStyle w:val="10"/>
       </w:pPr>
-      <w:bookmarkStart w:id="2" w:name="__RefHeading___2"/>
-      <w:bookmarkStart w:id="3" w:name="_Toc221560252"/>
-      <w:bookmarkEnd w:id="2"/>
+      <w:bookmarkStart w:id="1" w:name="__RefHeading___2"/>
+      <w:bookmarkStart w:id="2" w:name="_Toc221560252"/>
+      <w:bookmarkEnd w:id="1"/>
       <w:r>
         <w:lastRenderedPageBreak/>
         <w:t>Введение и актуальность проектной работы</w:t>
       </w:r>
-      <w:bookmarkEnd w:id="3"/>
+      <w:bookmarkEnd w:id="2"/>
     </w:p>
     <w:p>
       <w:pPr>
@@ -1756,14 +1713,14 @@
       <w:pPr>
         <w:pStyle w:val="10"/>
       </w:pPr>
-      <w:bookmarkStart w:id="4" w:name="__RefHeading___3"/>
-      <w:bookmarkStart w:id="5" w:name="_Toc221560253"/>
-      <w:bookmarkEnd w:id="4"/>
+      <w:bookmarkStart w:id="3" w:name="__RefHeading___3"/>
+      <w:bookmarkStart w:id="4" w:name="_Toc221560253"/>
+      <w:bookmarkEnd w:id="3"/>
       <w:r>
         <w:lastRenderedPageBreak/>
         <w:t>Новина, цель и задачи проектной работы</w:t>
       </w:r>
-      <w:bookmarkEnd w:id="5"/>
+      <w:bookmarkEnd w:id="4"/>
     </w:p>
     <w:p>
       <w:pPr>
@@ -2133,13 +2090,13 @@
       <w:pPr>
         <w:pStyle w:val="10"/>
       </w:pPr>
-      <w:bookmarkStart w:id="6" w:name="__RefHeading___4"/>
-      <w:bookmarkStart w:id="7" w:name="_Toc221560254"/>
+      <w:bookmarkStart w:id="5" w:name="__RefHeading___4"/>
+      <w:bookmarkStart w:id="6" w:name="_Toc221560254"/>
+      <w:bookmarkEnd w:id="5"/>
+      <w:r>
+        <w:t>Принцип работы кода</w:t>
+      </w:r>
       <w:bookmarkEnd w:id="6"/>
-      <w:r>
-        <w:t>Принцип работы кода</w:t>
-      </w:r>
-      <w:bookmarkEnd w:id="7"/>
     </w:p>
     <w:p>
       <w:pPr>
@@ -2653,12 +2610,6 @@
           <w:sz w:val="24"/>
           <w:szCs w:val="24"/>
         </w:rPr>
-      </w:r>
-      <w:r>
-        <w:rPr>
-          <w:sz w:val="24"/>
-          <w:szCs w:val="24"/>
-        </w:rPr>
         <w:instrText xml:space="preserve"> \* MERGEFORMAT </w:instrText>
       </w:r>
       <w:r>
@@ -2666,6 +2617,12 @@
           <w:sz w:val="24"/>
           <w:szCs w:val="24"/>
         </w:rPr>
+      </w:r>
+      <w:r>
+        <w:rPr>
+          <w:sz w:val="24"/>
+          <w:szCs w:val="24"/>
+        </w:rPr>
         <w:fldChar w:fldCharType="separate"/>
       </w:r>
       <w:r>
@@ -2697,6 +2654,8 @@
         </w:rPr>
         <w:t>;</w:t>
       </w:r>
+      <w:bookmarkStart w:id="7" w:name="_GoBack"/>
+      <w:bookmarkEnd w:id="7"/>
     </w:p>
     <w:p>
       <w:pPr>
@@ -2760,27 +2719,14 @@
                             <w:r>
                               <w:t xml:space="preserve">Рисунок </w:t>
                             </w:r>
-                            <w:r>
-                              <w:fldChar w:fldCharType="begin"/>
-                            </w:r>
-                            <w:r>
-                              <w:instrText xml:space="preserve"> SEQ Рисунок \* ARABIC </w:instrText>
-                            </w:r>
-                            <w:r>
-                              <w:fldChar w:fldCharType="separate"/>
-                            </w:r>
-                            <w:r>
-                              <w:rPr>
-                                <w:noProof/>
-                              </w:rPr>
-                              <w:t>1</w:t>
-                            </w:r>
-                            <w:r>
-                              <w:rPr>
-                                <w:noProof/>
-                              </w:rPr>
-                              <w:fldChar w:fldCharType="end"/>
-                            </w:r>
+                            <w:fldSimple w:instr=" SEQ Рисунок \* ARABIC ">
+                              <w:r>
+                                <w:rPr>
+                                  <w:noProof/>
+                                </w:rPr>
+                                <w:t>1</w:t>
+                              </w:r>
+                            </w:fldSimple>
                             <w:bookmarkEnd w:id="8"/>
                             <w:r>
                               <w:t xml:space="preserve"> – </w:t>
@@ -3007,13 +2953,13 @@
           <w:sz w:val="24"/>
           <w:szCs w:val="24"/>
         </w:rPr>
-      </w:r>
-      <w:r>
-        <w:rPr>
-          <w:sz w:val="24"/>
-          <w:szCs w:val="24"/>
-        </w:rPr>
         <w:instrText xml:space="preserve"> \* MERGEFORMAT </w:instrText>
+      </w:r>
+      <w:r>
+        <w:rPr>
+          <w:sz w:val="24"/>
+          <w:szCs w:val="24"/>
+        </w:rPr>
       </w:r>
       <w:r>
         <w:rPr>
@@ -3123,32 +3069,19 @@
                                 <w:szCs w:val="20"/>
                               </w:rPr>
                             </w:pPr>
-                            <w:bookmarkStart w:id="10" w:name="_Ref221559309"/>
+                            <w:bookmarkStart w:id="9" w:name="_Ref221559309"/>
                             <w:r>
                               <w:t xml:space="preserve">Рисунок </w:t>
                             </w:r>
-                            <w:r>
-                              <w:fldChar w:fldCharType="begin"/>
-                            </w:r>
-                            <w:r>
-                              <w:instrText xml:space="preserve"> SEQ Рисунок \* ARABIC </w:instrText>
-                            </w:r>
-                            <w:r>
-                              <w:fldChar w:fldCharType="separate"/>
-                            </w:r>
-                            <w:r>
-                              <w:rPr>
-                                <w:noProof/>
-                              </w:rPr>
-                              <w:t>2</w:t>
-                            </w:r>
-                            <w:r>
-                              <w:rPr>
-                                <w:noProof/>
-                              </w:rPr>
-                              <w:fldChar w:fldCharType="end"/>
-                            </w:r>
-                            <w:bookmarkEnd w:id="10"/>
+                            <w:fldSimple w:instr=" SEQ Рисунок \* ARABIC ">
+                              <w:r>
+                                <w:rPr>
+                                  <w:noProof/>
+                                </w:rPr>
+                                <w:t>2</w:t>
+                              </w:r>
+                            </w:fldSimple>
+                            <w:bookmarkEnd w:id="9"/>
                             <w:r>
                               <w:t xml:space="preserve"> – </w:t>
                             </w:r>
@@ -3358,13 +3291,13 @@
           <w:sz w:val="24"/>
           <w:szCs w:val="24"/>
         </w:rPr>
-      </w:r>
-      <w:r>
-        <w:rPr>
-          <w:sz w:val="24"/>
-          <w:szCs w:val="24"/>
-        </w:rPr>
         <w:instrText xml:space="preserve"> \* MERGEFORMAT </w:instrText>
+      </w:r>
+      <w:r>
+        <w:rPr>
+          <w:sz w:val="24"/>
+          <w:szCs w:val="24"/>
+        </w:rPr>
       </w:r>
       <w:r>
         <w:rPr>
@@ -3473,32 +3406,19 @@
                                 <w:szCs w:val="20"/>
                               </w:rPr>
                             </w:pPr>
-                            <w:bookmarkStart w:id="12" w:name="_Ref221559320"/>
+                            <w:bookmarkStart w:id="10" w:name="_Ref221559320"/>
                             <w:r>
                               <w:t xml:space="preserve">Рисунок </w:t>
                             </w:r>
-                            <w:r>
-                              <w:fldChar w:fldCharType="begin"/>
-                            </w:r>
-                            <w:r>
-                              <w:instrText xml:space="preserve"> SEQ Рисунок \* ARABIC </w:instrText>
-                            </w:r>
-                            <w:r>
-                              <w:fldChar w:fldCharType="separate"/>
-                            </w:r>
-                            <w:r>
-                              <w:rPr>
-                                <w:noProof/>
-                              </w:rPr>
-                              <w:t>3</w:t>
-                            </w:r>
-                            <w:r>
-                              <w:rPr>
-                                <w:noProof/>
-                              </w:rPr>
-                              <w:fldChar w:fldCharType="end"/>
-                            </w:r>
-                            <w:bookmarkEnd w:id="12"/>
+                            <w:fldSimple w:instr=" SEQ Рисунок \* ARABIC ">
+                              <w:r>
+                                <w:rPr>
+                                  <w:noProof/>
+                                </w:rPr>
+                                <w:t>3</w:t>
+                              </w:r>
+                            </w:fldSimple>
+                            <w:bookmarkEnd w:id="10"/>
                             <w:r>
                               <w:t xml:space="preserve"> – </w:t>
                             </w:r>
@@ -3689,12 +3609,6 @@
           <w:sz w:val="24"/>
           <w:szCs w:val="24"/>
         </w:rPr>
-      </w:r>
-      <w:r>
-        <w:rPr>
-          <w:sz w:val="24"/>
-          <w:szCs w:val="24"/>
-        </w:rPr>
         <w:instrText xml:space="preserve"> \* MERGEFORMAT </w:instrText>
       </w:r>
       <w:r>
@@ -3702,6 +3616,12 @@
           <w:sz w:val="24"/>
           <w:szCs w:val="24"/>
         </w:rPr>
+      </w:r>
+      <w:r>
+        <w:rPr>
+          <w:sz w:val="24"/>
+          <w:szCs w:val="24"/>
+        </w:rPr>
         <w:fldChar w:fldCharType="separate"/>
       </w:r>
       <w:r>
@@ -3759,13 +3679,13 @@
           <w:sz w:val="24"/>
           <w:szCs w:val="24"/>
         </w:rPr>
-      </w:r>
-      <w:r>
-        <w:rPr>
-          <w:sz w:val="24"/>
-          <w:szCs w:val="24"/>
-        </w:rPr>
         <w:instrText xml:space="preserve"> \* MERGEFORMAT </w:instrText>
+      </w:r>
+      <w:r>
+        <w:rPr>
+          <w:sz w:val="24"/>
+          <w:szCs w:val="24"/>
+        </w:rPr>
       </w:r>
       <w:r>
         <w:rPr>
@@ -3899,32 +3819,19 @@
                                 <w:szCs w:val="20"/>
                               </w:rPr>
                             </w:pPr>
-                            <w:bookmarkStart w:id="14" w:name="_Ref221559329"/>
+                            <w:bookmarkStart w:id="11" w:name="_Ref221559329"/>
                             <w:r>
                               <w:t xml:space="preserve">Рисунок </w:t>
                             </w:r>
-                            <w:r>
-                              <w:fldChar w:fldCharType="begin"/>
-                            </w:r>
-                            <w:r>
-                              <w:instrText xml:space="preserve"> SEQ Рисунок \* ARABIC </w:instrText>
-                            </w:r>
-                            <w:r>
-                              <w:fldChar w:fldCharType="separate"/>
-                            </w:r>
-                            <w:r>
-                              <w:rPr>
-                                <w:noProof/>
-                              </w:rPr>
-                              <w:t>4</w:t>
-                            </w:r>
-                            <w:r>
-                              <w:rPr>
-                                <w:noProof/>
-                              </w:rPr>
-                              <w:fldChar w:fldCharType="end"/>
-                            </w:r>
-                            <w:bookmarkEnd w:id="14"/>
+                            <w:fldSimple w:instr=" SEQ Рисунок \* ARABIC ">
+                              <w:r>
+                                <w:rPr>
+                                  <w:noProof/>
+                                </w:rPr>
+                                <w:t>4</w:t>
+                              </w:r>
+                            </w:fldSimple>
+                            <w:bookmarkEnd w:id="11"/>
                             <w:r>
                               <w:t xml:space="preserve"> – </w:t>
                             </w:r>
@@ -4122,32 +4029,19 @@
                                 <w:szCs w:val="20"/>
                               </w:rPr>
                             </w:pPr>
-                            <w:bookmarkStart w:id="16" w:name="_Ref221559341"/>
+                            <w:bookmarkStart w:id="12" w:name="_Ref221559341"/>
                             <w:r>
                               <w:t xml:space="preserve">Рисунок </w:t>
                             </w:r>
-                            <w:r>
-                              <w:fldChar w:fldCharType="begin"/>
-                            </w:r>
-                            <w:r>
-                              <w:instrText xml:space="preserve"> SEQ Рисунок \* ARABIC </w:instrText>
-                            </w:r>
-                            <w:r>
-                              <w:fldChar w:fldCharType="separate"/>
-                            </w:r>
-                            <w:r>
-                              <w:rPr>
-                                <w:noProof/>
-                              </w:rPr>
-                              <w:t>5</w:t>
-                            </w:r>
-                            <w:r>
-                              <w:rPr>
-                                <w:noProof/>
-                              </w:rPr>
-                              <w:fldChar w:fldCharType="end"/>
-                            </w:r>
-                            <w:bookmarkEnd w:id="16"/>
+                            <w:fldSimple w:instr=" SEQ Рисунок \* ARABIC ">
+                              <w:r>
+                                <w:rPr>
+                                  <w:noProof/>
+                                </w:rPr>
+                                <w:t>5</w:t>
+                              </w:r>
+                            </w:fldSimple>
+                            <w:bookmarkEnd w:id="12"/>
                             <w:r>
                               <w:t xml:space="preserve"> – </w:t>
                             </w:r>
@@ -4323,13 +4217,13 @@
           <w:sz w:val="24"/>
           <w:szCs w:val="24"/>
         </w:rPr>
-      </w:r>
-      <w:r>
-        <w:rPr>
-          <w:sz w:val="24"/>
-          <w:szCs w:val="24"/>
-        </w:rPr>
         <w:instrText xml:space="preserve"> \* MERGEFORMAT </w:instrText>
+      </w:r>
+      <w:r>
+        <w:rPr>
+          <w:sz w:val="24"/>
+          <w:szCs w:val="24"/>
+        </w:rPr>
       </w:r>
       <w:r>
         <w:rPr>
@@ -4754,32 +4648,19 @@
                                 <w:szCs w:val="20"/>
                               </w:rPr>
                             </w:pPr>
-                            <w:bookmarkStart w:id="18" w:name="_Ref221559358"/>
+                            <w:bookmarkStart w:id="13" w:name="_Ref221559358"/>
                             <w:r>
                               <w:t xml:space="preserve">Рисунок </w:t>
                             </w:r>
-                            <w:r>
-                              <w:fldChar w:fldCharType="begin"/>
-                            </w:r>
-                            <w:r>
-                              <w:instrText xml:space="preserve"> SEQ Рисунок \* ARABIC </w:instrText>
-                            </w:r>
-                            <w:r>
-                              <w:fldChar w:fldCharType="separate"/>
-                            </w:r>
-                            <w:r>
-                              <w:rPr>
-                                <w:noProof/>
-                              </w:rPr>
-                              <w:t>6</w:t>
-                            </w:r>
-                            <w:r>
-                              <w:rPr>
-                                <w:noProof/>
-                              </w:rPr>
-                              <w:fldChar w:fldCharType="end"/>
-                            </w:r>
-                            <w:bookmarkEnd w:id="18"/>
+                            <w:fldSimple w:instr=" SEQ Рисунок \* ARABIC ">
+                              <w:r>
+                                <w:rPr>
+                                  <w:noProof/>
+                                </w:rPr>
+                                <w:t>6</w:t>
+                              </w:r>
+                            </w:fldSimple>
+                            <w:bookmarkEnd w:id="13"/>
                             <w:r>
                               <w:t xml:space="preserve"> – Мультиплеер</w:t>
                             </w:r>
@@ -4915,12 +4796,12 @@
       <w:r>
         <w:br w:type="page"/>
       </w:r>
-      <w:bookmarkStart w:id="20" w:name="_Toc221560255"/>
+      <w:bookmarkStart w:id="14" w:name="_Toc221560255"/>
       <w:r>
         <w:lastRenderedPageBreak/>
         <w:t>Обзор существующих аналогов</w:t>
       </w:r>
-      <w:bookmarkEnd w:id="20"/>
+      <w:bookmarkEnd w:id="14"/>
     </w:p>
     <w:p>
       <w:pPr>
@@ -4981,13 +4862,13 @@
           <w:sz w:val="24"/>
           <w:szCs w:val="24"/>
         </w:rPr>
-      </w:r>
-      <w:r>
-        <w:rPr>
-          <w:sz w:val="24"/>
-          <w:szCs w:val="24"/>
-        </w:rPr>
         <w:instrText xml:space="preserve"> \* MERGEFORMAT </w:instrText>
+      </w:r>
+      <w:r>
+        <w:rPr>
+          <w:sz w:val="24"/>
+          <w:szCs w:val="24"/>
+        </w:rPr>
       </w:r>
       <w:r>
         <w:rPr>
@@ -5148,7 +5029,7 @@
           <w:szCs w:val="24"/>
         </w:rPr>
       </w:pPr>
-      <w:bookmarkStart w:id="21" w:name="_Ref221559369"/>
+      <w:bookmarkStart w:id="15" w:name="_Ref221559369"/>
       <w:r>
         <w:rPr>
           <w:sz w:val="24"/>
@@ -5193,7 +5074,7 @@
         </w:rPr>
         <w:fldChar w:fldCharType="end"/>
       </w:r>
-      <w:bookmarkEnd w:id="21"/>
+      <w:bookmarkEnd w:id="15"/>
       <w:r>
         <w:rPr>
           <w:sz w:val="24"/>
@@ -5253,14 +5134,14 @@
       <w:pPr>
         <w:pStyle w:val="10"/>
       </w:pPr>
-      <w:bookmarkStart w:id="22" w:name="__RefHeading___5"/>
-      <w:bookmarkStart w:id="23" w:name="_Toc221560256"/>
-      <w:bookmarkEnd w:id="22"/>
+      <w:bookmarkStart w:id="16" w:name="__RefHeading___5"/>
+      <w:bookmarkStart w:id="17" w:name="_Toc221560256"/>
+      <w:bookmarkEnd w:id="16"/>
       <w:r>
         <w:lastRenderedPageBreak/>
         <w:t>Алгоритм работы игры</w:t>
       </w:r>
-      <w:bookmarkEnd w:id="23"/>
+      <w:bookmarkEnd w:id="17"/>
     </w:p>
     <w:p>
       <w:pPr>
@@ -5321,32 +5202,19 @@
                                 <w:szCs w:val="20"/>
                               </w:rPr>
                             </w:pPr>
-                            <w:bookmarkStart w:id="24" w:name="_Ref221559382"/>
+                            <w:bookmarkStart w:id="18" w:name="_Ref221559382"/>
                             <w:r>
                               <w:t xml:space="preserve">Рисунок </w:t>
                             </w:r>
-                            <w:r>
-                              <w:fldChar w:fldCharType="begin"/>
-                            </w:r>
-                            <w:r>
-                              <w:instrText xml:space="preserve"> SEQ Рисунок \* ARABIC </w:instrText>
-                            </w:r>
-                            <w:r>
-                              <w:fldChar w:fldCharType="separate"/>
-                            </w:r>
-                            <w:r>
-                              <w:rPr>
-                                <w:noProof/>
-                              </w:rPr>
-                              <w:t>8</w:t>
-                            </w:r>
-                            <w:r>
-                              <w:rPr>
-                                <w:noProof/>
-                              </w:rPr>
-                              <w:fldChar w:fldCharType="end"/>
-                            </w:r>
-                            <w:bookmarkEnd w:id="24"/>
+                            <w:fldSimple w:instr=" SEQ Рисунок \* ARABIC ">
+                              <w:r>
+                                <w:rPr>
+                                  <w:noProof/>
+                                </w:rPr>
+                                <w:t>8</w:t>
+                              </w:r>
+                            </w:fldSimple>
+                            <w:bookmarkEnd w:id="18"/>
                             <w:r>
                               <w:t xml:space="preserve"> – </w:t>
                             </w:r>
@@ -5525,13 +5393,13 @@
           <w:sz w:val="24"/>
           <w:szCs w:val="24"/>
         </w:rPr>
-      </w:r>
-      <w:r>
-        <w:rPr>
-          <w:sz w:val="24"/>
-          <w:szCs w:val="24"/>
-        </w:rPr>
         <w:instrText xml:space="preserve"> \* MERGEFORMAT </w:instrText>
+      </w:r>
+      <w:r>
+        <w:rPr>
+          <w:sz w:val="24"/>
+          <w:szCs w:val="24"/>
+        </w:rPr>
       </w:r>
       <w:r>
         <w:rPr>
@@ -5591,17 +5459,17 @@
       <w:pPr>
         <w:pStyle w:val="10"/>
       </w:pPr>
-      <w:bookmarkStart w:id="26" w:name="__RefHeading___6"/>
-      <w:bookmarkEnd w:id="26"/>
+      <w:bookmarkStart w:id="19" w:name="__RefHeading___6"/>
+      <w:bookmarkEnd w:id="19"/>
       <w:r>
         <w:lastRenderedPageBreak/>
         <w:tab/>
       </w:r>
-      <w:bookmarkStart w:id="27" w:name="_Toc221560257"/>
+      <w:bookmarkStart w:id="20" w:name="_Toc221560257"/>
       <w:r>
         <w:t>Реализация (ход работы)</w:t>
       </w:r>
-      <w:bookmarkEnd w:id="27"/>
+      <w:bookmarkEnd w:id="20"/>
       <w:r>
         <w:tab/>
       </w:r>
@@ -5677,35 +5545,19 @@
                                 <w:szCs w:val="20"/>
                               </w:rPr>
                             </w:pPr>
-                            <w:bookmarkStart w:id="28" w:name="_Ref221559454"/>
+                            <w:bookmarkStart w:id="21" w:name="_Ref221559454"/>
                             <w:r>
                               <w:t xml:space="preserve">Рисунок </w:t>
                             </w:r>
-                            <w:r>
-                              <w:fldChar w:fldCharType="begin"/>
-                            </w:r>
-                            <w:r>
-                              <w:instrText xml:space="preserve"> SEQ Рисунок \* ARA</w:instrText>
-                            </w:r>
-                            <w:r>
-                              <w:instrText xml:space="preserve">BIC </w:instrText>
-                            </w:r>
-                            <w:r>
-                              <w:fldChar w:fldCharType="separate"/>
-                            </w:r>
-                            <w:r>
-                              <w:rPr>
-                                <w:noProof/>
-                              </w:rPr>
-                              <w:t>9</w:t>
-                            </w:r>
-                            <w:r>
-                              <w:rPr>
-                                <w:noProof/>
-                              </w:rPr>
-                              <w:fldChar w:fldCharType="end"/>
-                            </w:r>
-                            <w:bookmarkEnd w:id="28"/>
+                            <w:fldSimple w:instr=" SEQ Рисунок \* ARABIC ">
+                              <w:r>
+                                <w:rPr>
+                                  <w:noProof/>
+                                </w:rPr>
+                                <w:t>9</w:t>
+                              </w:r>
+                            </w:fldSimple>
+                            <w:bookmarkEnd w:id="21"/>
                             <w:r>
                               <w:t xml:space="preserve"> – Главное меню игры</w:t>
                             </w:r>
@@ -5819,12 +5671,6 @@
           <w:sz w:val="24"/>
           <w:szCs w:val="24"/>
         </w:rPr>
-      </w:r>
-      <w:r>
-        <w:rPr>
-          <w:sz w:val="24"/>
-          <w:szCs w:val="24"/>
-        </w:rPr>
         <w:instrText xml:space="preserve"> \* MERGEFORMAT </w:instrText>
       </w:r>
       <w:r>
@@ -5832,6 +5678,12 @@
           <w:sz w:val="24"/>
           <w:szCs w:val="24"/>
         </w:rPr>
+      </w:r>
+      <w:r>
+        <w:rPr>
+          <w:sz w:val="24"/>
+          <w:szCs w:val="24"/>
+        </w:rPr>
         <w:fldChar w:fldCharType="separate"/>
       </w:r>
       <w:r>
@@ -5882,13 +5734,13 @@
           <w:sz w:val="24"/>
           <w:szCs w:val="24"/>
         </w:rPr>
-      </w:r>
-      <w:r>
-        <w:rPr>
-          <w:sz w:val="24"/>
-          <w:szCs w:val="24"/>
-        </w:rPr>
         <w:instrText xml:space="preserve"> \* MERGEFORMAT </w:instrText>
+      </w:r>
+      <w:r>
+        <w:rPr>
+          <w:sz w:val="24"/>
+          <w:szCs w:val="24"/>
+        </w:rPr>
       </w:r>
       <w:r>
         <w:rPr>
@@ -6058,7 +5910,7 @@
           <w:szCs w:val="24"/>
         </w:rPr>
       </w:pPr>
-      <w:bookmarkStart w:id="30" w:name="_Ref221559465"/>
+      <w:bookmarkStart w:id="22" w:name="_Ref221559465"/>
       <w:r>
         <w:rPr>
           <w:sz w:val="24"/>
@@ -6103,7 +5955,7 @@
         </w:rPr>
         <w:fldChar w:fldCharType="end"/>
       </w:r>
-      <w:bookmarkEnd w:id="30"/>
+      <w:bookmarkEnd w:id="22"/>
       <w:r>
         <w:rPr>
           <w:sz w:val="24"/>
@@ -6255,32 +6107,19 @@
                                 <w:szCs w:val="20"/>
                               </w:rPr>
                             </w:pPr>
-                            <w:bookmarkStart w:id="31" w:name="_Ref221559530"/>
+                            <w:bookmarkStart w:id="23" w:name="_Ref221559530"/>
                             <w:r>
                               <w:t xml:space="preserve">Рисунок </w:t>
                             </w:r>
-                            <w:r>
-                              <w:fldChar w:fldCharType="begin"/>
-                            </w:r>
-                            <w:r>
-                              <w:instrText xml:space="preserve"> SEQ Рисунок \* ARABIC </w:instrText>
-                            </w:r>
-                            <w:r>
-                              <w:fldChar w:fldCharType="separate"/>
-                            </w:r>
-                            <w:r>
-                              <w:rPr>
-                                <w:noProof/>
-                              </w:rPr>
-                              <w:t>11</w:t>
-                            </w:r>
-                            <w:r>
-                              <w:rPr>
-                                <w:noProof/>
-                              </w:rPr>
-                              <w:fldChar w:fldCharType="end"/>
-                            </w:r>
-                            <w:bookmarkEnd w:id="31"/>
+                            <w:fldSimple w:instr=" SEQ Рисунок \* ARABIC ">
+                              <w:r>
+                                <w:rPr>
+                                  <w:noProof/>
+                                </w:rPr>
+                                <w:t>11</w:t>
+                              </w:r>
+                            </w:fldSimple>
+                            <w:bookmarkEnd w:id="23"/>
                             <w:r>
                               <w:t xml:space="preserve"> – Настройки</w:t>
                             </w:r>
@@ -6391,12 +6230,6 @@
           <w:sz w:val="24"/>
           <w:szCs w:val="24"/>
         </w:rPr>
-      </w:r>
-      <w:r>
-        <w:rPr>
-          <w:sz w:val="24"/>
-          <w:szCs w:val="24"/>
-        </w:rPr>
         <w:instrText xml:space="preserve"> \* MERGEFORMAT </w:instrText>
       </w:r>
       <w:r>
@@ -6404,6 +6237,12 @@
           <w:sz w:val="24"/>
           <w:szCs w:val="24"/>
         </w:rPr>
+      </w:r>
+      <w:r>
+        <w:rPr>
+          <w:sz w:val="24"/>
+          <w:szCs w:val="24"/>
+        </w:rPr>
         <w:fldChar w:fldCharType="separate"/>
       </w:r>
       <w:r>
@@ -6461,13 +6300,13 @@
           <w:sz w:val="24"/>
           <w:szCs w:val="24"/>
         </w:rPr>
-      </w:r>
-      <w:r>
-        <w:rPr>
-          <w:sz w:val="24"/>
-          <w:szCs w:val="24"/>
-        </w:rPr>
         <w:instrText xml:space="preserve"> \* MERGEFORMAT </w:instrText>
+      </w:r>
+      <w:r>
+        <w:rPr>
+          <w:sz w:val="24"/>
+          <w:szCs w:val="24"/>
+        </w:rPr>
       </w:r>
       <w:r>
         <w:rPr>
@@ -6584,32 +6423,19 @@
                                 <w:szCs w:val="20"/>
                               </w:rPr>
                             </w:pPr>
-                            <w:bookmarkStart w:id="33" w:name="_Ref221559540"/>
+                            <w:bookmarkStart w:id="24" w:name="_Ref221559540"/>
                             <w:r>
                               <w:t xml:space="preserve">Рисунок </w:t>
                             </w:r>
-                            <w:r>
-                              <w:fldChar w:fldCharType="begin"/>
-                            </w:r>
-                            <w:r>
-                              <w:instrText xml:space="preserve"> SEQ Рисунок \* ARABIC </w:instrText>
-                            </w:r>
-                            <w:r>
-                              <w:fldChar w:fldCharType="separate"/>
-                            </w:r>
-                            <w:r>
-                              <w:rPr>
-                                <w:noProof/>
-                              </w:rPr>
-                              <w:t>12</w:t>
-                            </w:r>
-                            <w:r>
-                              <w:rPr>
-                                <w:noProof/>
-                              </w:rPr>
-                              <w:fldChar w:fldCharType="end"/>
-                            </w:r>
-                            <w:bookmarkEnd w:id="33"/>
+                            <w:fldSimple w:instr=" SEQ Рисунок \* ARABIC ">
+                              <w:r>
+                                <w:rPr>
+                                  <w:noProof/>
+                                </w:rPr>
+                                <w:t>12</w:t>
+                              </w:r>
+                            </w:fldSimple>
+                            <w:bookmarkEnd w:id="24"/>
                             <w:r>
                               <w:t xml:space="preserve"> – Часть кода, отображающая настройки</w:t>
                             </w:r>
@@ -6844,12 +6670,6 @@
           <w:sz w:val="24"/>
           <w:szCs w:val="24"/>
         </w:rPr>
-      </w:r>
-      <w:r>
-        <w:rPr>
-          <w:sz w:val="24"/>
-          <w:szCs w:val="24"/>
-        </w:rPr>
         <w:instrText xml:space="preserve"> \* MERGEFORMAT </w:instrText>
       </w:r>
       <w:r>
@@ -6857,6 +6677,12 @@
           <w:sz w:val="24"/>
           <w:szCs w:val="24"/>
         </w:rPr>
+      </w:r>
+      <w:r>
+        <w:rPr>
+          <w:sz w:val="24"/>
+          <w:szCs w:val="24"/>
+        </w:rPr>
         <w:fldChar w:fldCharType="separate"/>
       </w:r>
       <w:r>
@@ -6907,13 +6733,13 @@
           <w:sz w:val="24"/>
           <w:szCs w:val="24"/>
         </w:rPr>
-      </w:r>
-      <w:r>
-        <w:rPr>
-          <w:sz w:val="24"/>
-          <w:szCs w:val="24"/>
-        </w:rPr>
         <w:instrText xml:space="preserve"> \* MERGEFORMAT </w:instrText>
+      </w:r>
+      <w:r>
+        <w:rPr>
+          <w:sz w:val="24"/>
+          <w:szCs w:val="24"/>
+        </w:rPr>
       </w:r>
       <w:r>
         <w:rPr>
@@ -7020,32 +6846,19 @@
                                 <w:szCs w:val="20"/>
                               </w:rPr>
                             </w:pPr>
-                            <w:bookmarkStart w:id="35" w:name="_Ref221559915"/>
+                            <w:bookmarkStart w:id="25" w:name="_Ref221559915"/>
                             <w:r>
                               <w:t xml:space="preserve">Рисунок </w:t>
                             </w:r>
-                            <w:r>
-                              <w:fldChar w:fldCharType="begin"/>
-                            </w:r>
-                            <w:r>
-                              <w:instrText xml:space="preserve"> SEQ Рисунок \* ARABIC </w:instrText>
-                            </w:r>
-                            <w:r>
-                              <w:fldChar w:fldCharType="separate"/>
-                            </w:r>
-                            <w:r>
-                              <w:rPr>
-                                <w:noProof/>
-                              </w:rPr>
-                              <w:t>13</w:t>
-                            </w:r>
-                            <w:r>
-                              <w:rPr>
-                                <w:noProof/>
-                              </w:rPr>
-                              <w:fldChar w:fldCharType="end"/>
-                            </w:r>
-                            <w:bookmarkEnd w:id="35"/>
+                            <w:fldSimple w:instr=" SEQ Рисунок \* ARABIC ">
+                              <w:r>
+                                <w:rPr>
+                                  <w:noProof/>
+                                </w:rPr>
+                                <w:t>13</w:t>
+                              </w:r>
+                            </w:fldSimple>
+                            <w:bookmarkEnd w:id="25"/>
                             <w:r>
                               <w:t xml:space="preserve"> – Первое изображение сюжета</w:t>
                             </w:r>
@@ -7179,32 +6992,19 @@
                                 <w:szCs w:val="20"/>
                               </w:rPr>
                             </w:pPr>
-                            <w:bookmarkStart w:id="37" w:name="_Ref221559925"/>
+                            <w:bookmarkStart w:id="26" w:name="_Ref221559925"/>
                             <w:r>
                               <w:t xml:space="preserve">Рисунок </w:t>
                             </w:r>
-                            <w:r>
-                              <w:fldChar w:fldCharType="begin"/>
-                            </w:r>
-                            <w:r>
-                              <w:instrText xml:space="preserve"> SEQ Рисунок \* ARABIC </w:instrText>
-                            </w:r>
-                            <w:r>
-                              <w:fldChar w:fldCharType="separate"/>
-                            </w:r>
-                            <w:r>
-                              <w:rPr>
-                                <w:noProof/>
-                              </w:rPr>
-                              <w:t>14</w:t>
-                            </w:r>
-                            <w:r>
-                              <w:rPr>
-                                <w:noProof/>
-                              </w:rPr>
-                              <w:fldChar w:fldCharType="end"/>
-                            </w:r>
-                            <w:bookmarkEnd w:id="37"/>
+                            <w:fldSimple w:instr=" SEQ Рисунок \* ARABIC ">
+                              <w:r>
+                                <w:rPr>
+                                  <w:noProof/>
+                                </w:rPr>
+                                <w:t>14</w:t>
+                              </w:r>
+                            </w:fldSimple>
+                            <w:bookmarkEnd w:id="26"/>
                             <w:r>
                               <w:t xml:space="preserve"> – Часть кода, отображающая первое изображение сюжета</w:t>
                             </w:r>
@@ -7475,32 +7275,19 @@
                                 <w:szCs w:val="20"/>
                               </w:rPr>
                             </w:pPr>
-                            <w:bookmarkStart w:id="39" w:name="_Ref221560015"/>
+                            <w:bookmarkStart w:id="27" w:name="_Ref221560015"/>
                             <w:r>
                               <w:t xml:space="preserve">Рисунок </w:t>
                             </w:r>
-                            <w:r>
-                              <w:fldChar w:fldCharType="begin"/>
-                            </w:r>
-                            <w:r>
-                              <w:instrText xml:space="preserve"> SEQ Рисунок \* ARABIC </w:instrText>
-                            </w:r>
-                            <w:r>
-                              <w:fldChar w:fldCharType="separate"/>
-                            </w:r>
-                            <w:r>
-                              <w:rPr>
-                                <w:noProof/>
-                              </w:rPr>
-                              <w:t>15</w:t>
-                            </w:r>
-                            <w:r>
-                              <w:rPr>
-                                <w:noProof/>
-                              </w:rPr>
-                              <w:fldChar w:fldCharType="end"/>
-                            </w:r>
-                            <w:bookmarkEnd w:id="39"/>
+                            <w:fldSimple w:instr=" SEQ Рисунок \* ARABIC ">
+                              <w:r>
+                                <w:rPr>
+                                  <w:noProof/>
+                                </w:rPr>
+                                <w:t>15</w:t>
+                              </w:r>
+                            </w:fldSimple>
+                            <w:bookmarkEnd w:id="27"/>
                             <w:r>
                               <w:t xml:space="preserve"> – Пауза</w:t>
                             </w:r>
@@ -7611,12 +7398,6 @@
           <w:sz w:val="24"/>
           <w:szCs w:val="24"/>
         </w:rPr>
-      </w:r>
-      <w:r>
-        <w:rPr>
-          <w:sz w:val="24"/>
-          <w:szCs w:val="24"/>
-        </w:rPr>
         <w:instrText xml:space="preserve"> \* MERGEFORMAT </w:instrText>
       </w:r>
       <w:r>
@@ -7624,6 +7405,12 @@
           <w:sz w:val="24"/>
           <w:szCs w:val="24"/>
         </w:rPr>
+      </w:r>
+      <w:r>
+        <w:rPr>
+          <w:sz w:val="24"/>
+          <w:szCs w:val="24"/>
+        </w:rPr>
         <w:fldChar w:fldCharType="separate"/>
       </w:r>
       <w:r>
@@ -7674,13 +7461,13 @@
           <w:sz w:val="24"/>
           <w:szCs w:val="24"/>
         </w:rPr>
-      </w:r>
-      <w:r>
-        <w:rPr>
-          <w:sz w:val="24"/>
-          <w:szCs w:val="24"/>
-        </w:rPr>
         <w:instrText xml:space="preserve"> \* MERGEFORMAT </w:instrText>
+      </w:r>
+      <w:r>
+        <w:rPr>
+          <w:sz w:val="24"/>
+          <w:szCs w:val="24"/>
+        </w:rPr>
       </w:r>
       <w:r>
         <w:rPr>
@@ -7844,32 +7631,19 @@
                                 <w:szCs w:val="20"/>
                               </w:rPr>
                             </w:pPr>
-                            <w:bookmarkStart w:id="41" w:name="_Ref221560024"/>
+                            <w:bookmarkStart w:id="28" w:name="_Ref221560024"/>
                             <w:r>
                               <w:t xml:space="preserve">Рисунок </w:t>
                             </w:r>
-                            <w:r>
-                              <w:fldChar w:fldCharType="begin"/>
-                            </w:r>
-                            <w:r>
-                              <w:instrText xml:space="preserve"> SEQ Рисунок \* ARABIC </w:instrText>
-                            </w:r>
-                            <w:r>
-                              <w:fldChar w:fldCharType="separate"/>
-                            </w:r>
-                            <w:r>
-                              <w:rPr>
-                                <w:noProof/>
-                              </w:rPr>
-                              <w:t>16</w:t>
-                            </w:r>
-                            <w:r>
-                              <w:rPr>
-                                <w:noProof/>
-                              </w:rPr>
-                              <w:fldChar w:fldCharType="end"/>
-                            </w:r>
-                            <w:bookmarkEnd w:id="41"/>
+                            <w:fldSimple w:instr=" SEQ Рисунок \* ARABIC ">
+                              <w:r>
+                                <w:rPr>
+                                  <w:noProof/>
+                                </w:rPr>
+                                <w:t>16</w:t>
+                              </w:r>
+                            </w:fldSimple>
+                            <w:bookmarkEnd w:id="28"/>
                             <w:r>
                               <w:t xml:space="preserve"> – Часть кода, отображающая паузу</w:t>
                             </w:r>
@@ -8033,32 +7807,19 @@
                                 <w:szCs w:val="20"/>
                               </w:rPr>
                             </w:pPr>
-                            <w:bookmarkStart w:id="43" w:name="_Ref221560042"/>
+                            <w:bookmarkStart w:id="29" w:name="_Ref221560042"/>
                             <w:r>
                               <w:t xml:space="preserve">Рисунок </w:t>
                             </w:r>
-                            <w:r>
-                              <w:fldChar w:fldCharType="begin"/>
-                            </w:r>
-                            <w:r>
-                              <w:instrText xml:space="preserve"> SEQ Рисунок \* ARABIC </w:instrText>
-                            </w:r>
-                            <w:r>
-                              <w:fldChar w:fldCharType="separate"/>
-                            </w:r>
-                            <w:r>
-                              <w:rPr>
-                                <w:noProof/>
-                              </w:rPr>
-                              <w:t>17</w:t>
-                            </w:r>
-                            <w:r>
-                              <w:rPr>
-                                <w:noProof/>
-                              </w:rPr>
-                              <w:fldChar w:fldCharType="end"/>
-                            </w:r>
-                            <w:bookmarkEnd w:id="43"/>
+                            <w:fldSimple w:instr=" SEQ Рисунок \* ARABIC ">
+                              <w:r>
+                                <w:rPr>
+                                  <w:noProof/>
+                                </w:rPr>
+                                <w:t>17</w:t>
+                              </w:r>
+                            </w:fldSimple>
+                            <w:bookmarkEnd w:id="29"/>
                             <w:r>
                               <w:t xml:space="preserve"> – Онлайн игра</w:t>
                             </w:r>
@@ -8216,12 +7977,6 @@
           <w:sz w:val="24"/>
           <w:szCs w:val="24"/>
         </w:rPr>
-      </w:r>
-      <w:r>
-        <w:rPr>
-          <w:sz w:val="24"/>
-          <w:szCs w:val="24"/>
-        </w:rPr>
         <w:instrText xml:space="preserve"> \* MERGEFORMAT </w:instrText>
       </w:r>
       <w:r>
@@ -8229,6 +7984,12 @@
           <w:sz w:val="24"/>
           <w:szCs w:val="24"/>
         </w:rPr>
+      </w:r>
+      <w:r>
+        <w:rPr>
+          <w:sz w:val="24"/>
+          <w:szCs w:val="24"/>
+        </w:rPr>
         <w:fldChar w:fldCharType="separate"/>
       </w:r>
       <w:r>
@@ -8286,13 +8047,13 @@
           <w:sz w:val="24"/>
           <w:szCs w:val="24"/>
         </w:rPr>
-      </w:r>
-      <w:r>
-        <w:rPr>
-          <w:sz w:val="24"/>
-          <w:szCs w:val="24"/>
-        </w:rPr>
         <w:instrText xml:space="preserve"> \* MERGEFORMAT </w:instrText>
+      </w:r>
+      <w:r>
+        <w:rPr>
+          <w:sz w:val="24"/>
+          <w:szCs w:val="24"/>
+        </w:rPr>
       </w:r>
       <w:r>
         <w:rPr>
@@ -8412,32 +8173,19 @@
                                 <w:szCs w:val="20"/>
                               </w:rPr>
                             </w:pPr>
-                            <w:bookmarkStart w:id="45" w:name="_Ref221560054"/>
+                            <w:bookmarkStart w:id="30" w:name="_Ref221560054"/>
                             <w:r>
                               <w:t xml:space="preserve">Рисунок </w:t>
                             </w:r>
-                            <w:r>
-                              <w:fldChar w:fldCharType="begin"/>
-                            </w:r>
-                            <w:r>
-                              <w:instrText xml:space="preserve"> SEQ Рисунок \* ARABIC </w:instrText>
-                            </w:r>
-                            <w:r>
-                              <w:fldChar w:fldCharType="separate"/>
-                            </w:r>
-                            <w:r>
-                              <w:rPr>
-                                <w:noProof/>
-                              </w:rPr>
-                              <w:t>18</w:t>
-                            </w:r>
-                            <w:r>
-                              <w:rPr>
-                                <w:noProof/>
-                              </w:rPr>
-                              <w:fldChar w:fldCharType="end"/>
-                            </w:r>
-                            <w:bookmarkEnd w:id="45"/>
+                            <w:fldSimple w:instr=" SEQ Рисунок \* ARABIC ">
+                              <w:r>
+                                <w:rPr>
+                                  <w:noProof/>
+                                </w:rPr>
+                                <w:t>18</w:t>
+                              </w:r>
+                            </w:fldSimple>
+                            <w:bookmarkEnd w:id="30"/>
                             <w:r>
                               <w:t xml:space="preserve"> – Часть кода, отображающая карту, игроков и ботов</w:t>
                             </w:r>
@@ -8631,12 +8379,6 @@
           <w:sz w:val="24"/>
           <w:szCs w:val="24"/>
         </w:rPr>
-      </w:r>
-      <w:r>
-        <w:rPr>
-          <w:sz w:val="24"/>
-          <w:szCs w:val="24"/>
-        </w:rPr>
         <w:instrText xml:space="preserve"> \* MERGEFORMAT </w:instrText>
       </w:r>
       <w:r>
@@ -8644,6 +8386,12 @@
           <w:sz w:val="24"/>
           <w:szCs w:val="24"/>
         </w:rPr>
+      </w:r>
+      <w:r>
+        <w:rPr>
+          <w:sz w:val="24"/>
+          <w:szCs w:val="24"/>
+        </w:rPr>
         <w:fldChar w:fldCharType="separate"/>
       </w:r>
       <w:r>
@@ -8694,13 +8442,13 @@
           <w:sz w:val="24"/>
           <w:szCs w:val="24"/>
         </w:rPr>
-      </w:r>
-      <w:r>
-        <w:rPr>
-          <w:sz w:val="24"/>
-          <w:szCs w:val="24"/>
-        </w:rPr>
         <w:instrText xml:space="preserve"> \* MERGEFORMAT </w:instrText>
+      </w:r>
+      <w:r>
+        <w:rPr>
+          <w:sz w:val="24"/>
+          <w:szCs w:val="24"/>
+        </w:rPr>
       </w:r>
       <w:r>
         <w:rPr>
@@ -8807,32 +8555,19 @@
                                 <w:szCs w:val="20"/>
                               </w:rPr>
                             </w:pPr>
-                            <w:bookmarkStart w:id="47" w:name="_Ref221560126"/>
+                            <w:bookmarkStart w:id="31" w:name="_Ref221560126"/>
                             <w:r>
                               <w:t xml:space="preserve">Рисунок </w:t>
                             </w:r>
-                            <w:r>
-                              <w:fldChar w:fldCharType="begin"/>
-                            </w:r>
-                            <w:r>
-                              <w:instrText xml:space="preserve"> SEQ Рисунок \* ARABIC </w:instrText>
-                            </w:r>
-                            <w:r>
-                              <w:fldChar w:fldCharType="separate"/>
-                            </w:r>
-                            <w:r>
-                              <w:rPr>
-                                <w:noProof/>
-                              </w:rPr>
-                              <w:t>19</w:t>
-                            </w:r>
-                            <w:r>
-                              <w:rPr>
-                                <w:noProof/>
-                              </w:rPr>
-                              <w:fldChar w:fldCharType="end"/>
-                            </w:r>
-                            <w:bookmarkEnd w:id="47"/>
+                            <w:fldSimple w:instr=" SEQ Рисунок \* ARABIC ">
+                              <w:r>
+                                <w:rPr>
+                                  <w:noProof/>
+                                </w:rPr>
+                                <w:t>19</w:t>
+                              </w:r>
+                            </w:fldSimple>
+                            <w:bookmarkEnd w:id="31"/>
                             <w:r>
                               <w:t xml:space="preserve"> – Меню выхода</w:t>
                             </w:r>
@@ -9012,32 +8747,19 @@
                                 <w:szCs w:val="20"/>
                               </w:rPr>
                             </w:pPr>
-                            <w:bookmarkStart w:id="49" w:name="_Ref221560137"/>
+                            <w:bookmarkStart w:id="32" w:name="_Ref221560137"/>
                             <w:r>
                               <w:t xml:space="preserve">Рисунок </w:t>
                             </w:r>
-                            <w:r>
-                              <w:fldChar w:fldCharType="begin"/>
-                            </w:r>
-                            <w:r>
-                              <w:instrText xml:space="preserve"> SEQ Рисунок \* ARABIC </w:instrText>
-                            </w:r>
-                            <w:r>
-                              <w:fldChar w:fldCharType="separate"/>
-                            </w:r>
-                            <w:r>
-                              <w:rPr>
-                                <w:noProof/>
-                              </w:rPr>
-                              <w:t>20</w:t>
-                            </w:r>
-                            <w:r>
-                              <w:rPr>
-                                <w:noProof/>
-                              </w:rPr>
-                              <w:fldChar w:fldCharType="end"/>
-                            </w:r>
-                            <w:bookmarkEnd w:id="49"/>
+                            <w:fldSimple w:instr=" SEQ Рисунок \* ARABIC ">
+                              <w:r>
+                                <w:rPr>
+                                  <w:noProof/>
+                                </w:rPr>
+                                <w:t>20</w:t>
+                              </w:r>
+                            </w:fldSimple>
+                            <w:bookmarkEnd w:id="32"/>
                             <w:r>
                               <w:t xml:space="preserve"> – Часть кода, отображающая меню выхода</w:t>
                             </w:r>
@@ -9163,12 +8885,12 @@
       <w:r>
         <w:br w:type="page"/>
       </w:r>
-      <w:bookmarkStart w:id="51" w:name="_Toc221560258"/>
+      <w:bookmarkStart w:id="33" w:name="_Toc221560258"/>
       <w:r>
         <w:lastRenderedPageBreak/>
         <w:t>Результаты работы и их проверка</w:t>
       </w:r>
-      <w:bookmarkEnd w:id="51"/>
+      <w:bookmarkEnd w:id="33"/>
     </w:p>
     <w:p>
       <w:pPr>
@@ -9447,14 +9169,14 @@
       <w:pPr>
         <w:pStyle w:val="10"/>
       </w:pPr>
-      <w:bookmarkStart w:id="52" w:name="__RefHeading___7"/>
-      <w:bookmarkStart w:id="53" w:name="_Toc221560259"/>
-      <w:bookmarkEnd w:id="52"/>
+      <w:bookmarkStart w:id="34" w:name="__RefHeading___7"/>
+      <w:bookmarkStart w:id="35" w:name="_Toc221560259"/>
+      <w:bookmarkEnd w:id="34"/>
       <w:r>
         <w:lastRenderedPageBreak/>
         <w:t>Команда проекта</w:t>
       </w:r>
-      <w:bookmarkEnd w:id="53"/>
+      <w:bookmarkEnd w:id="35"/>
     </w:p>
     <w:p>
       <w:pPr>
@@ -10172,16 +9894,16 @@
       <w:pPr>
         <w:pStyle w:val="10"/>
       </w:pPr>
-      <w:bookmarkStart w:id="54" w:name="__RefHeading___8"/>
-      <w:bookmarkStart w:id="55" w:name="_Список_используемой_литературы"/>
-      <w:bookmarkStart w:id="56" w:name="_Toc221560260"/>
-      <w:bookmarkEnd w:id="54"/>
-      <w:bookmarkEnd w:id="55"/>
+      <w:bookmarkStart w:id="36" w:name="__RefHeading___8"/>
+      <w:bookmarkStart w:id="37" w:name="_Список_используемой_литературы"/>
+      <w:bookmarkStart w:id="38" w:name="_Toc221560260"/>
+      <w:bookmarkEnd w:id="36"/>
+      <w:bookmarkEnd w:id="37"/>
       <w:r>
         <w:lastRenderedPageBreak/>
         <w:t>Список используемой литературы</w:t>
       </w:r>
-      <w:bookmarkEnd w:id="56"/>
+      <w:bookmarkEnd w:id="38"/>
     </w:p>
     <w:p>
       <w:pPr>
@@ -10504,7 +10226,7 @@
       <w:rPr>
         <w:noProof/>
       </w:rPr>
-      <w:t>21</w:t>
+      <w:t>6</w:t>
     </w:r>
     <w:r>
       <w:fldChar w:fldCharType="end"/>
@@ -13113,7 +12835,7 @@
 </file>
 
 <file path=customXml/itemProps1.xml><?xml version="1.0" encoding="utf-8"?>
-<ds:datastoreItem xmlns:ds="http://schemas.openxmlformats.org/officeDocument/2006/customXml" ds:itemID="{7A7C06D6-8ACA-4FDB-AA3C-9356A9070206}">
+<ds:datastoreItem xmlns:ds="http://schemas.openxmlformats.org/officeDocument/2006/customXml" ds:itemID="{AF2614AD-7BD2-4E40-A796-DF253E8F0AA0}">
   <ds:schemaRefs>
     <ds:schemaRef ds:uri="http://schemas.openxmlformats.org/officeDocument/2006/bibliography"/>
   </ds:schemaRefs>
